--- a/tools/scanning/NMAP/screenshots/Module-4_Timing and Performance/Nmap_Module6_Complete.docx
+++ b/tools/scanning/NMAP/screenshots/Module-4_Timing and Performance/Nmap_Module6_Complete.docx
@@ -1,10 +1,10 @@
 
 <file path=word/document.xml><?xml version="1.0" encoding="utf-8"?>
-<w:document xmlns:wpc="http://schemas.microsoft.com/office/word/2010/wordprocessingCanvas" xmlns:mc="http://schemas.openxmlformats.org/markup-compatibility/2006" xmlns:o="urn:schemas-microsoft-com:office:office" xmlns:r="http://schemas.openxmlformats.org/officeDocument/2006/relationships" xmlns:m="http://schemas.openxmlformats.org/officeDocument/2006/math" xmlns:v="urn:schemas-microsoft-com:vml" xmlns:wp14="http://schemas.microsoft.com/office/word/2010/wordprocessingDrawing" xmlns:wp="http://schemas.openxmlformats.org/drawingml/2006/wordprocessingDrawing" xmlns:w10="urn:schemas-microsoft-com:office:word" xmlns:w="http://schemas.openxmlformats.org/wordprocessingml/2006/main" xmlns:w14="http://schemas.microsoft.com/office/word/2010/wordml" xmlns:w15="http://schemas.microsoft.com/office/word/2012/wordml" xmlns:wpg="http://schemas.microsoft.com/office/word/2010/wordprocessingGroup" xmlns:wpi="http://schemas.microsoft.com/office/word/2010/wordprocessingInk" xmlns:wne="http://schemas.microsoft.com/office/word/2006/wordml" xmlns:wps="http://schemas.microsoft.com/office/word/2010/wordprocessingShape" xmlns:cx="http://schemas.microsoft.com/office/drawing/2014/chartex" xmlns:cx1="http://schemas.microsoft.com/office/drawing/2015/9/8/chartex" xmlns:cx2="http://schemas.microsoft.com/office/drawing/2015/10/21/chartex" xmlns:cx3="http://schemas.microsoft.com/office/drawing/2016/5/9/chartex" xmlns:cx4="http://schemas.microsoft.com/office/drawing/2016/5/10/chartex" xmlns:cx5="http://schemas.microsoft.com/office/drawing/2016/5/11/chartex" xmlns:cx6="http://schemas.microsoft.com/office/drawing/2016/5/12/chartex" xmlns:cx7="http://schemas.microsoft.com/office/drawing/2016/5/13/chartex" xmlns:cx8="http://schemas.microsoft.com/office/drawing/2016/5/14/chartex" xmlns:aink="http://schemas.microsoft.com/office/drawing/2016/ink" xmlns:am3d="http://schemas.microsoft.com/office/drawing/2017/model3d" xmlns:w16cex="http://schemas.microsoft.com/office/word/2018/wordml/cex" xmlns:w16cid="http://schemas.microsoft.com/office/word/2016/wordml/cid" xmlns:w16="http://schemas.microsoft.com/office/word/2018/wordml" xmlns:w16sdtdh="http://schemas.microsoft.com/office/word/2020/wordml/sdtdatahash" xmlns:w16se="http://schemas.microsoft.com/office/word/2015/wordml/symex" mc:Ignorable="w14 w15 wp14">
+<w:document xmlns:wpc="http://schemas.microsoft.com/office/word/2010/wordprocessingCanvas" xmlns:cx="http://schemas.microsoft.com/office/drawing/2014/chartex" xmlns:cx1="http://schemas.microsoft.com/office/drawing/2015/9/8/chartex" xmlns:cx2="http://schemas.microsoft.com/office/drawing/2015/10/21/chartex" xmlns:cx3="http://schemas.microsoft.com/office/drawing/2016/5/9/chartex" xmlns:cx4="http://schemas.microsoft.com/office/drawing/2016/5/10/chartex" xmlns:cx5="http://schemas.microsoft.com/office/drawing/2016/5/11/chartex" xmlns:cx6="http://schemas.microsoft.com/office/drawing/2016/5/12/chartex" xmlns:cx7="http://schemas.microsoft.com/office/drawing/2016/5/13/chartex" xmlns:cx8="http://schemas.microsoft.com/office/drawing/2016/5/14/chartex" xmlns:mc="http://schemas.openxmlformats.org/markup-compatibility/2006" xmlns:aink="http://schemas.microsoft.com/office/drawing/2016/ink" xmlns:am3d="http://schemas.microsoft.com/office/drawing/2017/model3d" xmlns:o="urn:schemas-microsoft-com:office:office" xmlns:oel="http://schemas.microsoft.com/office/2019/extlst" xmlns:r="http://schemas.openxmlformats.org/officeDocument/2006/relationships" xmlns:m="http://schemas.openxmlformats.org/officeDocument/2006/math" xmlns:v="urn:schemas-microsoft-com:vml" xmlns:wp14="http://schemas.microsoft.com/office/word/2010/wordprocessingDrawing" xmlns:wp="http://schemas.openxmlformats.org/drawingml/2006/wordprocessingDrawing" xmlns:w10="urn:schemas-microsoft-com:office:word" xmlns:w="http://schemas.openxmlformats.org/wordprocessingml/2006/main" xmlns:w14="http://schemas.microsoft.com/office/word/2010/wordml" xmlns:w15="http://schemas.microsoft.com/office/word/2012/wordml" xmlns:w16cex="http://schemas.microsoft.com/office/word/2018/wordml/cex" xmlns:w16cid="http://schemas.microsoft.com/office/word/2016/wordml/cid" xmlns:w16="http://schemas.microsoft.com/office/word/2018/wordml" xmlns:w16du="http://schemas.microsoft.com/office/word/2023/wordml/word16du" xmlns:w16sdtdh="http://schemas.microsoft.com/office/word/2020/wordml/sdtdatahash" xmlns:w16sdtfl="http://schemas.microsoft.com/office/word/2024/wordml/sdtformatlock" xmlns:w16se="http://schemas.microsoft.com/office/word/2015/wordml/symex" xmlns:wpg="http://schemas.microsoft.com/office/word/2010/wordprocessingGroup" xmlns:wpi="http://schemas.microsoft.com/office/word/2010/wordprocessingInk" xmlns:wne="http://schemas.microsoft.com/office/word/2006/wordml" xmlns:wps="http://schemas.microsoft.com/office/word/2010/wordprocessingShape" mc:Ignorable="w14 w15 w16se w16cid w16 w16cex w16sdtdh w16sdtfl w16du wp14">
   <w:body>
     <w:p>
       <w:pPr>
-        <w:spacing w:after="0" w:before="2200"/>
+        <w:spacing w:before="2200"/>
       </w:pPr>
     </w:p>
     <w:p>
@@ -18,10 +18,28 @@
           <w:bCs/>
           <w:color w:val="0E7C86"/>
           <w:spacing w:val="20"/>
-          <w:sz w:val="22"/>
-          <w:szCs w:val="22"/>
-        </w:rPr>
-        <w:t xml:space="preserve">CYBERSECURITY TOOLS  ·  WEEKLY LEARNING TRACK</w:t>
+        </w:rPr>
+        <w:t xml:space="preserve">CYBERSECURITY </w:t>
+      </w:r>
+      <w:proofErr w:type="gramStart"/>
+      <w:r>
+        <w:rPr>
+          <w:b/>
+          <w:bCs/>
+          <w:color w:val="0E7C86"/>
+          <w:spacing w:val="20"/>
+        </w:rPr>
+        <w:t>TOOLS  ·</w:t>
+      </w:r>
+      <w:proofErr w:type="gramEnd"/>
+      <w:r>
+        <w:rPr>
+          <w:b/>
+          <w:bCs/>
+          <w:color w:val="0E7C86"/>
+          <w:spacing w:val="20"/>
+        </w:rPr>
+        <w:t xml:space="preserve">  WEEKLY LEARNING TRACK</w:t>
       </w:r>
     </w:p>
     <w:p>
@@ -37,7 +55,7 @@
           <w:sz w:val="60"/>
           <w:szCs w:val="60"/>
         </w:rPr>
-        <w:t xml:space="preserve">Nmap Reference Documentation</w:t>
+        <w:t>Nmap Reference Documentation</w:t>
       </w:r>
     </w:p>
     <w:p>
@@ -51,13 +69,13 @@
           <w:sz w:val="30"/>
           <w:szCs w:val="30"/>
         </w:rPr>
-        <w:t xml:space="preserve">Module 6 — Timing Templates &amp; Performance Tuning</w:t>
+        <w:t>Timing Templates &amp; Performance Tuning</w:t>
       </w:r>
     </w:p>
     <w:p>
       <w:pPr>
         <w:pBdr>
-          <w:top w:val="single" w:color="0E7C86" w:sz="6" w:space="10"/>
+          <w:top w:val="single" w:sz="6" w:space="10" w:color="0E7C86"/>
         </w:pBdr>
         <w:spacing w:after="300"/>
         <w:jc w:val="center"/>
@@ -79,16 +97,14 @@
         <w:rPr>
           <w:b/>
           <w:bCs/>
-          <w:color w:val="1A1A1A"/>
           <w:sz w:val="24"/>
           <w:szCs w:val="24"/>
         </w:rPr>
-        <w:t xml:space="preserve">Prepared by Emmanuel Aidoo</w:t>
-      </w:r>
-    </w:p>
-    <w:p>
-      <w:pPr>
-        <w:spacing w:after="0"/>
+        <w:t>Prepared by Emmanuel Aidoo</w:t>
+      </w:r>
+    </w:p>
+    <w:p>
+      <w:pPr>
         <w:jc w:val="center"/>
       </w:pPr>
       <w:r>
@@ -97,7 +113,7 @@
           <w:sz w:val="20"/>
           <w:szCs w:val="20"/>
         </w:rPr>
-        <w:t xml:space="preserve">Kali Linux · Nmap 7.98</w:t>
+        <w:t>Kali Linux · Nmap 7.98</w:t>
       </w:r>
     </w:p>
     <w:p>
@@ -111,7 +127,7 @@
           <w:sz w:val="20"/>
           <w:szCs w:val="20"/>
         </w:rPr>
-        <w:t xml:space="preserve">September 21, 2026</w:t>
+        <w:t>September 21, 2026</w:t>
       </w:r>
     </w:p>
     <w:p>
@@ -122,9 +138,9 @@
     <w:p>
       <w:pPr>
         <w:sectPr>
-          <w:pgSz w:w="12240" w:h="15840" w:orient="portrait"/>
+          <w:pgSz w:w="12240" w:h="15840"/>
           <w:pgMar w:top="1350" w:right="1150" w:bottom="1250" w:left="1150" w:header="708" w:footer="708" w:gutter="0"/>
-          <w:pgNumType/>
+          <w:cols w:space="720"/>
           <w:docGrid w:linePitch="360"/>
         </w:sectPr>
       </w:pPr>
@@ -141,13 +157,14 @@
           <w:sz w:val="36"/>
           <w:szCs w:val="36"/>
         </w:rPr>
-        <w:t xml:space="preserve">Contents</w:t>
+        <w:lastRenderedPageBreak/>
+        <w:t>Contents</w:t>
       </w:r>
     </w:p>
     <w:p>
       <w:pPr>
         <w:tabs>
-          <w:tab w:val="right" w:pos="9350" w:leader="dot"/>
+          <w:tab w:val="right" w:leader="dot" w:pos="9350"/>
         </w:tabs>
         <w:spacing w:after="220"/>
       </w:pPr>
@@ -163,17 +180,24 @@
       </w:r>
       <w:r>
         <w:rPr>
-          <w:color w:val="1A1A1A"/>
           <w:sz w:val="24"/>
           <w:szCs w:val="24"/>
         </w:rPr>
-        <w:t xml:space="preserve">Minimum Rate Tuning (--min-rate)	3</w:t>
+        <w:t>Minimum Rate Tuning (--min-rate)</w:t>
+      </w:r>
+      <w:r>
+        <w:rPr>
+          <w:sz w:val="24"/>
+          <w:szCs w:val="24"/>
+        </w:rPr>
+        <w:tab/>
+        <w:t>3</w:t>
       </w:r>
     </w:p>
     <w:p>
       <w:pPr>
         <w:tabs>
-          <w:tab w:val="right" w:pos="9350" w:leader="dot"/>
+          <w:tab w:val="right" w:leader="dot" w:pos="9350"/>
         </w:tabs>
         <w:spacing w:after="220"/>
       </w:pPr>
@@ -189,17 +213,40 @@
       </w:r>
       <w:r>
         <w:rPr>
-          <w:color w:val="1A1A1A"/>
           <w:sz w:val="24"/>
           <w:szCs w:val="24"/>
         </w:rPr>
-        <w:t xml:space="preserve">Aggressive Timing via Zenmap (-T4)	4</w:t>
+        <w:t xml:space="preserve">Aggressive Timing via </w:t>
+      </w:r>
+      <w:proofErr w:type="spellStart"/>
+      <w:r>
+        <w:rPr>
+          <w:sz w:val="24"/>
+          <w:szCs w:val="24"/>
+        </w:rPr>
+        <w:t>Zenmap</w:t>
+      </w:r>
+      <w:proofErr w:type="spellEnd"/>
+      <w:r>
+        <w:rPr>
+          <w:sz w:val="24"/>
+          <w:szCs w:val="24"/>
+        </w:rPr>
+        <w:t xml:space="preserve"> (-T4)</w:t>
+      </w:r>
+      <w:r>
+        <w:rPr>
+          <w:sz w:val="24"/>
+          <w:szCs w:val="24"/>
+        </w:rPr>
+        <w:tab/>
+        <w:t>4</w:t>
       </w:r>
     </w:p>
     <w:p>
       <w:pPr>
         <w:tabs>
-          <w:tab w:val="right" w:pos="9350" w:leader="dot"/>
+          <w:tab w:val="right" w:leader="dot" w:pos="9350"/>
         </w:tabs>
         <w:spacing w:after="220"/>
       </w:pPr>
@@ -215,17 +262,24 @@
       </w:r>
       <w:r>
         <w:rPr>
-          <w:color w:val="1A1A1A"/>
           <w:sz w:val="24"/>
           <w:szCs w:val="24"/>
         </w:rPr>
-        <w:t xml:space="preserve">Insane Timing (-T5)	5</w:t>
+        <w:t>Insane Timing (-T5)</w:t>
+      </w:r>
+      <w:r>
+        <w:rPr>
+          <w:sz w:val="24"/>
+          <w:szCs w:val="24"/>
+        </w:rPr>
+        <w:tab/>
+        <w:t>5</w:t>
       </w:r>
     </w:p>
     <w:p>
       <w:pPr>
         <w:tabs>
-          <w:tab w:val="right" w:pos="9350" w:leader="dot"/>
+          <w:tab w:val="right" w:leader="dot" w:pos="9350"/>
         </w:tabs>
         <w:spacing w:after="220"/>
       </w:pPr>
@@ -241,11 +295,18 @@
       </w:r>
       <w:r>
         <w:rPr>
-          <w:color w:val="1A1A1A"/>
           <w:sz w:val="24"/>
           <w:szCs w:val="24"/>
         </w:rPr>
-        <w:t xml:space="preserve">Key Takeaways	6</w:t>
+        <w:t>Key Takeaways</w:t>
+      </w:r>
+      <w:r>
+        <w:rPr>
+          <w:sz w:val="24"/>
+          <w:szCs w:val="24"/>
+        </w:rPr>
+        <w:tab/>
+        <w:t>6</w:t>
       </w:r>
     </w:p>
     <w:p>
@@ -256,16 +317,16 @@
     <w:p>
       <w:pPr>
         <w:sectPr>
-          <w:pgSz w:w="12240" w:h="15840" w:orient="portrait"/>
+          <w:pgSz w:w="12240" w:h="15840"/>
           <w:pgMar w:top="1350" w:right="1150" w:bottom="1250" w:left="1150" w:header="708" w:footer="708" w:gutter="0"/>
-          <w:pgNumType/>
+          <w:cols w:space="720"/>
           <w:docGrid w:linePitch="360"/>
         </w:sectPr>
       </w:pPr>
     </w:p>
     <w:p>
       <w:pPr>
-        <w:spacing w:after="160" w:line="300"/>
+        <w:spacing w:after="160" w:line="300" w:lineRule="auto"/>
         <w:jc w:val="both"/>
       </w:pPr>
       <w:r>
@@ -273,20 +334,44 @@
           <w:i/>
           <w:iCs/>
           <w:color w:val="5B6472"/>
-          <w:sz w:val="22"/>
-          <w:szCs w:val="22"/>
-        </w:rPr>
-        <w:t xml:space="preserve">This module looks at how Nmap's speed and reliability trade off against each other — forcing a minimum packet rate, stepping up through the built-in timing templates, and what happens to accuracy at the fastest settings.</w:t>
+        </w:rPr>
+        <w:lastRenderedPageBreak/>
+        <w:t>In this</w:t>
+      </w:r>
+      <w:r>
+        <w:rPr>
+          <w:i/>
+          <w:iCs/>
+          <w:color w:val="5B6472"/>
+        </w:rPr>
+        <w:t xml:space="preserve"> module</w:t>
+      </w:r>
+      <w:r>
+        <w:rPr>
+          <w:i/>
+          <w:iCs/>
+          <w:color w:val="5B6472"/>
+        </w:rPr>
+        <w:t xml:space="preserve">, I looked </w:t>
+      </w:r>
+      <w:r>
+        <w:rPr>
+          <w:i/>
+          <w:iCs/>
+          <w:color w:val="5B6472"/>
+        </w:rPr>
+        <w:t>at how Nmap's speed and reliability trade off against each other — forcing a minimum packet rate, stepping up through the built-in timing templates, and what happens to accuracy at the fastest settings.</w:t>
       </w:r>
     </w:p>
     <w:p>
       <w:pPr>
         <w:pStyle w:val="Heading1"/>
         <w:pBdr>
-          <w:bottom w:val="single" w:color="0E7C86" w:sz="8" w:space="6"/>
+          <w:bottom w:val="single" w:sz="8" w:space="6" w:color="0E7C86"/>
         </w:pBdr>
-        <w:spacing w:after="200" w:before="480"/>
-      </w:pPr>
+        <w:spacing w:before="480" w:after="200"/>
+      </w:pPr>
+      <w:proofErr w:type="gramStart"/>
       <w:r>
         <w:rPr>
           <w:b/>
@@ -305,56 +390,85 @@
           <w:sz w:val="30"/>
           <w:szCs w:val="30"/>
         </w:rPr>
-        <w:t xml:space="preserve">Minimum Rate Tuning (--min-rate)</w:t>
-      </w:r>
-    </w:p>
-    <w:p>
-      <w:pPr>
-        <w:spacing w:after="160" w:line="300"/>
+        <w:t>Minimum</w:t>
+      </w:r>
+      <w:proofErr w:type="gramEnd"/>
+      <w:r>
+        <w:rPr>
+          <w:b/>
+          <w:bCs/>
+          <w:color w:val="0B1F3A"/>
+          <w:sz w:val="30"/>
+          <w:szCs w:val="30"/>
+        </w:rPr>
+        <w:t xml:space="preserve"> Rate Tuning (--min-rate)</w:t>
+      </w:r>
+    </w:p>
+    <w:p>
+      <w:pPr>
+        <w:spacing w:after="160" w:line="300" w:lineRule="auto"/>
         <w:jc w:val="both"/>
       </w:pPr>
       <w:r>
-        <w:rPr>
-          <w:color w:val="1A1A1A"/>
-          <w:sz w:val="22"/>
-          <w:szCs w:val="22"/>
-        </w:rPr>
-        <w:t xml:space="preserve">--min-rate tells Nmap never to send probe packets slower than the given number per second, overriding its usual congestion-control pacing. It trades some of Nmap's automatic caution for raw speed — useful when you already trust the network can handle it.</w:t>
+        <w:t xml:space="preserve">--min-rate tells Nmap never to send probe packets slower than the given number per </w:t>
+      </w:r>
+      <w:proofErr w:type="spellStart"/>
+      <w:r>
+        <w:t>seond</w:t>
+      </w:r>
+      <w:proofErr w:type="spellEnd"/>
+      <w:r>
+        <w:t xml:space="preserve">, overriding its usual congestion-control pacing. </w:t>
+      </w:r>
+      <w:r>
+        <w:t xml:space="preserve">This is </w:t>
+      </w:r>
+      <w:r>
+        <w:t>useful when you already trust the network can handle it.</w:t>
       </w:r>
     </w:p>
     <w:tbl>
       <w:tblPr>
-        <w:tblW w:type="pct" w:w="100%"/>
+        <w:tblW w:w="5000" w:type="pct"/>
         <w:tblBorders>
-          <w:top w:val="single" w:color="0D1117" w:sz="2"/>
-          <w:left w:val="single" w:color="0D1117" w:sz="2"/>
-          <w:bottom w:val="single" w:color="0D1117" w:sz="2"/>
-          <w:right w:val="single" w:color="0D1117" w:sz="2"/>
-          <w:insideH w:val="none" w:color="FFFFFF" w:sz="0"/>
-          <w:insideV w:val="none" w:color="FFFFFF" w:sz="0"/>
+          <w:top w:val="single" w:sz="2" w:space="0" w:color="0D1117"/>
+          <w:left w:val="single" w:sz="2" w:space="0" w:color="0D1117"/>
+          <w:bottom w:val="single" w:sz="2" w:space="0" w:color="0D1117"/>
+          <w:right w:val="single" w:sz="2" w:space="0" w:color="0D1117"/>
+          <w:insideH w:val="none" w:sz="0" w:space="0" w:color="FFFFFF"/>
+          <w:insideV w:val="none" w:sz="0" w:space="0" w:color="FFFFFF"/>
         </w:tblBorders>
+        <w:tblCellMar>
+          <w:left w:w="10" w:type="dxa"/>
+          <w:right w:w="10" w:type="dxa"/>
+        </w:tblCellMar>
+        <w:tblLook w:val="04A0" w:firstRow="1" w:lastRow="0" w:firstColumn="1" w:lastColumn="0" w:noHBand="0" w:noVBand="1"/>
       </w:tblPr>
       <w:tblGrid>
-        <w:gridCol w:w="100"/>
+        <w:gridCol w:w="9934"/>
       </w:tblGrid>
       <w:tr>
+        <w:tblPrEx>
+          <w:tblCellMar>
+            <w:top w:w="0" w:type="dxa"/>
+            <w:bottom w:w="0" w:type="dxa"/>
+          </w:tblCellMar>
+        </w:tblPrEx>
         <w:trPr>
           <w:cantSplit/>
         </w:trPr>
         <w:tc>
           <w:tcPr>
-            <w:shd w:fill="0D1117" w:val="clear"/>
-            <w:tcMar>
-              <w:top w:type="dxa" w:w="140"/>
-              <w:left w:type="dxa" w:w="200"/>
-              <w:bottom w:type="dxa" w:w="160"/>
-              <w:right w:type="dxa" w:w="200"/>
-            </w:tcMar>
-          </w:tcPr>
-          <w:p>
-            <w:pPr>
-              <w:spacing w:after="0"/>
-            </w:pPr>
+            <w:tcW w:w="0" w:type="auto"/>
+            <w:shd w:val="clear" w:color="auto" w:fill="0D1117"/>
+            <w:tcMar>
+              <w:top w:w="140" w:type="dxa"/>
+              <w:left w:w="200" w:type="dxa"/>
+              <w:bottom w:w="160" w:type="dxa"/>
+              <w:right w:w="200" w:type="dxa"/>
+            </w:tcMar>
+          </w:tcPr>
+          <w:p>
             <w:r>
               <w:rPr>
                 <w:color w:val="FF5F56"/>
@@ -382,11 +496,11 @@
           </w:p>
           <w:p>
             <w:pPr>
-              <w:spacing w:after="0" w:before="100"/>
+              <w:spacing w:before="100"/>
             </w:pPr>
             <w:r>
               <w:rPr>
-                <w:rFonts w:ascii="Consolas" w:cs="Consolas" w:eastAsia="Consolas" w:hAnsi="Consolas"/>
+                <w:rFonts w:ascii="Consolas" w:eastAsia="Consolas" w:hAnsi="Consolas" w:cs="Consolas"/>
                 <w:b/>
                 <w:bCs/>
                 <w:color w:val="58A6FF"/>
@@ -395,14 +509,25 @@
               </w:rPr>
               <w:t xml:space="preserve">$ </w:t>
             </w:r>
-            <w:r>
-              <w:rPr>
-                <w:rFonts w:ascii="Consolas" w:cs="Consolas" w:eastAsia="Consolas" w:hAnsi="Consolas"/>
+            <w:proofErr w:type="spellStart"/>
+            <w:r>
+              <w:rPr>
+                <w:rFonts w:ascii="Consolas" w:eastAsia="Consolas" w:hAnsi="Consolas" w:cs="Consolas"/>
                 <w:color w:val="C9D1D9"/>
                 <w:sz w:val="20"/>
                 <w:szCs w:val="20"/>
               </w:rPr>
-              <w:t xml:space="preserve">nmap --min-rate 1000 173.230.138.70</w:t>
+              <w:t>nmap</w:t>
+            </w:r>
+            <w:proofErr w:type="spellEnd"/>
+            <w:r>
+              <w:rPr>
+                <w:rFonts w:ascii="Consolas" w:eastAsia="Consolas" w:hAnsi="Consolas" w:cs="Consolas"/>
+                <w:color w:val="C9D1D9"/>
+                <w:sz w:val="20"/>
+                <w:szCs w:val="20"/>
+              </w:rPr>
+              <w:t xml:space="preserve"> --min-rate 1000 173.230.138.70</w:t>
             </w:r>
           </w:p>
         </w:tc>
@@ -411,20 +536,23 @@
     <w:p>
       <w:pPr>
         <w:pBdr>
-          <w:top w:val="single" w:color="D0D7DE" w:sz="4" w:space="6"/>
-          <w:bottom w:val="single" w:color="D0D7DE" w:sz="4" w:space="6"/>
-          <w:left w:val="single" w:color="D0D7DE" w:sz="4" w:space="6"/>
-          <w:right w:val="single" w:color="D0D7DE" w:sz="4" w:space="6"/>
+          <w:top w:val="single" w:sz="4" w:space="6" w:color="D0D7DE"/>
+          <w:left w:val="single" w:sz="4" w:space="6" w:color="D0D7DE"/>
+          <w:bottom w:val="single" w:sz="4" w:space="6" w:color="D0D7DE"/>
+          <w:right w:val="single" w:sz="4" w:space="6" w:color="D0D7DE"/>
         </w:pBdr>
-        <w:spacing w:after="80" w:before="220"/>
+        <w:spacing w:before="220" w:after="80"/>
         <w:jc w:val="center"/>
       </w:pPr>
       <w:r>
+        <w:rPr>
+          <w:noProof/>
+        </w:rPr>
         <w:drawing>
-          <wp:inline distT="0" distB="0" distL="0" distR="0">
+          <wp:inline distT="0" distB="0" distL="0" distR="0" wp14:anchorId="44DE8A78" wp14:editId="287302AC">
             <wp:extent cx="5524500" cy="3105150"/>
-            <wp:effectExtent t="0" r="0" b="0" l="0"/>
-            <wp:docPr id="1" name="" descr="" title=""/>
+            <wp:effectExtent l="0" t="0" r="0" b="0"/>
+            <wp:docPr id="1" name="Picture 1"/>
             <wp:cNvGraphicFramePr>
               <a:graphicFrameLocks xmlns:a="http://schemas.openxmlformats.org/drawingml/2006/main" noChangeAspect="1"/>
             </wp:cNvGraphicFramePr>
@@ -432,13 +560,13 @@
               <a:graphicData uri="http://schemas.openxmlformats.org/drawingml/2006/picture">
                 <pic:pic xmlns:pic="http://schemas.openxmlformats.org/drawingml/2006/picture">
                   <pic:nvPicPr>
-                    <pic:cNvPr id="0" name="" descr=""/>
+                    <pic:cNvPr id="0" name=""/>
                     <pic:cNvPicPr>
                       <a:picLocks noChangeAspect="1" noChangeArrowheads="1"/>
                     </pic:cNvPicPr>
                   </pic:nvPicPr>
                   <pic:blipFill>
-                    <a:blip r:embed="rId9" cstate="none"/>
+                    <a:blip r:embed="rId7"/>
                     <a:srcRect/>
                     <a:stretch>
                       <a:fillRect/>
@@ -475,7 +603,33 @@
           <w:sz w:val="18"/>
           <w:szCs w:val="18"/>
         </w:rPr>
-        <w:t xml:space="preserve">Figure 1  ·  </w:t>
+        <w:t xml:space="preserve">Figure </w:t>
+      </w:r>
+      <w:proofErr w:type="gramStart"/>
+      <w:r>
+        <w:rPr>
+          <w:b/>
+          <w:bCs/>
+          <w:i/>
+          <w:iCs/>
+          <w:color w:val="0E7C86"/>
+          <w:sz w:val="18"/>
+          <w:szCs w:val="18"/>
+        </w:rPr>
+        <w:t>1  ·</w:t>
+      </w:r>
+      <w:proofErr w:type="gramEnd"/>
+      <w:r>
+        <w:rPr>
+          <w:b/>
+          <w:bCs/>
+          <w:i/>
+          <w:iCs/>
+          <w:color w:val="0E7C86"/>
+          <w:sz w:val="18"/>
+          <w:szCs w:val="18"/>
+        </w:rPr>
+        <w:t xml:space="preserve">  </w:t>
       </w:r>
       <w:r>
         <w:rPr>
@@ -485,12 +639,12 @@
           <w:sz w:val="18"/>
           <w:szCs w:val="18"/>
         </w:rPr>
-        <w:t xml:space="preserve">Forcing a 1000 packets/second minimum send rate against 173.230.138.70</w:t>
-      </w:r>
-    </w:p>
-    <w:p>
-      <w:pPr>
-        <w:spacing w:after="100" w:before="60"/>
+        <w:t>Forcing a 1000 packets/second minimum send rate against 173.230.138.70</w:t>
+      </w:r>
+    </w:p>
+    <w:p>
+      <w:pPr>
+        <w:spacing w:before="60" w:after="100"/>
       </w:pPr>
       <w:r>
         <w:rPr>
@@ -500,20 +654,25 @@
           <w:sz w:val="20"/>
           <w:szCs w:val="20"/>
         </w:rPr>
-        <w:t xml:space="preserve">Result summary</w:t>
+        <w:t>Result summary</w:t>
       </w:r>
     </w:p>
     <w:tbl>
       <w:tblPr>
-        <w:tblW w:type="dxa" w:w="9100"/>
+        <w:tblW w:w="9100" w:type="dxa"/>
         <w:tblBorders>
-          <w:top w:val="single" w:color="B9C1CB" w:sz="4"/>
-          <w:left w:val="single" w:color="B9C1CB" w:sz="4"/>
-          <w:bottom w:val="single" w:color="B9C1CB" w:sz="4"/>
-          <w:right w:val="single" w:color="B9C1CB" w:sz="4"/>
-          <w:insideH w:val="single" w:color="D8DEE4" w:sz="2"/>
-          <w:insideV w:val="single" w:color="D8DEE4" w:sz="2"/>
+          <w:top w:val="single" w:sz="4" w:space="0" w:color="B9C1CB"/>
+          <w:left w:val="single" w:sz="4" w:space="0" w:color="B9C1CB"/>
+          <w:bottom w:val="single" w:sz="4" w:space="0" w:color="B9C1CB"/>
+          <w:right w:val="single" w:sz="4" w:space="0" w:color="B9C1CB"/>
+          <w:insideH w:val="single" w:sz="2" w:space="0" w:color="D8DEE4"/>
+          <w:insideV w:val="single" w:sz="2" w:space="0" w:color="D8DEE4"/>
         </w:tblBorders>
+        <w:tblCellMar>
+          <w:left w:w="10" w:type="dxa"/>
+          <w:right w:w="10" w:type="dxa"/>
+        </w:tblCellMar>
+        <w:tblLook w:val="04A0" w:firstRow="1" w:lastRow="0" w:firstColumn="1" w:lastColumn="0" w:noHBand="0" w:noVBand="1"/>
       </w:tblPr>
       <w:tblGrid>
         <w:gridCol w:w="2200"/>
@@ -521,18 +680,24 @@
         <w:gridCol w:w="4700"/>
       </w:tblGrid>
       <w:tr>
+        <w:tblPrEx>
+          <w:tblCellMar>
+            <w:top w:w="0" w:type="dxa"/>
+            <w:bottom w:w="0" w:type="dxa"/>
+          </w:tblCellMar>
+        </w:tblPrEx>
         <w:trPr>
           <w:tblHeader/>
         </w:trPr>
         <w:tc>
           <w:tcPr>
-            <w:tcW w:type="dxa" w:w="2200"/>
-            <w:shd w:fill="0B1F3A" w:val="clear"/>
-            <w:tcMar>
-              <w:top w:type="dxa" w:w="100"/>
-              <w:left w:type="dxa" w:w="140"/>
-              <w:bottom w:type="dxa" w:w="100"/>
-              <w:right w:type="dxa" w:w="140"/>
+            <w:tcW w:w="2200" w:type="dxa"/>
+            <w:shd w:val="clear" w:color="auto" w:fill="0B1F3A"/>
+            <w:tcMar>
+              <w:top w:w="100" w:type="dxa"/>
+              <w:left w:w="140" w:type="dxa"/>
+              <w:bottom w:w="100" w:type="dxa"/>
+              <w:right w:w="140" w:type="dxa"/>
             </w:tcMar>
             <w:vAlign w:val="center"/>
           </w:tcPr>
@@ -545,19 +710,19 @@
                 <w:sz w:val="20"/>
                 <w:szCs w:val="20"/>
               </w:rPr>
-              <w:t xml:space="preserve">Port</w:t>
-            </w:r>
-          </w:p>
-        </w:tc>
-        <w:tc>
-          <w:tcPr>
-            <w:tcW w:type="dxa" w:w="2200"/>
-            <w:shd w:fill="0B1F3A" w:val="clear"/>
-            <w:tcMar>
-              <w:top w:type="dxa" w:w="100"/>
-              <w:left w:type="dxa" w:w="140"/>
-              <w:bottom w:type="dxa" w:w="100"/>
-              <w:right w:type="dxa" w:w="140"/>
+              <w:t>Port</w:t>
+            </w:r>
+          </w:p>
+        </w:tc>
+        <w:tc>
+          <w:tcPr>
+            <w:tcW w:w="2200" w:type="dxa"/>
+            <w:shd w:val="clear" w:color="auto" w:fill="0B1F3A"/>
+            <w:tcMar>
+              <w:top w:w="100" w:type="dxa"/>
+              <w:left w:w="140" w:type="dxa"/>
+              <w:bottom w:w="100" w:type="dxa"/>
+              <w:right w:w="140" w:type="dxa"/>
             </w:tcMar>
             <w:vAlign w:val="center"/>
           </w:tcPr>
@@ -570,19 +735,19 @@
                 <w:sz w:val="20"/>
                 <w:szCs w:val="20"/>
               </w:rPr>
-              <w:t xml:space="preserve">State</w:t>
-            </w:r>
-          </w:p>
-        </w:tc>
-        <w:tc>
-          <w:tcPr>
-            <w:tcW w:type="dxa" w:w="4700"/>
-            <w:shd w:fill="0B1F3A" w:val="clear"/>
-            <w:tcMar>
-              <w:top w:type="dxa" w:w="100"/>
-              <w:left w:type="dxa" w:w="140"/>
-              <w:bottom w:type="dxa" w:w="100"/>
-              <w:right w:type="dxa" w:w="140"/>
+              <w:t>State</w:t>
+            </w:r>
+          </w:p>
+        </w:tc>
+        <w:tc>
+          <w:tcPr>
+            <w:tcW w:w="4700" w:type="dxa"/>
+            <w:shd w:val="clear" w:color="auto" w:fill="0B1F3A"/>
+            <w:tcMar>
+              <w:top w:w="100" w:type="dxa"/>
+              <w:left w:w="140" w:type="dxa"/>
+              <w:bottom w:w="100" w:type="dxa"/>
+              <w:right w:w="140" w:type="dxa"/>
             </w:tcMar>
             <w:vAlign w:val="center"/>
           </w:tcPr>
@@ -595,223 +760,259 @@
                 <w:sz w:val="20"/>
                 <w:szCs w:val="20"/>
               </w:rPr>
-              <w:t xml:space="preserve">Service</w:t>
+              <w:t>Service</w:t>
             </w:r>
           </w:p>
         </w:tc>
       </w:tr>
       <w:tr>
+        <w:tblPrEx>
+          <w:tblCellMar>
+            <w:top w:w="0" w:type="dxa"/>
+            <w:bottom w:w="0" w:type="dxa"/>
+          </w:tblCellMar>
+        </w:tblPrEx>
         <w:trPr>
           <w:cantSplit/>
         </w:trPr>
         <w:tc>
           <w:tcPr>
-            <w:tcW w:type="dxa" w:w="2200"/>
-            <w:tcMar>
-              <w:top w:type="dxa" w:w="90"/>
-              <w:left w:type="dxa" w:w="140"/>
-              <w:bottom w:type="dxa" w:w="90"/>
-              <w:right w:type="dxa" w:w="140"/>
+            <w:tcW w:w="2200" w:type="dxa"/>
+            <w:tcMar>
+              <w:top w:w="90" w:type="dxa"/>
+              <w:left w:w="140" w:type="dxa"/>
+              <w:bottom w:w="90" w:type="dxa"/>
+              <w:right w:w="140" w:type="dxa"/>
             </w:tcMar>
             <w:vAlign w:val="center"/>
           </w:tcPr>
           <w:p>
             <w:r>
               <w:rPr>
-                <w:color w:val="1A1A1A"/>
-                <w:sz w:val="20"/>
-                <w:szCs w:val="20"/>
-              </w:rPr>
-              <w:t xml:space="preserve">22/tcp</w:t>
-            </w:r>
-          </w:p>
-        </w:tc>
-        <w:tc>
-          <w:tcPr>
-            <w:tcW w:type="dxa" w:w="2200"/>
-            <w:tcMar>
-              <w:top w:type="dxa" w:w="90"/>
-              <w:left w:type="dxa" w:w="140"/>
-              <w:bottom w:type="dxa" w:w="90"/>
-              <w:right w:type="dxa" w:w="140"/>
+                <w:sz w:val="20"/>
+                <w:szCs w:val="20"/>
+              </w:rPr>
+              <w:t>22/</w:t>
+            </w:r>
+            <w:proofErr w:type="spellStart"/>
+            <w:r>
+              <w:rPr>
+                <w:sz w:val="20"/>
+                <w:szCs w:val="20"/>
+              </w:rPr>
+              <w:t>tcp</w:t>
+            </w:r>
+            <w:proofErr w:type="spellEnd"/>
+          </w:p>
+        </w:tc>
+        <w:tc>
+          <w:tcPr>
+            <w:tcW w:w="2200" w:type="dxa"/>
+            <w:tcMar>
+              <w:top w:w="90" w:type="dxa"/>
+              <w:left w:w="140" w:type="dxa"/>
+              <w:bottom w:w="90" w:type="dxa"/>
+              <w:right w:w="140" w:type="dxa"/>
             </w:tcMar>
             <w:vAlign w:val="center"/>
           </w:tcPr>
           <w:p>
             <w:r>
               <w:rPr>
-                <w:color w:val="1A1A1A"/>
-                <w:sz w:val="20"/>
-                <w:szCs w:val="20"/>
-              </w:rPr>
-              <w:t xml:space="preserve">open</w:t>
-            </w:r>
-          </w:p>
-        </w:tc>
-        <w:tc>
-          <w:tcPr>
-            <w:tcW w:type="dxa" w:w="4700"/>
-            <w:tcMar>
-              <w:top w:type="dxa" w:w="90"/>
-              <w:left w:type="dxa" w:w="140"/>
-              <w:bottom w:type="dxa" w:w="90"/>
-              <w:right w:type="dxa" w:w="140"/>
+                <w:sz w:val="20"/>
+                <w:szCs w:val="20"/>
+              </w:rPr>
+              <w:t>open</w:t>
+            </w:r>
+          </w:p>
+        </w:tc>
+        <w:tc>
+          <w:tcPr>
+            <w:tcW w:w="4700" w:type="dxa"/>
+            <w:tcMar>
+              <w:top w:w="90" w:type="dxa"/>
+              <w:left w:w="140" w:type="dxa"/>
+              <w:bottom w:w="90" w:type="dxa"/>
+              <w:right w:w="140" w:type="dxa"/>
             </w:tcMar>
             <w:vAlign w:val="center"/>
           </w:tcPr>
           <w:p>
             <w:r>
               <w:rPr>
-                <w:color w:val="1A1A1A"/>
-                <w:sz w:val="20"/>
-                <w:szCs w:val="20"/>
-              </w:rPr>
-              <w:t xml:space="preserve">ssh</w:t>
+                <w:sz w:val="20"/>
+                <w:szCs w:val="20"/>
+              </w:rPr>
+              <w:t>ssh</w:t>
             </w:r>
           </w:p>
         </w:tc>
       </w:tr>
       <w:tr>
+        <w:tblPrEx>
+          <w:tblCellMar>
+            <w:top w:w="0" w:type="dxa"/>
+            <w:bottom w:w="0" w:type="dxa"/>
+          </w:tblCellMar>
+        </w:tblPrEx>
         <w:trPr>
           <w:cantSplit/>
         </w:trPr>
         <w:tc>
           <w:tcPr>
-            <w:tcW w:type="dxa" w:w="2200"/>
-            <w:shd w:fill="EAF2F2" w:val="clear"/>
-            <w:tcMar>
-              <w:top w:type="dxa" w:w="90"/>
-              <w:left w:type="dxa" w:w="140"/>
-              <w:bottom w:type="dxa" w:w="90"/>
-              <w:right w:type="dxa" w:w="140"/>
+            <w:tcW w:w="2200" w:type="dxa"/>
+            <w:shd w:val="clear" w:color="auto" w:fill="EAF2F2"/>
+            <w:tcMar>
+              <w:top w:w="90" w:type="dxa"/>
+              <w:left w:w="140" w:type="dxa"/>
+              <w:bottom w:w="90" w:type="dxa"/>
+              <w:right w:w="140" w:type="dxa"/>
             </w:tcMar>
             <w:vAlign w:val="center"/>
           </w:tcPr>
           <w:p>
             <w:r>
               <w:rPr>
-                <w:color w:val="1A1A1A"/>
-                <w:sz w:val="20"/>
-                <w:szCs w:val="20"/>
-              </w:rPr>
-              <w:t xml:space="preserve">80/tcp</w:t>
-            </w:r>
-          </w:p>
-        </w:tc>
-        <w:tc>
-          <w:tcPr>
-            <w:tcW w:type="dxa" w:w="2200"/>
-            <w:shd w:fill="EAF2F2" w:val="clear"/>
-            <w:tcMar>
-              <w:top w:type="dxa" w:w="90"/>
-              <w:left w:type="dxa" w:w="140"/>
-              <w:bottom w:type="dxa" w:w="90"/>
-              <w:right w:type="dxa" w:w="140"/>
+                <w:sz w:val="20"/>
+                <w:szCs w:val="20"/>
+              </w:rPr>
+              <w:t>80/</w:t>
+            </w:r>
+            <w:proofErr w:type="spellStart"/>
+            <w:r>
+              <w:rPr>
+                <w:sz w:val="20"/>
+                <w:szCs w:val="20"/>
+              </w:rPr>
+              <w:t>tcp</w:t>
+            </w:r>
+            <w:proofErr w:type="spellEnd"/>
+          </w:p>
+        </w:tc>
+        <w:tc>
+          <w:tcPr>
+            <w:tcW w:w="2200" w:type="dxa"/>
+            <w:shd w:val="clear" w:color="auto" w:fill="EAF2F2"/>
+            <w:tcMar>
+              <w:top w:w="90" w:type="dxa"/>
+              <w:left w:w="140" w:type="dxa"/>
+              <w:bottom w:w="90" w:type="dxa"/>
+              <w:right w:w="140" w:type="dxa"/>
             </w:tcMar>
             <w:vAlign w:val="center"/>
           </w:tcPr>
           <w:p>
             <w:r>
               <w:rPr>
-                <w:color w:val="1A1A1A"/>
-                <w:sz w:val="20"/>
-                <w:szCs w:val="20"/>
-              </w:rPr>
-              <w:t xml:space="preserve">open</w:t>
-            </w:r>
-          </w:p>
-        </w:tc>
-        <w:tc>
-          <w:tcPr>
-            <w:tcW w:type="dxa" w:w="4700"/>
-            <w:shd w:fill="EAF2F2" w:val="clear"/>
-            <w:tcMar>
-              <w:top w:type="dxa" w:w="90"/>
-              <w:left w:type="dxa" w:w="140"/>
-              <w:bottom w:type="dxa" w:w="90"/>
-              <w:right w:type="dxa" w:w="140"/>
+                <w:sz w:val="20"/>
+                <w:szCs w:val="20"/>
+              </w:rPr>
+              <w:t>open</w:t>
+            </w:r>
+          </w:p>
+        </w:tc>
+        <w:tc>
+          <w:tcPr>
+            <w:tcW w:w="4700" w:type="dxa"/>
+            <w:shd w:val="clear" w:color="auto" w:fill="EAF2F2"/>
+            <w:tcMar>
+              <w:top w:w="90" w:type="dxa"/>
+              <w:left w:w="140" w:type="dxa"/>
+              <w:bottom w:w="90" w:type="dxa"/>
+              <w:right w:w="140" w:type="dxa"/>
             </w:tcMar>
             <w:vAlign w:val="center"/>
           </w:tcPr>
           <w:p>
             <w:r>
               <w:rPr>
-                <w:color w:val="1A1A1A"/>
-                <w:sz w:val="20"/>
-                <w:szCs w:val="20"/>
-              </w:rPr>
-              <w:t xml:space="preserve">http</w:t>
+                <w:sz w:val="20"/>
+                <w:szCs w:val="20"/>
+              </w:rPr>
+              <w:t>http</w:t>
             </w:r>
           </w:p>
         </w:tc>
       </w:tr>
       <w:tr>
+        <w:tblPrEx>
+          <w:tblCellMar>
+            <w:top w:w="0" w:type="dxa"/>
+            <w:bottom w:w="0" w:type="dxa"/>
+          </w:tblCellMar>
+        </w:tblPrEx>
         <w:trPr>
           <w:cantSplit/>
         </w:trPr>
         <w:tc>
           <w:tcPr>
-            <w:tcW w:type="dxa" w:w="2200"/>
-            <w:tcMar>
-              <w:top w:type="dxa" w:w="90"/>
-              <w:left w:type="dxa" w:w="140"/>
-              <w:bottom w:type="dxa" w:w="90"/>
-              <w:right w:type="dxa" w:w="140"/>
+            <w:tcW w:w="2200" w:type="dxa"/>
+            <w:tcMar>
+              <w:top w:w="90" w:type="dxa"/>
+              <w:left w:w="140" w:type="dxa"/>
+              <w:bottom w:w="90" w:type="dxa"/>
+              <w:right w:w="140" w:type="dxa"/>
             </w:tcMar>
             <w:vAlign w:val="center"/>
           </w:tcPr>
           <w:p>
             <w:r>
               <w:rPr>
-                <w:color w:val="1A1A1A"/>
-                <w:sz w:val="20"/>
-                <w:szCs w:val="20"/>
-              </w:rPr>
-              <w:t xml:space="preserve">587/tcp</w:t>
-            </w:r>
-          </w:p>
-        </w:tc>
-        <w:tc>
-          <w:tcPr>
-            <w:tcW w:type="dxa" w:w="2200"/>
-            <w:tcMar>
-              <w:top w:type="dxa" w:w="90"/>
-              <w:left w:type="dxa" w:w="140"/>
-              <w:bottom w:type="dxa" w:w="90"/>
-              <w:right w:type="dxa" w:w="140"/>
+                <w:sz w:val="20"/>
+                <w:szCs w:val="20"/>
+              </w:rPr>
+              <w:t>587/</w:t>
+            </w:r>
+            <w:proofErr w:type="spellStart"/>
+            <w:r>
+              <w:rPr>
+                <w:sz w:val="20"/>
+                <w:szCs w:val="20"/>
+              </w:rPr>
+              <w:t>tcp</w:t>
+            </w:r>
+            <w:proofErr w:type="spellEnd"/>
+          </w:p>
+        </w:tc>
+        <w:tc>
+          <w:tcPr>
+            <w:tcW w:w="2200" w:type="dxa"/>
+            <w:tcMar>
+              <w:top w:w="90" w:type="dxa"/>
+              <w:left w:w="140" w:type="dxa"/>
+              <w:bottom w:w="90" w:type="dxa"/>
+              <w:right w:w="140" w:type="dxa"/>
             </w:tcMar>
             <w:vAlign w:val="center"/>
           </w:tcPr>
           <w:p>
             <w:r>
               <w:rPr>
-                <w:color w:val="1A1A1A"/>
-                <w:sz w:val="20"/>
-                <w:szCs w:val="20"/>
-              </w:rPr>
-              <w:t xml:space="preserve">open</w:t>
-            </w:r>
-          </w:p>
-        </w:tc>
-        <w:tc>
-          <w:tcPr>
-            <w:tcW w:type="dxa" w:w="4700"/>
-            <w:tcMar>
-              <w:top w:type="dxa" w:w="90"/>
-              <w:left w:type="dxa" w:w="140"/>
-              <w:bottom w:type="dxa" w:w="90"/>
-              <w:right w:type="dxa" w:w="140"/>
+                <w:sz w:val="20"/>
+                <w:szCs w:val="20"/>
+              </w:rPr>
+              <w:t>open</w:t>
+            </w:r>
+          </w:p>
+        </w:tc>
+        <w:tc>
+          <w:tcPr>
+            <w:tcW w:w="4700" w:type="dxa"/>
+            <w:tcMar>
+              <w:top w:w="90" w:type="dxa"/>
+              <w:left w:w="140" w:type="dxa"/>
+              <w:bottom w:w="90" w:type="dxa"/>
+              <w:right w:w="140" w:type="dxa"/>
             </w:tcMar>
             <w:vAlign w:val="center"/>
           </w:tcPr>
           <w:p>
             <w:r>
               <w:rPr>
-                <w:color w:val="1A1A1A"/>
-                <w:sz w:val="20"/>
-                <w:szCs w:val="20"/>
-              </w:rPr>
-              <w:t xml:space="preserve">submission</w:t>
+                <w:sz w:val="20"/>
+                <w:szCs w:val="20"/>
+              </w:rPr>
+              <w:t>submission</w:t>
             </w:r>
           </w:p>
         </w:tc>
@@ -819,36 +1020,48 @@
     </w:tbl>
     <w:p>
       <w:pPr>
-        <w:spacing w:after="0" w:before="200"/>
+        <w:spacing w:before="200"/>
       </w:pPr>
     </w:p>
     <w:tbl>
       <w:tblPr>
-        <w:tblW w:type="pct" w:w="100%"/>
+        <w:tblW w:w="5000" w:type="pct"/>
         <w:tblBorders>
-          <w:top w:val="single" w:color="D8DEE4" w:sz="2"/>
-          <w:left w:val="single" w:color="0E7C86" w:sz="36"/>
-          <w:bottom w:val="single" w:color="D8DEE4" w:sz="2"/>
-          <w:right w:val="single" w:color="D8DEE4" w:sz="2"/>
-          <w:insideH w:val="none" w:color="FFFFFF" w:sz="0"/>
-          <w:insideV w:val="none" w:color="FFFFFF" w:sz="0"/>
+          <w:top w:val="single" w:sz="2" w:space="0" w:color="D8DEE4"/>
+          <w:left w:val="single" w:sz="36" w:space="0" w:color="0E7C86"/>
+          <w:bottom w:val="single" w:sz="2" w:space="0" w:color="D8DEE4"/>
+          <w:right w:val="single" w:sz="2" w:space="0" w:color="D8DEE4"/>
+          <w:insideH w:val="none" w:sz="0" w:space="0" w:color="FFFFFF"/>
+          <w:insideV w:val="none" w:sz="0" w:space="0" w:color="FFFFFF"/>
         </w:tblBorders>
+        <w:tblCellMar>
+          <w:left w:w="10" w:type="dxa"/>
+          <w:right w:w="10" w:type="dxa"/>
+        </w:tblCellMar>
+        <w:tblLook w:val="04A0" w:firstRow="1" w:lastRow="0" w:firstColumn="1" w:lastColumn="0" w:noHBand="0" w:noVBand="1"/>
       </w:tblPr>
       <w:tblGrid>
-        <w:gridCol w:w="100"/>
+        <w:gridCol w:w="9892"/>
       </w:tblGrid>
       <w:tr>
+        <w:tblPrEx>
+          <w:tblCellMar>
+            <w:top w:w="0" w:type="dxa"/>
+            <w:bottom w:w="0" w:type="dxa"/>
+          </w:tblCellMar>
+        </w:tblPrEx>
         <w:trPr>
           <w:cantSplit/>
         </w:trPr>
         <w:tc>
           <w:tcPr>
-            <w:shd w:fill="F5F8F8" w:val="clear"/>
-            <w:tcMar>
-              <w:top w:type="dxa" w:w="160"/>
-              <w:left w:type="dxa" w:w="220"/>
-              <w:bottom w:type="dxa" w:w="160"/>
-              <w:right w:type="dxa" w:w="220"/>
+            <w:tcW w:w="0" w:type="auto"/>
+            <w:shd w:val="clear" w:color="auto" w:fill="F5F8F8"/>
+            <w:tcMar>
+              <w:top w:w="160" w:type="dxa"/>
+              <w:left w:w="220" w:type="dxa"/>
+              <w:bottom w:w="160" w:type="dxa"/>
+              <w:right w:w="220" w:type="dxa"/>
             </w:tcMar>
           </w:tcPr>
           <w:p>
@@ -863,20 +1076,17 @@
                 <w:sz w:val="21"/>
                 <w:szCs w:val="21"/>
               </w:rPr>
-              <w:t xml:space="preserve">Observation</w:t>
-            </w:r>
-          </w:p>
-          <w:p>
-            <w:pPr>
-              <w:spacing w:after="0"/>
-            </w:pPr>
-            <w:r>
-              <w:rPr>
-                <w:color w:val="1A1A1A"/>
+              <w:lastRenderedPageBreak/>
+              <w:t>Observation</w:t>
+            </w:r>
+          </w:p>
+          <w:p>
+            <w:r>
+              <w:rPr>
                 <w:sz w:val="21"/>
                 <w:szCs w:val="21"/>
               </w:rPr>
-              <w:t xml:space="preserve">997 of 1000 ports filtered, same three ports open as every earlier scan of this host — but the whole thing finished in 7.10 seconds. That's close to the fastest result seen against this target across every module so far, purely from forcing the packet rate rather than changing scan type.</w:t>
+              <w:t>997 of 1000 ports filtered, same three ports open as every earlier scan of this host — but the whole thing finished in 7.10 seconds. That's close to the fastest result seen against this target across every module so far, purely from forcing the packet rate rather than changing scan type.</w:t>
             </w:r>
           </w:p>
         </w:tc>
@@ -886,10 +1096,11 @@
       <w:pPr>
         <w:pStyle w:val="Heading1"/>
         <w:pBdr>
-          <w:bottom w:val="single" w:color="0E7C86" w:sz="8" w:space="6"/>
+          <w:bottom w:val="single" w:sz="8" w:space="6" w:color="0E7C86"/>
         </w:pBdr>
-        <w:spacing w:after="200" w:before="480"/>
-      </w:pPr>
+        <w:spacing w:before="480" w:after="200"/>
+      </w:pPr>
+      <w:proofErr w:type="gramStart"/>
       <w:r>
         <w:rPr>
           <w:b/>
@@ -908,56 +1119,123 @@
           <w:sz w:val="30"/>
           <w:szCs w:val="30"/>
         </w:rPr>
-        <w:t xml:space="preserve">Aggressive Timing via Zenmap (-T4)</w:t>
-      </w:r>
-    </w:p>
-    <w:p>
-      <w:pPr>
-        <w:spacing w:after="160" w:line="300"/>
+        <w:t>Aggressive</w:t>
+      </w:r>
+      <w:proofErr w:type="gramEnd"/>
+      <w:r>
+        <w:rPr>
+          <w:b/>
+          <w:bCs/>
+          <w:color w:val="0B1F3A"/>
+          <w:sz w:val="30"/>
+          <w:szCs w:val="30"/>
+        </w:rPr>
+        <w:t xml:space="preserve"> Timing via </w:t>
+      </w:r>
+      <w:proofErr w:type="spellStart"/>
+      <w:r>
+        <w:rPr>
+          <w:b/>
+          <w:bCs/>
+          <w:color w:val="0B1F3A"/>
+          <w:sz w:val="30"/>
+          <w:szCs w:val="30"/>
+        </w:rPr>
+        <w:t>Zenmap</w:t>
+      </w:r>
+      <w:proofErr w:type="spellEnd"/>
+      <w:r>
+        <w:rPr>
+          <w:b/>
+          <w:bCs/>
+          <w:color w:val="0B1F3A"/>
+          <w:sz w:val="30"/>
+          <w:szCs w:val="30"/>
+        </w:rPr>
+        <w:t xml:space="preserve"> (-T4)</w:t>
+      </w:r>
+    </w:p>
+    <w:p>
+      <w:pPr>
+        <w:spacing w:after="160" w:line="300" w:lineRule="auto"/>
         <w:jc w:val="both"/>
       </w:pPr>
       <w:r>
-        <w:rPr>
-          <w:color w:val="1A1A1A"/>
-          <w:sz w:val="22"/>
-          <w:szCs w:val="22"/>
-        </w:rPr>
-        <w:t xml:space="preserve">Zenmap is Nmap's official graphical front-end — same scan engine, same output, just a GUI wrapped around the command line. This run used -T4 (“Aggressive”, one step below the fastest template) combined with -sV and -A for full version detection, OS attempts, scripts, and a traceroute.</w:t>
+        <w:t xml:space="preserve">I used </w:t>
+      </w:r>
+      <w:r>
+        <w:t>Nmap's official graphical front-</w:t>
+      </w:r>
+      <w:proofErr w:type="gramStart"/>
+      <w:r>
+        <w:t>end</w:t>
+      </w:r>
+      <w:r>
+        <w:t>(</w:t>
+      </w:r>
+      <w:proofErr w:type="spellStart"/>
+      <w:proofErr w:type="gramEnd"/>
+      <w:r>
+        <w:t>Zenmap</w:t>
+      </w:r>
+      <w:proofErr w:type="spellEnd"/>
+      <w:r>
+        <w:t xml:space="preserve">) </w:t>
+      </w:r>
+      <w:r>
+        <w:t>same scan engine, same output, just a GUI wrapped around the command line. This run used -T4 (“Aggressive”, one step below the fastest template) combined with -</w:t>
+      </w:r>
+      <w:proofErr w:type="spellStart"/>
+      <w:r>
+        <w:t>sV</w:t>
+      </w:r>
+      <w:proofErr w:type="spellEnd"/>
+      <w:r>
+        <w:t xml:space="preserve"> and -A for full version detection, OS attempts, scripts, and a traceroute.</w:t>
       </w:r>
     </w:p>
     <w:tbl>
       <w:tblPr>
-        <w:tblW w:type="pct" w:w="100%"/>
+        <w:tblW w:w="5000" w:type="pct"/>
         <w:tblBorders>
-          <w:top w:val="single" w:color="0D1117" w:sz="2"/>
-          <w:left w:val="single" w:color="0D1117" w:sz="2"/>
-          <w:bottom w:val="single" w:color="0D1117" w:sz="2"/>
-          <w:right w:val="single" w:color="0D1117" w:sz="2"/>
-          <w:insideH w:val="none" w:color="FFFFFF" w:sz="0"/>
-          <w:insideV w:val="none" w:color="FFFFFF" w:sz="0"/>
+          <w:top w:val="single" w:sz="2" w:space="0" w:color="0D1117"/>
+          <w:left w:val="single" w:sz="2" w:space="0" w:color="0D1117"/>
+          <w:bottom w:val="single" w:sz="2" w:space="0" w:color="0D1117"/>
+          <w:right w:val="single" w:sz="2" w:space="0" w:color="0D1117"/>
+          <w:insideH w:val="none" w:sz="0" w:space="0" w:color="FFFFFF"/>
+          <w:insideV w:val="none" w:sz="0" w:space="0" w:color="FFFFFF"/>
         </w:tblBorders>
+        <w:tblCellMar>
+          <w:left w:w="10" w:type="dxa"/>
+          <w:right w:w="10" w:type="dxa"/>
+        </w:tblCellMar>
+        <w:tblLook w:val="04A0" w:firstRow="1" w:lastRow="0" w:firstColumn="1" w:lastColumn="0" w:noHBand="0" w:noVBand="1"/>
       </w:tblPr>
       <w:tblGrid>
-        <w:gridCol w:w="100"/>
+        <w:gridCol w:w="9934"/>
       </w:tblGrid>
       <w:tr>
+        <w:tblPrEx>
+          <w:tblCellMar>
+            <w:top w:w="0" w:type="dxa"/>
+            <w:bottom w:w="0" w:type="dxa"/>
+          </w:tblCellMar>
+        </w:tblPrEx>
         <w:trPr>
           <w:cantSplit/>
         </w:trPr>
         <w:tc>
           <w:tcPr>
-            <w:shd w:fill="0D1117" w:val="clear"/>
-            <w:tcMar>
-              <w:top w:type="dxa" w:w="140"/>
-              <w:left w:type="dxa" w:w="200"/>
-              <w:bottom w:type="dxa" w:w="160"/>
-              <w:right w:type="dxa" w:w="200"/>
-            </w:tcMar>
-          </w:tcPr>
-          <w:p>
-            <w:pPr>
-              <w:spacing w:after="0"/>
-            </w:pPr>
+            <w:tcW w:w="0" w:type="auto"/>
+            <w:shd w:val="clear" w:color="auto" w:fill="0D1117"/>
+            <w:tcMar>
+              <w:top w:w="140" w:type="dxa"/>
+              <w:left w:w="200" w:type="dxa"/>
+              <w:bottom w:w="160" w:type="dxa"/>
+              <w:right w:w="200" w:type="dxa"/>
+            </w:tcMar>
+          </w:tcPr>
+          <w:p>
             <w:r>
               <w:rPr>
                 <w:color w:val="FF5F56"/>
@@ -985,11 +1263,11 @@
           </w:p>
           <w:p>
             <w:pPr>
-              <w:spacing w:after="0" w:before="100"/>
+              <w:spacing w:before="100"/>
             </w:pPr>
             <w:r>
               <w:rPr>
-                <w:rFonts w:ascii="Consolas" w:cs="Consolas" w:eastAsia="Consolas" w:hAnsi="Consolas"/>
+                <w:rFonts w:ascii="Consolas" w:eastAsia="Consolas" w:hAnsi="Consolas" w:cs="Consolas"/>
                 <w:b/>
                 <w:bCs/>
                 <w:color w:val="58A6FF"/>
@@ -998,14 +1276,45 @@
               </w:rPr>
               <w:t xml:space="preserve">$ </w:t>
             </w:r>
-            <w:r>
-              <w:rPr>
-                <w:rFonts w:ascii="Consolas" w:cs="Consolas" w:eastAsia="Consolas" w:hAnsi="Consolas"/>
+            <w:proofErr w:type="spellStart"/>
+            <w:r>
+              <w:rPr>
+                <w:rFonts w:ascii="Consolas" w:eastAsia="Consolas" w:hAnsi="Consolas" w:cs="Consolas"/>
                 <w:color w:val="C9D1D9"/>
                 <w:sz w:val="20"/>
                 <w:szCs w:val="20"/>
               </w:rPr>
-              <w:t xml:space="preserve">nmap -sV -T4 -A -v 173.230.138.70</w:t>
+              <w:t>nmap</w:t>
+            </w:r>
+            <w:proofErr w:type="spellEnd"/>
+            <w:r>
+              <w:rPr>
+                <w:rFonts w:ascii="Consolas" w:eastAsia="Consolas" w:hAnsi="Consolas" w:cs="Consolas"/>
+                <w:color w:val="C9D1D9"/>
+                <w:sz w:val="20"/>
+                <w:szCs w:val="20"/>
+              </w:rPr>
+              <w:t xml:space="preserve"> -</w:t>
+            </w:r>
+            <w:proofErr w:type="spellStart"/>
+            <w:r>
+              <w:rPr>
+                <w:rFonts w:ascii="Consolas" w:eastAsia="Consolas" w:hAnsi="Consolas" w:cs="Consolas"/>
+                <w:color w:val="C9D1D9"/>
+                <w:sz w:val="20"/>
+                <w:szCs w:val="20"/>
+              </w:rPr>
+              <w:t>sV</w:t>
+            </w:r>
+            <w:proofErr w:type="spellEnd"/>
+            <w:r>
+              <w:rPr>
+                <w:rFonts w:ascii="Consolas" w:eastAsia="Consolas" w:hAnsi="Consolas" w:cs="Consolas"/>
+                <w:color w:val="C9D1D9"/>
+                <w:sz w:val="20"/>
+                <w:szCs w:val="20"/>
+              </w:rPr>
+              <w:t xml:space="preserve"> -T4 -A -v 173.230.138.70</w:t>
             </w:r>
           </w:p>
         </w:tc>
@@ -1014,20 +1323,23 @@
     <w:p>
       <w:pPr>
         <w:pBdr>
-          <w:top w:val="single" w:color="D0D7DE" w:sz="4" w:space="6"/>
-          <w:bottom w:val="single" w:color="D0D7DE" w:sz="4" w:space="6"/>
-          <w:left w:val="single" w:color="D0D7DE" w:sz="4" w:space="6"/>
-          <w:right w:val="single" w:color="D0D7DE" w:sz="4" w:space="6"/>
+          <w:top w:val="single" w:sz="4" w:space="6" w:color="D0D7DE"/>
+          <w:left w:val="single" w:sz="4" w:space="6" w:color="D0D7DE"/>
+          <w:bottom w:val="single" w:sz="4" w:space="6" w:color="D0D7DE"/>
+          <w:right w:val="single" w:sz="4" w:space="6" w:color="D0D7DE"/>
         </w:pBdr>
-        <w:spacing w:after="80" w:before="220"/>
+        <w:spacing w:before="220" w:after="80"/>
         <w:jc w:val="center"/>
       </w:pPr>
       <w:r>
+        <w:rPr>
+          <w:noProof/>
+        </w:rPr>
         <w:drawing>
-          <wp:inline distT="0" distB="0" distL="0" distR="0">
+          <wp:inline distT="0" distB="0" distL="0" distR="0" wp14:anchorId="5F3A5B98" wp14:editId="5CD8D1A0">
             <wp:extent cx="5524500" cy="3105150"/>
-            <wp:effectExtent t="0" r="0" b="0" l="0"/>
-            <wp:docPr id="1" name="" descr="" title=""/>
+            <wp:effectExtent l="0" t="0" r="0" b="0"/>
+            <wp:docPr id="2119259465" name="Picture 2119259465"/>
             <wp:cNvGraphicFramePr>
               <a:graphicFrameLocks xmlns:a="http://schemas.openxmlformats.org/drawingml/2006/main" noChangeAspect="1"/>
             </wp:cNvGraphicFramePr>
@@ -1035,13 +1347,13 @@
               <a:graphicData uri="http://schemas.openxmlformats.org/drawingml/2006/picture">
                 <pic:pic xmlns:pic="http://schemas.openxmlformats.org/drawingml/2006/picture">
                   <pic:nvPicPr>
-                    <pic:cNvPr id="0" name="" descr=""/>
+                    <pic:cNvPr id="0" name=""/>
                     <pic:cNvPicPr>
                       <a:picLocks noChangeAspect="1" noChangeArrowheads="1"/>
                     </pic:cNvPicPr>
                   </pic:nvPicPr>
                   <pic:blipFill>
-                    <a:blip r:embed="rId10" cstate="none"/>
+                    <a:blip r:embed="rId8"/>
                     <a:srcRect/>
                     <a:stretch>
                       <a:fillRect/>
@@ -1078,8 +1390,35 @@
           <w:sz w:val="18"/>
           <w:szCs w:val="18"/>
         </w:rPr>
-        <w:t xml:space="preserve">Figure 2  ·  </w:t>
-      </w:r>
+        <w:t xml:space="preserve">Figure </w:t>
+      </w:r>
+      <w:proofErr w:type="gramStart"/>
+      <w:r>
+        <w:rPr>
+          <w:b/>
+          <w:bCs/>
+          <w:i/>
+          <w:iCs/>
+          <w:color w:val="0E7C86"/>
+          <w:sz w:val="18"/>
+          <w:szCs w:val="18"/>
+        </w:rPr>
+        <w:t>2  ·</w:t>
+      </w:r>
+      <w:proofErr w:type="gramEnd"/>
+      <w:r>
+        <w:rPr>
+          <w:b/>
+          <w:bCs/>
+          <w:i/>
+          <w:iCs/>
+          <w:color w:val="0E7C86"/>
+          <w:sz w:val="18"/>
+          <w:szCs w:val="18"/>
+        </w:rPr>
+        <w:t xml:space="preserve">  </w:t>
+      </w:r>
+      <w:proofErr w:type="spellStart"/>
       <w:r>
         <w:rPr>
           <w:i/>
@@ -1088,12 +1427,23 @@
           <w:sz w:val="18"/>
           <w:szCs w:val="18"/>
         </w:rPr>
-        <w:t xml:space="preserve">Zenmap GUI running an intense -T4 scan with full version detection</w:t>
-      </w:r>
-    </w:p>
-    <w:p>
-      <w:pPr>
-        <w:spacing w:after="100" w:before="60"/>
+        <w:t>Zenmap</w:t>
+      </w:r>
+      <w:proofErr w:type="spellEnd"/>
+      <w:r>
+        <w:rPr>
+          <w:i/>
+          <w:iCs/>
+          <w:color w:val="5B6472"/>
+          <w:sz w:val="18"/>
+          <w:szCs w:val="18"/>
+        </w:rPr>
+        <w:t xml:space="preserve"> GUI running an intense -T4 scan with full version detection</w:t>
+      </w:r>
+    </w:p>
+    <w:p>
+      <w:pPr>
+        <w:spacing w:before="60" w:after="100"/>
       </w:pPr>
       <w:r>
         <w:rPr>
@@ -1103,20 +1453,25 @@
           <w:sz w:val="20"/>
           <w:szCs w:val="20"/>
         </w:rPr>
-        <w:t xml:space="preserve">Result summary</w:t>
+        <w:t>Result summary</w:t>
       </w:r>
     </w:p>
     <w:tbl>
       <w:tblPr>
-        <w:tblW w:type="dxa" w:w="8900"/>
+        <w:tblW w:w="8900" w:type="dxa"/>
         <w:tblBorders>
-          <w:top w:val="single" w:color="B9C1CB" w:sz="4"/>
-          <w:left w:val="single" w:color="B9C1CB" w:sz="4"/>
-          <w:bottom w:val="single" w:color="B9C1CB" w:sz="4"/>
-          <w:right w:val="single" w:color="B9C1CB" w:sz="4"/>
-          <w:insideH w:val="single" w:color="D8DEE4" w:sz="2"/>
-          <w:insideV w:val="single" w:color="D8DEE4" w:sz="2"/>
+          <w:top w:val="single" w:sz="4" w:space="0" w:color="B9C1CB"/>
+          <w:left w:val="single" w:sz="4" w:space="0" w:color="B9C1CB"/>
+          <w:bottom w:val="single" w:sz="4" w:space="0" w:color="B9C1CB"/>
+          <w:right w:val="single" w:sz="4" w:space="0" w:color="B9C1CB"/>
+          <w:insideH w:val="single" w:sz="2" w:space="0" w:color="D8DEE4"/>
+          <w:insideV w:val="single" w:sz="2" w:space="0" w:color="D8DEE4"/>
         </w:tblBorders>
+        <w:tblCellMar>
+          <w:left w:w="10" w:type="dxa"/>
+          <w:right w:w="10" w:type="dxa"/>
+        </w:tblCellMar>
+        <w:tblLook w:val="04A0" w:firstRow="1" w:lastRow="0" w:firstColumn="1" w:lastColumn="0" w:noHBand="0" w:noVBand="1"/>
       </w:tblPr>
       <w:tblGrid>
         <w:gridCol w:w="1800"/>
@@ -1124,18 +1479,24 @@
         <w:gridCol w:w="5300"/>
       </w:tblGrid>
       <w:tr>
+        <w:tblPrEx>
+          <w:tblCellMar>
+            <w:top w:w="0" w:type="dxa"/>
+            <w:bottom w:w="0" w:type="dxa"/>
+          </w:tblCellMar>
+        </w:tblPrEx>
         <w:trPr>
           <w:tblHeader/>
         </w:trPr>
         <w:tc>
           <w:tcPr>
-            <w:tcW w:type="dxa" w:w="1800"/>
-            <w:shd w:fill="0B1F3A" w:val="clear"/>
-            <w:tcMar>
-              <w:top w:type="dxa" w:w="100"/>
-              <w:left w:type="dxa" w:w="140"/>
-              <w:bottom w:type="dxa" w:w="100"/>
-              <w:right w:type="dxa" w:w="140"/>
+            <w:tcW w:w="1800" w:type="dxa"/>
+            <w:shd w:val="clear" w:color="auto" w:fill="0B1F3A"/>
+            <w:tcMar>
+              <w:top w:w="100" w:type="dxa"/>
+              <w:left w:w="140" w:type="dxa"/>
+              <w:bottom w:w="100" w:type="dxa"/>
+              <w:right w:w="140" w:type="dxa"/>
             </w:tcMar>
             <w:vAlign w:val="center"/>
           </w:tcPr>
@@ -1148,19 +1509,19 @@
                 <w:sz w:val="20"/>
                 <w:szCs w:val="20"/>
               </w:rPr>
-              <w:t xml:space="preserve">Port</w:t>
-            </w:r>
-          </w:p>
-        </w:tc>
-        <w:tc>
-          <w:tcPr>
-            <w:tcW w:type="dxa" w:w="1800"/>
-            <w:shd w:fill="0B1F3A" w:val="clear"/>
-            <w:tcMar>
-              <w:top w:type="dxa" w:w="100"/>
-              <w:left w:type="dxa" w:w="140"/>
-              <w:bottom w:type="dxa" w:w="100"/>
-              <w:right w:type="dxa" w:w="140"/>
+              <w:t>Port</w:t>
+            </w:r>
+          </w:p>
+        </w:tc>
+        <w:tc>
+          <w:tcPr>
+            <w:tcW w:w="1800" w:type="dxa"/>
+            <w:shd w:val="clear" w:color="auto" w:fill="0B1F3A"/>
+            <w:tcMar>
+              <w:top w:w="100" w:type="dxa"/>
+              <w:left w:w="140" w:type="dxa"/>
+              <w:bottom w:w="100" w:type="dxa"/>
+              <w:right w:w="140" w:type="dxa"/>
             </w:tcMar>
             <w:vAlign w:val="center"/>
           </w:tcPr>
@@ -1173,19 +1534,19 @@
                 <w:sz w:val="20"/>
                 <w:szCs w:val="20"/>
               </w:rPr>
-              <w:t xml:space="preserve">State</w:t>
-            </w:r>
-          </w:p>
-        </w:tc>
-        <w:tc>
-          <w:tcPr>
-            <w:tcW w:type="dxa" w:w="5300"/>
-            <w:shd w:fill="0B1F3A" w:val="clear"/>
-            <w:tcMar>
-              <w:top w:type="dxa" w:w="100"/>
-              <w:left w:type="dxa" w:w="140"/>
-              <w:bottom w:type="dxa" w:w="100"/>
-              <w:right w:type="dxa" w:w="140"/>
+              <w:t>State</w:t>
+            </w:r>
+          </w:p>
+        </w:tc>
+        <w:tc>
+          <w:tcPr>
+            <w:tcW w:w="5300" w:type="dxa"/>
+            <w:shd w:val="clear" w:color="auto" w:fill="0B1F3A"/>
+            <w:tcMar>
+              <w:top w:w="100" w:type="dxa"/>
+              <w:left w:w="140" w:type="dxa"/>
+              <w:bottom w:w="100" w:type="dxa"/>
+              <w:right w:w="140" w:type="dxa"/>
             </w:tcMar>
             <w:vAlign w:val="center"/>
           </w:tcPr>
@@ -1198,442 +1559,531 @@
                 <w:sz w:val="20"/>
                 <w:szCs w:val="20"/>
               </w:rPr>
-              <w:t xml:space="preserve">Version detected</w:t>
+              <w:t>Version detected</w:t>
             </w:r>
           </w:p>
         </w:tc>
       </w:tr>
       <w:tr>
+        <w:tblPrEx>
+          <w:tblCellMar>
+            <w:top w:w="0" w:type="dxa"/>
+            <w:bottom w:w="0" w:type="dxa"/>
+          </w:tblCellMar>
+        </w:tblPrEx>
         <w:trPr>
           <w:cantSplit/>
         </w:trPr>
         <w:tc>
           <w:tcPr>
-            <w:tcW w:type="dxa" w:w="1800"/>
-            <w:tcMar>
-              <w:top w:type="dxa" w:w="90"/>
-              <w:left w:type="dxa" w:w="140"/>
-              <w:bottom w:type="dxa" w:w="90"/>
-              <w:right w:type="dxa" w:w="140"/>
+            <w:tcW w:w="1800" w:type="dxa"/>
+            <w:tcMar>
+              <w:top w:w="90" w:type="dxa"/>
+              <w:left w:w="140" w:type="dxa"/>
+              <w:bottom w:w="90" w:type="dxa"/>
+              <w:right w:w="140" w:type="dxa"/>
             </w:tcMar>
             <w:vAlign w:val="center"/>
           </w:tcPr>
           <w:p>
             <w:r>
               <w:rPr>
-                <w:color w:val="1A1A1A"/>
-                <w:sz w:val="20"/>
-                <w:szCs w:val="20"/>
-              </w:rPr>
-              <w:t xml:space="preserve">22/tcp</w:t>
-            </w:r>
-          </w:p>
-        </w:tc>
-        <w:tc>
-          <w:tcPr>
-            <w:tcW w:type="dxa" w:w="1800"/>
-            <w:tcMar>
-              <w:top w:type="dxa" w:w="90"/>
-              <w:left w:type="dxa" w:w="140"/>
-              <w:bottom w:type="dxa" w:w="90"/>
-              <w:right w:type="dxa" w:w="140"/>
+                <w:sz w:val="20"/>
+                <w:szCs w:val="20"/>
+              </w:rPr>
+              <w:t>22/</w:t>
+            </w:r>
+            <w:proofErr w:type="spellStart"/>
+            <w:r>
+              <w:rPr>
+                <w:sz w:val="20"/>
+                <w:szCs w:val="20"/>
+              </w:rPr>
+              <w:t>tcp</w:t>
+            </w:r>
+            <w:proofErr w:type="spellEnd"/>
+          </w:p>
+        </w:tc>
+        <w:tc>
+          <w:tcPr>
+            <w:tcW w:w="1800" w:type="dxa"/>
+            <w:tcMar>
+              <w:top w:w="90" w:type="dxa"/>
+              <w:left w:w="140" w:type="dxa"/>
+              <w:bottom w:w="90" w:type="dxa"/>
+              <w:right w:w="140" w:type="dxa"/>
             </w:tcMar>
             <w:vAlign w:val="center"/>
           </w:tcPr>
           <w:p>
             <w:r>
               <w:rPr>
-                <w:color w:val="1A1A1A"/>
-                <w:sz w:val="20"/>
-                <w:szCs w:val="20"/>
-              </w:rPr>
-              <w:t xml:space="preserve">open</w:t>
-            </w:r>
-          </w:p>
-        </w:tc>
-        <w:tc>
-          <w:tcPr>
-            <w:tcW w:type="dxa" w:w="5300"/>
-            <w:tcMar>
-              <w:top w:type="dxa" w:w="90"/>
-              <w:left w:type="dxa" w:w="140"/>
-              <w:bottom w:type="dxa" w:w="90"/>
-              <w:right w:type="dxa" w:w="140"/>
+                <w:sz w:val="20"/>
+                <w:szCs w:val="20"/>
+              </w:rPr>
+              <w:t>open</w:t>
+            </w:r>
+          </w:p>
+        </w:tc>
+        <w:tc>
+          <w:tcPr>
+            <w:tcW w:w="5300" w:type="dxa"/>
+            <w:tcMar>
+              <w:top w:w="90" w:type="dxa"/>
+              <w:left w:w="140" w:type="dxa"/>
+              <w:bottom w:w="90" w:type="dxa"/>
+              <w:right w:w="140" w:type="dxa"/>
             </w:tcMar>
             <w:vAlign w:val="center"/>
           </w:tcPr>
           <w:p>
             <w:r>
               <w:rPr>
-                <w:color w:val="1A1A1A"/>
-                <w:sz w:val="20"/>
-                <w:szCs w:val="20"/>
-              </w:rPr>
-              <w:t xml:space="preserve">OpenSSH 9.6p1 Ubuntu 3ubuntu13.19 (protocol 2.0)</w:t>
+                <w:sz w:val="20"/>
+                <w:szCs w:val="20"/>
+              </w:rPr>
+              <w:t>OpenSSH 9.6p1 Ubuntu 3ubuntu13.19 (protocol 2.0)</w:t>
             </w:r>
           </w:p>
         </w:tc>
       </w:tr>
       <w:tr>
+        <w:tblPrEx>
+          <w:tblCellMar>
+            <w:top w:w="0" w:type="dxa"/>
+            <w:bottom w:w="0" w:type="dxa"/>
+          </w:tblCellMar>
+        </w:tblPrEx>
         <w:trPr>
           <w:cantSplit/>
         </w:trPr>
         <w:tc>
           <w:tcPr>
-            <w:tcW w:type="dxa" w:w="1800"/>
-            <w:shd w:fill="EAF2F2" w:val="clear"/>
-            <w:tcMar>
-              <w:top w:type="dxa" w:w="90"/>
-              <w:left w:type="dxa" w:w="140"/>
-              <w:bottom w:type="dxa" w:w="90"/>
-              <w:right w:type="dxa" w:w="140"/>
+            <w:tcW w:w="1800" w:type="dxa"/>
+            <w:shd w:val="clear" w:color="auto" w:fill="EAF2F2"/>
+            <w:tcMar>
+              <w:top w:w="90" w:type="dxa"/>
+              <w:left w:w="140" w:type="dxa"/>
+              <w:bottom w:w="90" w:type="dxa"/>
+              <w:right w:w="140" w:type="dxa"/>
             </w:tcMar>
             <w:vAlign w:val="center"/>
           </w:tcPr>
           <w:p>
             <w:r>
               <w:rPr>
-                <w:color w:val="1A1A1A"/>
-                <w:sz w:val="20"/>
-                <w:szCs w:val="20"/>
-              </w:rPr>
-              <w:t xml:space="preserve">53/tcp</w:t>
-            </w:r>
-          </w:p>
-        </w:tc>
-        <w:tc>
-          <w:tcPr>
-            <w:tcW w:type="dxa" w:w="1800"/>
-            <w:shd w:fill="EAF2F2" w:val="clear"/>
-            <w:tcMar>
-              <w:top w:type="dxa" w:w="90"/>
-              <w:left w:type="dxa" w:w="140"/>
-              <w:bottom w:type="dxa" w:w="90"/>
-              <w:right w:type="dxa" w:w="140"/>
+                <w:sz w:val="20"/>
+                <w:szCs w:val="20"/>
+              </w:rPr>
+              <w:t>53/</w:t>
+            </w:r>
+            <w:proofErr w:type="spellStart"/>
+            <w:r>
+              <w:rPr>
+                <w:sz w:val="20"/>
+                <w:szCs w:val="20"/>
+              </w:rPr>
+              <w:t>tcp</w:t>
+            </w:r>
+            <w:proofErr w:type="spellEnd"/>
+          </w:p>
+        </w:tc>
+        <w:tc>
+          <w:tcPr>
+            <w:tcW w:w="1800" w:type="dxa"/>
+            <w:shd w:val="clear" w:color="auto" w:fill="EAF2F2"/>
+            <w:tcMar>
+              <w:top w:w="90" w:type="dxa"/>
+              <w:left w:w="140" w:type="dxa"/>
+              <w:bottom w:w="90" w:type="dxa"/>
+              <w:right w:w="140" w:type="dxa"/>
             </w:tcMar>
             <w:vAlign w:val="center"/>
           </w:tcPr>
           <w:p>
             <w:r>
               <w:rPr>
-                <w:color w:val="1A1A1A"/>
-                <w:sz w:val="20"/>
-                <w:szCs w:val="20"/>
-              </w:rPr>
-              <w:t xml:space="preserve">closed</w:t>
-            </w:r>
-          </w:p>
-        </w:tc>
-        <w:tc>
-          <w:tcPr>
-            <w:tcW w:type="dxa" w:w="5300"/>
-            <w:shd w:fill="EAF2F2" w:val="clear"/>
-            <w:tcMar>
-              <w:top w:type="dxa" w:w="90"/>
-              <w:left w:type="dxa" w:w="140"/>
-              <w:bottom w:type="dxa" w:w="90"/>
-              <w:right w:type="dxa" w:w="140"/>
+                <w:sz w:val="20"/>
+                <w:szCs w:val="20"/>
+              </w:rPr>
+              <w:t>closed</w:t>
+            </w:r>
+          </w:p>
+        </w:tc>
+        <w:tc>
+          <w:tcPr>
+            <w:tcW w:w="5300" w:type="dxa"/>
+            <w:shd w:val="clear" w:color="auto" w:fill="EAF2F2"/>
+            <w:tcMar>
+              <w:top w:w="90" w:type="dxa"/>
+              <w:left w:w="140" w:type="dxa"/>
+              <w:bottom w:w="90" w:type="dxa"/>
+              <w:right w:w="140" w:type="dxa"/>
             </w:tcMar>
             <w:vAlign w:val="center"/>
           </w:tcPr>
           <w:p>
             <w:r>
               <w:rPr>
-                <w:color w:val="1A1A1A"/>
-                <w:sz w:val="20"/>
-                <w:szCs w:val="20"/>
-              </w:rPr>
-              <w:t xml:space="preserve">—</w:t>
+                <w:sz w:val="20"/>
+                <w:szCs w:val="20"/>
+              </w:rPr>
+              <w:t>—</w:t>
             </w:r>
           </w:p>
         </w:tc>
       </w:tr>
       <w:tr>
+        <w:tblPrEx>
+          <w:tblCellMar>
+            <w:top w:w="0" w:type="dxa"/>
+            <w:bottom w:w="0" w:type="dxa"/>
+          </w:tblCellMar>
+        </w:tblPrEx>
         <w:trPr>
           <w:cantSplit/>
         </w:trPr>
         <w:tc>
           <w:tcPr>
-            <w:tcW w:type="dxa" w:w="1800"/>
-            <w:tcMar>
-              <w:top w:type="dxa" w:w="90"/>
-              <w:left w:type="dxa" w:w="140"/>
-              <w:bottom w:type="dxa" w:w="90"/>
-              <w:right w:type="dxa" w:w="140"/>
+            <w:tcW w:w="1800" w:type="dxa"/>
+            <w:tcMar>
+              <w:top w:w="90" w:type="dxa"/>
+              <w:left w:w="140" w:type="dxa"/>
+              <w:bottom w:w="90" w:type="dxa"/>
+              <w:right w:w="140" w:type="dxa"/>
             </w:tcMar>
             <w:vAlign w:val="center"/>
           </w:tcPr>
           <w:p>
             <w:r>
               <w:rPr>
-                <w:color w:val="1A1A1A"/>
-                <w:sz w:val="20"/>
-                <w:szCs w:val="20"/>
-              </w:rPr>
-              <w:t xml:space="preserve">80/tcp</w:t>
-            </w:r>
-          </w:p>
-        </w:tc>
-        <w:tc>
-          <w:tcPr>
-            <w:tcW w:type="dxa" w:w="1800"/>
-            <w:tcMar>
-              <w:top w:type="dxa" w:w="90"/>
-              <w:left w:type="dxa" w:w="140"/>
-              <w:bottom w:type="dxa" w:w="90"/>
-              <w:right w:type="dxa" w:w="140"/>
+                <w:sz w:val="20"/>
+                <w:szCs w:val="20"/>
+              </w:rPr>
+              <w:t>80/</w:t>
+            </w:r>
+            <w:proofErr w:type="spellStart"/>
+            <w:r>
+              <w:rPr>
+                <w:sz w:val="20"/>
+                <w:szCs w:val="20"/>
+              </w:rPr>
+              <w:t>tcp</w:t>
+            </w:r>
+            <w:proofErr w:type="spellEnd"/>
+          </w:p>
+        </w:tc>
+        <w:tc>
+          <w:tcPr>
+            <w:tcW w:w="1800" w:type="dxa"/>
+            <w:tcMar>
+              <w:top w:w="90" w:type="dxa"/>
+              <w:left w:w="140" w:type="dxa"/>
+              <w:bottom w:w="90" w:type="dxa"/>
+              <w:right w:w="140" w:type="dxa"/>
             </w:tcMar>
             <w:vAlign w:val="center"/>
           </w:tcPr>
           <w:p>
             <w:r>
               <w:rPr>
-                <w:color w:val="1A1A1A"/>
-                <w:sz w:val="20"/>
-                <w:szCs w:val="20"/>
-              </w:rPr>
-              <w:t xml:space="preserve">open</w:t>
-            </w:r>
-          </w:p>
-        </w:tc>
-        <w:tc>
-          <w:tcPr>
-            <w:tcW w:type="dxa" w:w="5300"/>
-            <w:tcMar>
-              <w:top w:type="dxa" w:w="90"/>
-              <w:left w:type="dxa" w:w="140"/>
-              <w:bottom w:type="dxa" w:w="90"/>
-              <w:right w:type="dxa" w:w="140"/>
+                <w:sz w:val="20"/>
+                <w:szCs w:val="20"/>
+              </w:rPr>
+              <w:t>open</w:t>
+            </w:r>
+          </w:p>
+        </w:tc>
+        <w:tc>
+          <w:tcPr>
+            <w:tcW w:w="5300" w:type="dxa"/>
+            <w:tcMar>
+              <w:top w:w="90" w:type="dxa"/>
+              <w:left w:w="140" w:type="dxa"/>
+              <w:bottom w:w="90" w:type="dxa"/>
+              <w:right w:w="140" w:type="dxa"/>
             </w:tcMar>
             <w:vAlign w:val="center"/>
           </w:tcPr>
           <w:p>
             <w:r>
               <w:rPr>
-                <w:color w:val="1A1A1A"/>
-                <w:sz w:val="20"/>
-                <w:szCs w:val="20"/>
-              </w:rPr>
-              <w:t xml:space="preserve">nginx 1.24.0 (Ubuntu) — title: Primetech Ghana</w:t>
+                <w:sz w:val="20"/>
+                <w:szCs w:val="20"/>
+              </w:rPr>
+              <w:t xml:space="preserve">nginx 1.24.0 (Ubuntu) — title: </w:t>
+            </w:r>
+            <w:proofErr w:type="spellStart"/>
+            <w:r>
+              <w:rPr>
+                <w:sz w:val="20"/>
+                <w:szCs w:val="20"/>
+              </w:rPr>
+              <w:t>Primetech</w:t>
+            </w:r>
+            <w:proofErr w:type="spellEnd"/>
+            <w:r>
+              <w:rPr>
+                <w:sz w:val="20"/>
+                <w:szCs w:val="20"/>
+              </w:rPr>
+              <w:t xml:space="preserve"> Ghana</w:t>
             </w:r>
           </w:p>
         </w:tc>
       </w:tr>
       <w:tr>
+        <w:tblPrEx>
+          <w:tblCellMar>
+            <w:top w:w="0" w:type="dxa"/>
+            <w:bottom w:w="0" w:type="dxa"/>
+          </w:tblCellMar>
+        </w:tblPrEx>
         <w:trPr>
           <w:cantSplit/>
         </w:trPr>
         <w:tc>
           <w:tcPr>
-            <w:tcW w:type="dxa" w:w="1800"/>
-            <w:shd w:fill="EAF2F2" w:val="clear"/>
-            <w:tcMar>
-              <w:top w:type="dxa" w:w="90"/>
-              <w:left w:type="dxa" w:w="140"/>
-              <w:bottom w:type="dxa" w:w="90"/>
-              <w:right w:type="dxa" w:w="140"/>
+            <w:tcW w:w="1800" w:type="dxa"/>
+            <w:shd w:val="clear" w:color="auto" w:fill="EAF2F2"/>
+            <w:tcMar>
+              <w:top w:w="90" w:type="dxa"/>
+              <w:left w:w="140" w:type="dxa"/>
+              <w:bottom w:w="90" w:type="dxa"/>
+              <w:right w:w="140" w:type="dxa"/>
             </w:tcMar>
             <w:vAlign w:val="center"/>
           </w:tcPr>
           <w:p>
             <w:r>
               <w:rPr>
-                <w:color w:val="1A1A1A"/>
-                <w:sz w:val="20"/>
-                <w:szCs w:val="20"/>
-              </w:rPr>
-              <w:t xml:space="preserve">443/tcp</w:t>
-            </w:r>
-          </w:p>
-        </w:tc>
-        <w:tc>
-          <w:tcPr>
-            <w:tcW w:type="dxa" w:w="1800"/>
-            <w:shd w:fill="EAF2F2" w:val="clear"/>
-            <w:tcMar>
-              <w:top w:type="dxa" w:w="90"/>
-              <w:left w:type="dxa" w:w="140"/>
-              <w:bottom w:type="dxa" w:w="90"/>
-              <w:right w:type="dxa" w:w="140"/>
+                <w:sz w:val="20"/>
+                <w:szCs w:val="20"/>
+              </w:rPr>
+              <w:t>443/</w:t>
+            </w:r>
+            <w:proofErr w:type="spellStart"/>
+            <w:r>
+              <w:rPr>
+                <w:sz w:val="20"/>
+                <w:szCs w:val="20"/>
+              </w:rPr>
+              <w:t>tcp</w:t>
+            </w:r>
+            <w:proofErr w:type="spellEnd"/>
+          </w:p>
+        </w:tc>
+        <w:tc>
+          <w:tcPr>
+            <w:tcW w:w="1800" w:type="dxa"/>
+            <w:shd w:val="clear" w:color="auto" w:fill="EAF2F2"/>
+            <w:tcMar>
+              <w:top w:w="90" w:type="dxa"/>
+              <w:left w:w="140" w:type="dxa"/>
+              <w:bottom w:w="90" w:type="dxa"/>
+              <w:right w:w="140" w:type="dxa"/>
             </w:tcMar>
             <w:vAlign w:val="center"/>
           </w:tcPr>
           <w:p>
             <w:r>
               <w:rPr>
-                <w:color w:val="1A1A1A"/>
-                <w:sz w:val="20"/>
-                <w:szCs w:val="20"/>
-              </w:rPr>
-              <w:t xml:space="preserve">closed</w:t>
-            </w:r>
-          </w:p>
-        </w:tc>
-        <w:tc>
-          <w:tcPr>
-            <w:tcW w:type="dxa" w:w="5300"/>
-            <w:shd w:fill="EAF2F2" w:val="clear"/>
-            <w:tcMar>
-              <w:top w:type="dxa" w:w="90"/>
-              <w:left w:type="dxa" w:w="140"/>
-              <w:bottom w:type="dxa" w:w="90"/>
-              <w:right w:type="dxa" w:w="140"/>
+                <w:sz w:val="20"/>
+                <w:szCs w:val="20"/>
+              </w:rPr>
+              <w:t>closed</w:t>
+            </w:r>
+          </w:p>
+        </w:tc>
+        <w:tc>
+          <w:tcPr>
+            <w:tcW w:w="5300" w:type="dxa"/>
+            <w:shd w:val="clear" w:color="auto" w:fill="EAF2F2"/>
+            <w:tcMar>
+              <w:top w:w="90" w:type="dxa"/>
+              <w:left w:w="140" w:type="dxa"/>
+              <w:bottom w:w="90" w:type="dxa"/>
+              <w:right w:w="140" w:type="dxa"/>
             </w:tcMar>
             <w:vAlign w:val="center"/>
           </w:tcPr>
           <w:p>
             <w:r>
               <w:rPr>
-                <w:color w:val="1A1A1A"/>
-                <w:sz w:val="20"/>
-                <w:szCs w:val="20"/>
-              </w:rPr>
-              <w:t xml:space="preserve">—</w:t>
+                <w:sz w:val="20"/>
+                <w:szCs w:val="20"/>
+              </w:rPr>
+              <w:t>—</w:t>
             </w:r>
           </w:p>
         </w:tc>
       </w:tr>
       <w:tr>
+        <w:tblPrEx>
+          <w:tblCellMar>
+            <w:top w:w="0" w:type="dxa"/>
+            <w:bottom w:w="0" w:type="dxa"/>
+          </w:tblCellMar>
+        </w:tblPrEx>
         <w:trPr>
           <w:cantSplit/>
         </w:trPr>
         <w:tc>
           <w:tcPr>
-            <w:tcW w:type="dxa" w:w="1800"/>
-            <w:tcMar>
-              <w:top w:type="dxa" w:w="90"/>
-              <w:left w:type="dxa" w:w="140"/>
-              <w:bottom w:type="dxa" w:w="90"/>
-              <w:right w:type="dxa" w:w="140"/>
+            <w:tcW w:w="1800" w:type="dxa"/>
+            <w:tcMar>
+              <w:top w:w="90" w:type="dxa"/>
+              <w:left w:w="140" w:type="dxa"/>
+              <w:bottom w:w="90" w:type="dxa"/>
+              <w:right w:w="140" w:type="dxa"/>
             </w:tcMar>
             <w:vAlign w:val="center"/>
           </w:tcPr>
           <w:p>
             <w:r>
               <w:rPr>
-                <w:color w:val="1A1A1A"/>
-                <w:sz w:val="20"/>
-                <w:szCs w:val="20"/>
-              </w:rPr>
-              <w:t xml:space="preserve">587/tcp</w:t>
-            </w:r>
-          </w:p>
-        </w:tc>
-        <w:tc>
-          <w:tcPr>
-            <w:tcW w:type="dxa" w:w="1800"/>
-            <w:tcMar>
-              <w:top w:type="dxa" w:w="90"/>
-              <w:left w:type="dxa" w:w="140"/>
-              <w:bottom w:type="dxa" w:w="90"/>
-              <w:right w:type="dxa" w:w="140"/>
+                <w:sz w:val="20"/>
+                <w:szCs w:val="20"/>
+              </w:rPr>
+              <w:lastRenderedPageBreak/>
+              <w:t>587/</w:t>
+            </w:r>
+            <w:proofErr w:type="spellStart"/>
+            <w:r>
+              <w:rPr>
+                <w:sz w:val="20"/>
+                <w:szCs w:val="20"/>
+              </w:rPr>
+              <w:t>tcp</w:t>
+            </w:r>
+            <w:proofErr w:type="spellEnd"/>
+          </w:p>
+        </w:tc>
+        <w:tc>
+          <w:tcPr>
+            <w:tcW w:w="1800" w:type="dxa"/>
+            <w:tcMar>
+              <w:top w:w="90" w:type="dxa"/>
+              <w:left w:w="140" w:type="dxa"/>
+              <w:bottom w:w="90" w:type="dxa"/>
+              <w:right w:w="140" w:type="dxa"/>
             </w:tcMar>
             <w:vAlign w:val="center"/>
           </w:tcPr>
           <w:p>
             <w:r>
               <w:rPr>
-                <w:color w:val="1A1A1A"/>
-                <w:sz w:val="20"/>
-                <w:szCs w:val="20"/>
-              </w:rPr>
-              <w:t xml:space="preserve">open</w:t>
-            </w:r>
-          </w:p>
-        </w:tc>
-        <w:tc>
-          <w:tcPr>
-            <w:tcW w:type="dxa" w:w="5300"/>
-            <w:tcMar>
-              <w:top w:type="dxa" w:w="90"/>
-              <w:left w:type="dxa" w:w="140"/>
-              <w:bottom w:type="dxa" w:w="90"/>
-              <w:right w:type="dxa" w:w="140"/>
+                <w:sz w:val="20"/>
+                <w:szCs w:val="20"/>
+              </w:rPr>
+              <w:t>open</w:t>
+            </w:r>
+          </w:p>
+        </w:tc>
+        <w:tc>
+          <w:tcPr>
+            <w:tcW w:w="5300" w:type="dxa"/>
+            <w:tcMar>
+              <w:top w:w="90" w:type="dxa"/>
+              <w:left w:w="140" w:type="dxa"/>
+              <w:bottom w:w="90" w:type="dxa"/>
+              <w:right w:w="140" w:type="dxa"/>
             </w:tcMar>
             <w:vAlign w:val="center"/>
           </w:tcPr>
           <w:p>
             <w:r>
               <w:rPr>
-                <w:color w:val="1A1A1A"/>
-                <w:sz w:val="20"/>
-                <w:szCs w:val="20"/>
-              </w:rPr>
-              <w:t xml:space="preserve">submission? (unconfirmed)</w:t>
+                <w:sz w:val="20"/>
+                <w:szCs w:val="20"/>
+              </w:rPr>
+              <w:t>submission? (unconfirmed)</w:t>
             </w:r>
           </w:p>
         </w:tc>
       </w:tr>
       <w:tr>
+        <w:tblPrEx>
+          <w:tblCellMar>
+            <w:top w:w="0" w:type="dxa"/>
+            <w:bottom w:w="0" w:type="dxa"/>
+          </w:tblCellMar>
+        </w:tblPrEx>
         <w:trPr>
           <w:cantSplit/>
         </w:trPr>
         <w:tc>
           <w:tcPr>
-            <w:tcW w:type="dxa" w:w="1800"/>
-            <w:shd w:fill="EAF2F2" w:val="clear"/>
-            <w:tcMar>
-              <w:top w:type="dxa" w:w="90"/>
-              <w:left w:type="dxa" w:w="140"/>
-              <w:bottom w:type="dxa" w:w="90"/>
-              <w:right w:type="dxa" w:w="140"/>
+            <w:tcW w:w="1800" w:type="dxa"/>
+            <w:shd w:val="clear" w:color="auto" w:fill="EAF2F2"/>
+            <w:tcMar>
+              <w:top w:w="90" w:type="dxa"/>
+              <w:left w:w="140" w:type="dxa"/>
+              <w:bottom w:w="90" w:type="dxa"/>
+              <w:right w:w="140" w:type="dxa"/>
             </w:tcMar>
             <w:vAlign w:val="center"/>
           </w:tcPr>
           <w:p>
             <w:r>
               <w:rPr>
-                <w:color w:val="1A1A1A"/>
-                <w:sz w:val="20"/>
-                <w:szCs w:val="20"/>
-              </w:rPr>
-              <w:t xml:space="preserve">3306/tcp</w:t>
-            </w:r>
-          </w:p>
-        </w:tc>
-        <w:tc>
-          <w:tcPr>
-            <w:tcW w:type="dxa" w:w="1800"/>
-            <w:shd w:fill="EAF2F2" w:val="clear"/>
-            <w:tcMar>
-              <w:top w:type="dxa" w:w="90"/>
-              <w:left w:type="dxa" w:w="140"/>
-              <w:bottom w:type="dxa" w:w="90"/>
-              <w:right w:type="dxa" w:w="140"/>
+                <w:sz w:val="20"/>
+                <w:szCs w:val="20"/>
+              </w:rPr>
+              <w:t>3306/</w:t>
+            </w:r>
+            <w:proofErr w:type="spellStart"/>
+            <w:r>
+              <w:rPr>
+                <w:sz w:val="20"/>
+                <w:szCs w:val="20"/>
+              </w:rPr>
+              <w:t>tcp</w:t>
+            </w:r>
+            <w:proofErr w:type="spellEnd"/>
+          </w:p>
+        </w:tc>
+        <w:tc>
+          <w:tcPr>
+            <w:tcW w:w="1800" w:type="dxa"/>
+            <w:shd w:val="clear" w:color="auto" w:fill="EAF2F2"/>
+            <w:tcMar>
+              <w:top w:w="90" w:type="dxa"/>
+              <w:left w:w="140" w:type="dxa"/>
+              <w:bottom w:w="90" w:type="dxa"/>
+              <w:right w:w="140" w:type="dxa"/>
             </w:tcMar>
             <w:vAlign w:val="center"/>
           </w:tcPr>
           <w:p>
             <w:r>
               <w:rPr>
-                <w:color w:val="1A1A1A"/>
-                <w:sz w:val="20"/>
-                <w:szCs w:val="20"/>
-              </w:rPr>
-              <w:t xml:space="preserve">closed</w:t>
-            </w:r>
-          </w:p>
-        </w:tc>
-        <w:tc>
-          <w:tcPr>
-            <w:tcW w:type="dxa" w:w="5300"/>
-            <w:shd w:fill="EAF2F2" w:val="clear"/>
-            <w:tcMar>
-              <w:top w:type="dxa" w:w="90"/>
-              <w:left w:type="dxa" w:w="140"/>
-              <w:bottom w:type="dxa" w:w="90"/>
-              <w:right w:type="dxa" w:w="140"/>
+                <w:sz w:val="20"/>
+                <w:szCs w:val="20"/>
+              </w:rPr>
+              <w:t>closed</w:t>
+            </w:r>
+          </w:p>
+        </w:tc>
+        <w:tc>
+          <w:tcPr>
+            <w:tcW w:w="5300" w:type="dxa"/>
+            <w:shd w:val="clear" w:color="auto" w:fill="EAF2F2"/>
+            <w:tcMar>
+              <w:top w:w="90" w:type="dxa"/>
+              <w:left w:w="140" w:type="dxa"/>
+              <w:bottom w:w="90" w:type="dxa"/>
+              <w:right w:w="140" w:type="dxa"/>
             </w:tcMar>
             <w:vAlign w:val="center"/>
           </w:tcPr>
           <w:p>
             <w:r>
               <w:rPr>
-                <w:color w:val="1A1A1A"/>
-                <w:sz w:val="20"/>
-                <w:szCs w:val="20"/>
-              </w:rPr>
-              <w:t xml:space="preserve">—</w:t>
+                <w:sz w:val="20"/>
+                <w:szCs w:val="20"/>
+              </w:rPr>
+              <w:t>—</w:t>
             </w:r>
           </w:p>
         </w:tc>
@@ -1641,36 +2091,48 @@
     </w:tbl>
     <w:p>
       <w:pPr>
-        <w:spacing w:after="0" w:before="200"/>
+        <w:spacing w:before="200"/>
       </w:pPr>
     </w:p>
     <w:tbl>
       <w:tblPr>
-        <w:tblW w:type="pct" w:w="100%"/>
+        <w:tblW w:w="5000" w:type="pct"/>
         <w:tblBorders>
-          <w:top w:val="single" w:color="D8DEE4" w:sz="2"/>
-          <w:left w:val="single" w:color="0E7C86" w:sz="36"/>
-          <w:bottom w:val="single" w:color="D8DEE4" w:sz="2"/>
-          <w:right w:val="single" w:color="D8DEE4" w:sz="2"/>
-          <w:insideH w:val="none" w:color="FFFFFF" w:sz="0"/>
-          <w:insideV w:val="none" w:color="FFFFFF" w:sz="0"/>
+          <w:top w:val="single" w:sz="2" w:space="0" w:color="D8DEE4"/>
+          <w:left w:val="single" w:sz="36" w:space="0" w:color="0E7C86"/>
+          <w:bottom w:val="single" w:sz="2" w:space="0" w:color="D8DEE4"/>
+          <w:right w:val="single" w:sz="2" w:space="0" w:color="D8DEE4"/>
+          <w:insideH w:val="none" w:sz="0" w:space="0" w:color="FFFFFF"/>
+          <w:insideV w:val="none" w:sz="0" w:space="0" w:color="FFFFFF"/>
         </w:tblBorders>
+        <w:tblCellMar>
+          <w:left w:w="10" w:type="dxa"/>
+          <w:right w:w="10" w:type="dxa"/>
+        </w:tblCellMar>
+        <w:tblLook w:val="04A0" w:firstRow="1" w:lastRow="0" w:firstColumn="1" w:lastColumn="0" w:noHBand="0" w:noVBand="1"/>
       </w:tblPr>
       <w:tblGrid>
-        <w:gridCol w:w="100"/>
+        <w:gridCol w:w="9892"/>
       </w:tblGrid>
       <w:tr>
+        <w:tblPrEx>
+          <w:tblCellMar>
+            <w:top w:w="0" w:type="dxa"/>
+            <w:bottom w:w="0" w:type="dxa"/>
+          </w:tblCellMar>
+        </w:tblPrEx>
         <w:trPr>
           <w:cantSplit/>
         </w:trPr>
         <w:tc>
           <w:tcPr>
-            <w:shd w:fill="F5F8F8" w:val="clear"/>
-            <w:tcMar>
-              <w:top w:type="dxa" w:w="160"/>
-              <w:left w:type="dxa" w:w="220"/>
-              <w:bottom w:type="dxa" w:w="160"/>
-              <w:right w:type="dxa" w:w="220"/>
+            <w:tcW w:w="0" w:type="auto"/>
+            <w:shd w:val="clear" w:color="auto" w:fill="F5F8F8"/>
+            <w:tcMar>
+              <w:top w:w="160" w:type="dxa"/>
+              <w:left w:w="220" w:type="dxa"/>
+              <w:bottom w:w="160" w:type="dxa"/>
+              <w:right w:w="220" w:type="dxa"/>
             </w:tcMar>
           </w:tcPr>
           <w:p>
@@ -1685,20 +2147,87 @@
                 <w:sz w:val="21"/>
                 <w:szCs w:val="21"/>
               </w:rPr>
-              <w:t xml:space="preserve">This time the banners came through</w:t>
-            </w:r>
-          </w:p>
-          <w:p>
-            <w:pPr>
-              <w:spacing w:after="0"/>
-            </w:pPr>
-            <w:r>
-              <w:rPr>
-                <w:color w:val="1A1A1A"/>
+              <w:t>This time the banners came through</w:t>
+            </w:r>
+          </w:p>
+          <w:p>
+            <w:r>
+              <w:rPr>
                 <w:sz w:val="21"/>
                 <w:szCs w:val="21"/>
               </w:rPr>
-              <w:t xml:space="preserve">Every earlier scan of this host (Module 5) reported ports 22, 80, and 587 as tcpwrapped — open, but with no identifiable service. Here, the exact same ports resolved to real version strings: OpenSSH 9.6p1 and nginx 1.24.0. Nothing about the target changed; what's different is -sV was combined explicitly with -A this time, and Zenmap's default verbosity (-v) ran a fuller probe set. It's a reminder that tcpwrapped isn't necessarily permanent — a differently-configured scan against the same host can still pull a real banner where a previous one couldn't.</w:t>
+              <w:t xml:space="preserve">Every earlier scan of this host reported ports 22, 80, and 587 as </w:t>
+            </w:r>
+            <w:proofErr w:type="spellStart"/>
+            <w:r>
+              <w:rPr>
+                <w:sz w:val="21"/>
+                <w:szCs w:val="21"/>
+              </w:rPr>
+              <w:t>tcpwrapped</w:t>
+            </w:r>
+            <w:proofErr w:type="spellEnd"/>
+            <w:r>
+              <w:rPr>
+                <w:sz w:val="21"/>
+                <w:szCs w:val="21"/>
+              </w:rPr>
+              <w:t xml:space="preserve"> — open, but with no identifiable service. Here, the exact same ports resolved to real version strings: OpenSSH 9.6p1 and nginx 1.24.0. Nothing about the target changed; what's different is -</w:t>
+            </w:r>
+            <w:proofErr w:type="spellStart"/>
+            <w:r>
+              <w:rPr>
+                <w:sz w:val="21"/>
+                <w:szCs w:val="21"/>
+              </w:rPr>
+              <w:t>sV</w:t>
+            </w:r>
+            <w:proofErr w:type="spellEnd"/>
+            <w:r>
+              <w:rPr>
+                <w:sz w:val="21"/>
+                <w:szCs w:val="21"/>
+              </w:rPr>
+              <w:t xml:space="preserve"> was combined explicitly with -A this time, and </w:t>
+            </w:r>
+            <w:proofErr w:type="spellStart"/>
+            <w:r>
+              <w:rPr>
+                <w:sz w:val="21"/>
+                <w:szCs w:val="21"/>
+              </w:rPr>
+              <w:t>Zenmap's</w:t>
+            </w:r>
+            <w:proofErr w:type="spellEnd"/>
+            <w:r>
+              <w:rPr>
+                <w:sz w:val="21"/>
+                <w:szCs w:val="21"/>
+              </w:rPr>
+              <w:t xml:space="preserve"> default verbosity (-v) ran a fuller probe set. It's a reminder that </w:t>
+            </w:r>
+            <w:proofErr w:type="spellStart"/>
+            <w:r>
+              <w:rPr>
+                <w:sz w:val="21"/>
+                <w:szCs w:val="21"/>
+              </w:rPr>
+              <w:t>tcpwrapped</w:t>
+            </w:r>
+            <w:proofErr w:type="spellEnd"/>
+            <w:r>
+              <w:rPr>
+                <w:sz w:val="21"/>
+                <w:szCs w:val="21"/>
+              </w:rPr>
+              <w:t xml:space="preserve"> isn't necessarily permanent</w:t>
+            </w:r>
+            <w:r>
+              <w:rPr>
+                <w:sz w:val="21"/>
+                <w:szCs w:val="21"/>
+              </w:rPr>
+              <w:t>.</w:t>
             </w:r>
           </w:p>
         </w:tc>
@@ -1706,31 +2235,13 @@
     </w:tbl>
     <w:p>
       <w:pPr>
-        <w:spacing w:after="0" w:before="200"/>
-      </w:pPr>
-    </w:p>
-    <w:p>
-      <w:pPr>
-        <w:spacing w:after="160" w:line="300"/>
-        <w:jc w:val="both"/>
-      </w:pPr>
-      <w:r>
-        <w:rPr>
-          <w:color w:val="1A1A1A"/>
-          <w:sz w:val="22"/>
-          <w:szCs w:val="22"/>
-        </w:rPr>
-        <w:t xml:space="preserve">The traceroute also looked different from earlier modules: hop 1 landed on 172.20.10.1 at 15.00ms — an intermediate router, not the target itself — with hop 2 timing out. Total scan time: 292.36 seconds, by far the longest in this module, reflecting how much more work -sV plus -A plus NSE scripting does per port versus a plain scan.</w:t>
-      </w:r>
-    </w:p>
-    <w:p>
-      <w:pPr>
         <w:pStyle w:val="Heading1"/>
         <w:pBdr>
-          <w:bottom w:val="single" w:color="0E7C86" w:sz="8" w:space="6"/>
+          <w:bottom w:val="single" w:sz="8" w:space="6" w:color="0E7C86"/>
         </w:pBdr>
-        <w:spacing w:after="200" w:before="480"/>
-      </w:pPr>
+        <w:spacing w:before="480" w:after="200"/>
+      </w:pPr>
+      <w:proofErr w:type="gramStart"/>
       <w:r>
         <w:rPr>
           <w:b/>
@@ -1749,56 +2260,71 @@
           <w:sz w:val="30"/>
           <w:szCs w:val="30"/>
         </w:rPr>
-        <w:t xml:space="preserve">Insane Timing (-T5)</w:t>
-      </w:r>
-    </w:p>
-    <w:p>
-      <w:pPr>
-        <w:spacing w:after="160" w:line="300"/>
+        <w:t>Insane</w:t>
+      </w:r>
+      <w:proofErr w:type="gramEnd"/>
+      <w:r>
+        <w:rPr>
+          <w:b/>
+          <w:bCs/>
+          <w:color w:val="0B1F3A"/>
+          <w:sz w:val="30"/>
+          <w:szCs w:val="30"/>
+        </w:rPr>
+        <w:t xml:space="preserve"> Timing (-T5)</w:t>
+      </w:r>
+    </w:p>
+    <w:p>
+      <w:pPr>
+        <w:spacing w:after="160" w:line="300" w:lineRule="auto"/>
         <w:jc w:val="both"/>
       </w:pPr>
       <w:r>
-        <w:rPr>
-          <w:color w:val="1A1A1A"/>
-          <w:sz w:val="22"/>
-          <w:szCs w:val="22"/>
-        </w:rPr>
-        <w:t xml:space="preserve">-T5 is Nmap's fastest and least patient timing template — minimal delays between probes, aggressive parallelism, and short timeouts. It trades reliability for raw speed, and this scan shows exactly what that trade costs.</w:t>
+        <w:t>-T5 is Nmap's fastest and least patient timing template — minimal delays between probes, aggressive parallelism, and short timeouts. It trades reliability for raw speed, and this scan shows exactly what that trade costs.</w:t>
       </w:r>
     </w:p>
     <w:tbl>
       <w:tblPr>
-        <w:tblW w:type="pct" w:w="100%"/>
+        <w:tblW w:w="5000" w:type="pct"/>
         <w:tblBorders>
-          <w:top w:val="single" w:color="0D1117" w:sz="2"/>
-          <w:left w:val="single" w:color="0D1117" w:sz="2"/>
-          <w:bottom w:val="single" w:color="0D1117" w:sz="2"/>
-          <w:right w:val="single" w:color="0D1117" w:sz="2"/>
-          <w:insideH w:val="none" w:color="FFFFFF" w:sz="0"/>
-          <w:insideV w:val="none" w:color="FFFFFF" w:sz="0"/>
+          <w:top w:val="single" w:sz="2" w:space="0" w:color="0D1117"/>
+          <w:left w:val="single" w:sz="2" w:space="0" w:color="0D1117"/>
+          <w:bottom w:val="single" w:sz="2" w:space="0" w:color="0D1117"/>
+          <w:right w:val="single" w:sz="2" w:space="0" w:color="0D1117"/>
+          <w:insideH w:val="none" w:sz="0" w:space="0" w:color="FFFFFF"/>
+          <w:insideV w:val="none" w:sz="0" w:space="0" w:color="FFFFFF"/>
         </w:tblBorders>
+        <w:tblCellMar>
+          <w:left w:w="10" w:type="dxa"/>
+          <w:right w:w="10" w:type="dxa"/>
+        </w:tblCellMar>
+        <w:tblLook w:val="04A0" w:firstRow="1" w:lastRow="0" w:firstColumn="1" w:lastColumn="0" w:noHBand="0" w:noVBand="1"/>
       </w:tblPr>
       <w:tblGrid>
-        <w:gridCol w:w="100"/>
+        <w:gridCol w:w="9934"/>
       </w:tblGrid>
       <w:tr>
+        <w:tblPrEx>
+          <w:tblCellMar>
+            <w:top w:w="0" w:type="dxa"/>
+            <w:bottom w:w="0" w:type="dxa"/>
+          </w:tblCellMar>
+        </w:tblPrEx>
         <w:trPr>
           <w:cantSplit/>
         </w:trPr>
         <w:tc>
           <w:tcPr>
-            <w:shd w:fill="0D1117" w:val="clear"/>
-            <w:tcMar>
-              <w:top w:type="dxa" w:w="140"/>
-              <w:left w:type="dxa" w:w="200"/>
-              <w:bottom w:type="dxa" w:w="160"/>
-              <w:right w:type="dxa" w:w="200"/>
-            </w:tcMar>
-          </w:tcPr>
-          <w:p>
-            <w:pPr>
-              <w:spacing w:after="0"/>
-            </w:pPr>
+            <w:tcW w:w="0" w:type="auto"/>
+            <w:shd w:val="clear" w:color="auto" w:fill="0D1117"/>
+            <w:tcMar>
+              <w:top w:w="140" w:type="dxa"/>
+              <w:left w:w="200" w:type="dxa"/>
+              <w:bottom w:w="160" w:type="dxa"/>
+              <w:right w:w="200" w:type="dxa"/>
+            </w:tcMar>
+          </w:tcPr>
+          <w:p>
             <w:r>
               <w:rPr>
                 <w:color w:val="FF5F56"/>
@@ -1826,11 +2352,11 @@
           </w:p>
           <w:p>
             <w:pPr>
-              <w:spacing w:after="0" w:before="100"/>
+              <w:spacing w:before="100"/>
             </w:pPr>
             <w:r>
               <w:rPr>
-                <w:rFonts w:ascii="Consolas" w:cs="Consolas" w:eastAsia="Consolas" w:hAnsi="Consolas"/>
+                <w:rFonts w:ascii="Consolas" w:eastAsia="Consolas" w:hAnsi="Consolas" w:cs="Consolas"/>
                 <w:b/>
                 <w:bCs/>
                 <w:color w:val="58A6FF"/>
@@ -1839,14 +2365,25 @@
               </w:rPr>
               <w:t xml:space="preserve">$ </w:t>
             </w:r>
-            <w:r>
-              <w:rPr>
-                <w:rFonts w:ascii="Consolas" w:cs="Consolas" w:eastAsia="Consolas" w:hAnsi="Consolas"/>
+            <w:proofErr w:type="spellStart"/>
+            <w:r>
+              <w:rPr>
+                <w:rFonts w:ascii="Consolas" w:eastAsia="Consolas" w:hAnsi="Consolas" w:cs="Consolas"/>
                 <w:color w:val="C9D1D9"/>
                 <w:sz w:val="20"/>
                 <w:szCs w:val="20"/>
               </w:rPr>
-              <w:t xml:space="preserve">nmap -T5 -A 173.230.138.70</w:t>
+              <w:t>nmap</w:t>
+            </w:r>
+            <w:proofErr w:type="spellEnd"/>
+            <w:r>
+              <w:rPr>
+                <w:rFonts w:ascii="Consolas" w:eastAsia="Consolas" w:hAnsi="Consolas" w:cs="Consolas"/>
+                <w:color w:val="C9D1D9"/>
+                <w:sz w:val="20"/>
+                <w:szCs w:val="20"/>
+              </w:rPr>
+              <w:t xml:space="preserve"> -T5 -A 173.230.138.70</w:t>
             </w:r>
           </w:p>
         </w:tc>
@@ -1855,20 +2392,23 @@
     <w:p>
       <w:pPr>
         <w:pBdr>
-          <w:top w:val="single" w:color="D0D7DE" w:sz="4" w:space="6"/>
-          <w:bottom w:val="single" w:color="D0D7DE" w:sz="4" w:space="6"/>
-          <w:left w:val="single" w:color="D0D7DE" w:sz="4" w:space="6"/>
-          <w:right w:val="single" w:color="D0D7DE" w:sz="4" w:space="6"/>
+          <w:top w:val="single" w:sz="4" w:space="6" w:color="D0D7DE"/>
+          <w:left w:val="single" w:sz="4" w:space="6" w:color="D0D7DE"/>
+          <w:bottom w:val="single" w:sz="4" w:space="6" w:color="D0D7DE"/>
+          <w:right w:val="single" w:sz="4" w:space="6" w:color="D0D7DE"/>
         </w:pBdr>
-        <w:spacing w:after="80" w:before="220"/>
+        <w:spacing w:before="220" w:after="80"/>
         <w:jc w:val="center"/>
       </w:pPr>
       <w:r>
+        <w:rPr>
+          <w:noProof/>
+        </w:rPr>
         <w:drawing>
-          <wp:inline distT="0" distB="0" distL="0" distR="0">
+          <wp:inline distT="0" distB="0" distL="0" distR="0" wp14:anchorId="04EEC730" wp14:editId="575C2AAB">
             <wp:extent cx="5524500" cy="3105150"/>
-            <wp:effectExtent t="0" r="0" b="0" l="0"/>
-            <wp:docPr id="1" name="" descr="" title=""/>
+            <wp:effectExtent l="0" t="0" r="0" b="0"/>
+            <wp:docPr id="321639952" name="Picture 321639952"/>
             <wp:cNvGraphicFramePr>
               <a:graphicFrameLocks xmlns:a="http://schemas.openxmlformats.org/drawingml/2006/main" noChangeAspect="1"/>
             </wp:cNvGraphicFramePr>
@@ -1876,13 +2416,13 @@
               <a:graphicData uri="http://schemas.openxmlformats.org/drawingml/2006/picture">
                 <pic:pic xmlns:pic="http://schemas.openxmlformats.org/drawingml/2006/picture">
                   <pic:nvPicPr>
-                    <pic:cNvPr id="0" name="" descr=""/>
+                    <pic:cNvPr id="0" name=""/>
                     <pic:cNvPicPr>
                       <a:picLocks noChangeAspect="1" noChangeArrowheads="1"/>
                     </pic:cNvPicPr>
                   </pic:nvPicPr>
                   <pic:blipFill>
-                    <a:blip r:embed="rId11" cstate="none"/>
+                    <a:blip r:embed="rId9"/>
                     <a:srcRect/>
                     <a:stretch>
                       <a:fillRect/>
@@ -1919,7 +2459,33 @@
           <w:sz w:val="18"/>
           <w:szCs w:val="18"/>
         </w:rPr>
-        <w:t xml:space="preserve">Figure 3  ·  </w:t>
+        <w:t xml:space="preserve">Figure </w:t>
+      </w:r>
+      <w:proofErr w:type="gramStart"/>
+      <w:r>
+        <w:rPr>
+          <w:b/>
+          <w:bCs/>
+          <w:i/>
+          <w:iCs/>
+          <w:color w:val="0E7C86"/>
+          <w:sz w:val="18"/>
+          <w:szCs w:val="18"/>
+        </w:rPr>
+        <w:t>3  ·</w:t>
+      </w:r>
+      <w:proofErr w:type="gramEnd"/>
+      <w:r>
+        <w:rPr>
+          <w:b/>
+          <w:bCs/>
+          <w:i/>
+          <w:iCs/>
+          <w:color w:val="0E7C86"/>
+          <w:sz w:val="18"/>
+          <w:szCs w:val="18"/>
+        </w:rPr>
+        <w:t xml:space="preserve">  </w:t>
       </w:r>
       <w:r>
         <w:rPr>
@@ -1929,12 +2495,12 @@
           <w:sz w:val="18"/>
           <w:szCs w:val="18"/>
         </w:rPr>
-        <w:t xml:space="preserve">Insane-speed -T5 scan degrading OS-detection accuracy</w:t>
-      </w:r>
-    </w:p>
-    <w:p>
-      <w:pPr>
-        <w:spacing w:after="100" w:before="60"/>
+        <w:t>Insane-speed -T5 scan degrading OS-detection accuracy</w:t>
+      </w:r>
+    </w:p>
+    <w:p>
+      <w:pPr>
+        <w:spacing w:before="60" w:after="100"/>
       </w:pPr>
       <w:r>
         <w:rPr>
@@ -1944,38 +2510,49 @@
           <w:sz w:val="20"/>
           <w:szCs w:val="20"/>
         </w:rPr>
-        <w:t xml:space="preserve">What -T5 got wrong</w:t>
+        <w:t>What -T5 got wrong</w:t>
       </w:r>
     </w:p>
     <w:tbl>
       <w:tblPr>
-        <w:tblW w:type="dxa" w:w="9100"/>
+        <w:tblW w:w="9100" w:type="dxa"/>
         <w:tblBorders>
-          <w:top w:val="single" w:color="B9C1CB" w:sz="4"/>
-          <w:left w:val="single" w:color="B9C1CB" w:sz="4"/>
-          <w:bottom w:val="single" w:color="B9C1CB" w:sz="4"/>
-          <w:right w:val="single" w:color="B9C1CB" w:sz="4"/>
-          <w:insideH w:val="single" w:color="D8DEE4" w:sz="2"/>
-          <w:insideV w:val="single" w:color="D8DEE4" w:sz="2"/>
+          <w:top w:val="single" w:sz="4" w:space="0" w:color="B9C1CB"/>
+          <w:left w:val="single" w:sz="4" w:space="0" w:color="B9C1CB"/>
+          <w:bottom w:val="single" w:sz="4" w:space="0" w:color="B9C1CB"/>
+          <w:right w:val="single" w:sz="4" w:space="0" w:color="B9C1CB"/>
+          <w:insideH w:val="single" w:sz="2" w:space="0" w:color="D8DEE4"/>
+          <w:insideV w:val="single" w:sz="2" w:space="0" w:color="D8DEE4"/>
         </w:tblBorders>
+        <w:tblCellMar>
+          <w:left w:w="10" w:type="dxa"/>
+          <w:right w:w="10" w:type="dxa"/>
+        </w:tblCellMar>
+        <w:tblLook w:val="04A0" w:firstRow="1" w:lastRow="0" w:firstColumn="1" w:lastColumn="0" w:noHBand="0" w:noVBand="1"/>
       </w:tblPr>
       <w:tblGrid>
         <w:gridCol w:w="2200"/>
         <w:gridCol w:w="6900"/>
       </w:tblGrid>
       <w:tr>
+        <w:tblPrEx>
+          <w:tblCellMar>
+            <w:top w:w="0" w:type="dxa"/>
+            <w:bottom w:w="0" w:type="dxa"/>
+          </w:tblCellMar>
+        </w:tblPrEx>
         <w:trPr>
           <w:tblHeader/>
         </w:trPr>
         <w:tc>
           <w:tcPr>
-            <w:tcW w:type="dxa" w:w="2200"/>
-            <w:shd w:fill="0B1F3A" w:val="clear"/>
-            <w:tcMar>
-              <w:top w:type="dxa" w:w="100"/>
-              <w:left w:type="dxa" w:w="140"/>
-              <w:bottom w:type="dxa" w:w="100"/>
-              <w:right w:type="dxa" w:w="140"/>
+            <w:tcW w:w="2200" w:type="dxa"/>
+            <w:shd w:val="clear" w:color="auto" w:fill="0B1F3A"/>
+            <w:tcMar>
+              <w:top w:w="100" w:type="dxa"/>
+              <w:left w:w="140" w:type="dxa"/>
+              <w:bottom w:w="100" w:type="dxa"/>
+              <w:right w:w="140" w:type="dxa"/>
             </w:tcMar>
             <w:vAlign w:val="center"/>
           </w:tcPr>
@@ -1988,19 +2565,20 @@
                 <w:sz w:val="20"/>
                 <w:szCs w:val="20"/>
               </w:rPr>
-              <w:t xml:space="preserve">Aspect</w:t>
-            </w:r>
-          </w:p>
-        </w:tc>
-        <w:tc>
-          <w:tcPr>
-            <w:tcW w:type="dxa" w:w="6900"/>
-            <w:shd w:fill="0B1F3A" w:val="clear"/>
-            <w:tcMar>
-              <w:top w:type="dxa" w:w="100"/>
-              <w:left w:type="dxa" w:w="140"/>
-              <w:bottom w:type="dxa" w:w="100"/>
-              <w:right w:type="dxa" w:w="140"/>
+              <w:lastRenderedPageBreak/>
+              <w:t>Aspect</w:t>
+            </w:r>
+          </w:p>
+        </w:tc>
+        <w:tc>
+          <w:tcPr>
+            <w:tcW w:w="6900" w:type="dxa"/>
+            <w:shd w:val="clear" w:color="auto" w:fill="0B1F3A"/>
+            <w:tcMar>
+              <w:top w:w="100" w:type="dxa"/>
+              <w:left w:w="140" w:type="dxa"/>
+              <w:bottom w:w="100" w:type="dxa"/>
+              <w:right w:w="140" w:type="dxa"/>
             </w:tcMar>
             <w:vAlign w:val="center"/>
           </w:tcPr>
@@ -2013,207 +2591,287 @@
                 <w:sz w:val="20"/>
                 <w:szCs w:val="20"/>
               </w:rPr>
-              <w:t xml:space="preserve">Result</w:t>
+              <w:t>Result</w:t>
             </w:r>
           </w:p>
         </w:tc>
       </w:tr>
       <w:tr>
+        <w:tblPrEx>
+          <w:tblCellMar>
+            <w:top w:w="0" w:type="dxa"/>
+            <w:bottom w:w="0" w:type="dxa"/>
+          </w:tblCellMar>
+        </w:tblPrEx>
         <w:trPr>
           <w:cantSplit/>
         </w:trPr>
         <w:tc>
           <w:tcPr>
-            <w:tcW w:type="dxa" w:w="2200"/>
-            <w:tcMar>
-              <w:top w:type="dxa" w:w="90"/>
-              <w:left w:type="dxa" w:w="140"/>
-              <w:bottom w:type="dxa" w:w="90"/>
-              <w:right w:type="dxa" w:w="140"/>
+            <w:tcW w:w="2200" w:type="dxa"/>
+            <w:tcMar>
+              <w:top w:w="90" w:type="dxa"/>
+              <w:left w:w="140" w:type="dxa"/>
+              <w:bottom w:w="90" w:type="dxa"/>
+              <w:right w:w="140" w:type="dxa"/>
             </w:tcMar>
             <w:vAlign w:val="center"/>
           </w:tcPr>
           <w:p>
             <w:r>
               <w:rPr>
-                <w:color w:val="1A1A1A"/>
-                <w:sz w:val="20"/>
-                <w:szCs w:val="20"/>
-              </w:rPr>
-              <w:t xml:space="preserve">Ports</w:t>
-            </w:r>
-          </w:p>
-        </w:tc>
-        <w:tc>
-          <w:tcPr>
-            <w:tcW w:type="dxa" w:w="6900"/>
-            <w:tcMar>
-              <w:top w:type="dxa" w:w="90"/>
-              <w:left w:type="dxa" w:w="140"/>
-              <w:bottom w:type="dxa" w:w="90"/>
-              <w:right w:type="dxa" w:w="140"/>
+                <w:sz w:val="20"/>
+                <w:szCs w:val="20"/>
+              </w:rPr>
+              <w:t>Ports</w:t>
+            </w:r>
+          </w:p>
+        </w:tc>
+        <w:tc>
+          <w:tcPr>
+            <w:tcW w:w="6900" w:type="dxa"/>
+            <w:tcMar>
+              <w:top w:w="90" w:type="dxa"/>
+              <w:left w:w="140" w:type="dxa"/>
+              <w:bottom w:w="90" w:type="dxa"/>
+              <w:right w:w="140" w:type="dxa"/>
             </w:tcMar>
             <w:vAlign w:val="center"/>
           </w:tcPr>
           <w:p>
             <w:r>
               <w:rPr>
-                <w:color w:val="1A1A1A"/>
-                <w:sz w:val="20"/>
-                <w:szCs w:val="20"/>
-              </w:rPr>
-              <w:t xml:space="preserve">Same 3 open (tcpwrapped) as prior -A runs — port scanning itself held up fine</w:t>
+                <w:sz w:val="20"/>
+                <w:szCs w:val="20"/>
+              </w:rPr>
+              <w:t>Same 3 open (</w:t>
+            </w:r>
+            <w:proofErr w:type="spellStart"/>
+            <w:r>
+              <w:rPr>
+                <w:sz w:val="20"/>
+                <w:szCs w:val="20"/>
+              </w:rPr>
+              <w:t>tcpwrapped</w:t>
+            </w:r>
+            <w:proofErr w:type="spellEnd"/>
+            <w:r>
+              <w:rPr>
+                <w:sz w:val="20"/>
+                <w:szCs w:val="20"/>
+              </w:rPr>
+              <w:t>) as prior -A runs port scanning itself held up fine</w:t>
             </w:r>
           </w:p>
         </w:tc>
       </w:tr>
       <w:tr>
+        <w:tblPrEx>
+          <w:tblCellMar>
+            <w:top w:w="0" w:type="dxa"/>
+            <w:bottom w:w="0" w:type="dxa"/>
+          </w:tblCellMar>
+        </w:tblPrEx>
         <w:trPr>
           <w:cantSplit/>
         </w:trPr>
         <w:tc>
           <w:tcPr>
-            <w:tcW w:type="dxa" w:w="2200"/>
-            <w:shd w:fill="EAF2F2" w:val="clear"/>
-            <w:tcMar>
-              <w:top w:type="dxa" w:w="90"/>
-              <w:left w:type="dxa" w:w="140"/>
-              <w:bottom w:type="dxa" w:w="90"/>
-              <w:right w:type="dxa" w:w="140"/>
+            <w:tcW w:w="2200" w:type="dxa"/>
+            <w:shd w:val="clear" w:color="auto" w:fill="EAF2F2"/>
+            <w:tcMar>
+              <w:top w:w="90" w:type="dxa"/>
+              <w:left w:w="140" w:type="dxa"/>
+              <w:bottom w:w="90" w:type="dxa"/>
+              <w:right w:w="140" w:type="dxa"/>
             </w:tcMar>
             <w:vAlign w:val="center"/>
           </w:tcPr>
           <w:p>
             <w:r>
               <w:rPr>
-                <w:color w:val="1A1A1A"/>
-                <w:sz w:val="20"/>
-                <w:szCs w:val="20"/>
-              </w:rPr>
-              <w:t xml:space="preserve">OS detection</w:t>
-            </w:r>
-          </w:p>
-        </w:tc>
-        <w:tc>
-          <w:tcPr>
-            <w:tcW w:type="dxa" w:w="6900"/>
-            <w:shd w:fill="EAF2F2" w:val="clear"/>
-            <w:tcMar>
-              <w:top w:type="dxa" w:w="90"/>
-              <w:left w:type="dxa" w:w="140"/>
-              <w:bottom w:type="dxa" w:w="90"/>
-              <w:right w:type="dxa" w:w="140"/>
+                <w:sz w:val="20"/>
+                <w:szCs w:val="20"/>
+              </w:rPr>
+              <w:t>OS detection</w:t>
+            </w:r>
+          </w:p>
+        </w:tc>
+        <w:tc>
+          <w:tcPr>
+            <w:tcW w:w="6900" w:type="dxa"/>
+            <w:shd w:val="clear" w:color="auto" w:fill="EAF2F2"/>
+            <w:tcMar>
+              <w:top w:w="90" w:type="dxa"/>
+              <w:left w:w="140" w:type="dxa"/>
+              <w:bottom w:w="90" w:type="dxa"/>
+              <w:right w:w="140" w:type="dxa"/>
             </w:tcMar>
             <w:vAlign w:val="center"/>
           </w:tcPr>
           <w:p>
             <w:r>
               <w:rPr>
-                <w:color w:val="1A1A1A"/>
-                <w:sz w:val="20"/>
-                <w:szCs w:val="20"/>
-              </w:rPr>
-              <w:t xml:space="preserve">“Warning: OSScan results may be unreliable because we could not find at least 1 open and 1 closed port”</w:t>
+                <w:sz w:val="20"/>
+                <w:szCs w:val="20"/>
+              </w:rPr>
+              <w:t xml:space="preserve">“Warning: </w:t>
+            </w:r>
+            <w:proofErr w:type="spellStart"/>
+            <w:r>
+              <w:rPr>
+                <w:sz w:val="20"/>
+                <w:szCs w:val="20"/>
+              </w:rPr>
+              <w:t>OSScan</w:t>
+            </w:r>
+            <w:proofErr w:type="spellEnd"/>
+            <w:r>
+              <w:rPr>
+                <w:sz w:val="20"/>
+                <w:szCs w:val="20"/>
+              </w:rPr>
+              <w:t xml:space="preserve"> results may be unreliable because we could not find at least 1 open and 1 closed port”</w:t>
             </w:r>
           </w:p>
         </w:tc>
       </w:tr>
       <w:tr>
+        <w:tblPrEx>
+          <w:tblCellMar>
+            <w:top w:w="0" w:type="dxa"/>
+            <w:bottom w:w="0" w:type="dxa"/>
+          </w:tblCellMar>
+        </w:tblPrEx>
         <w:trPr>
           <w:cantSplit/>
         </w:trPr>
         <w:tc>
           <w:tcPr>
-            <w:tcW w:type="dxa" w:w="2200"/>
-            <w:tcMar>
-              <w:top w:type="dxa" w:w="90"/>
-              <w:left w:type="dxa" w:w="140"/>
-              <w:bottom w:type="dxa" w:w="90"/>
-              <w:right w:type="dxa" w:w="140"/>
+            <w:tcW w:w="2200" w:type="dxa"/>
+            <w:tcMar>
+              <w:top w:w="90" w:type="dxa"/>
+              <w:left w:w="140" w:type="dxa"/>
+              <w:bottom w:w="90" w:type="dxa"/>
+              <w:right w:w="140" w:type="dxa"/>
             </w:tcMar>
             <w:vAlign w:val="center"/>
           </w:tcPr>
           <w:p>
             <w:r>
               <w:rPr>
-                <w:color w:val="1A1A1A"/>
-                <w:sz w:val="20"/>
-                <w:szCs w:val="20"/>
-              </w:rPr>
-              <w:t xml:space="preserve">OS guesses</w:t>
-            </w:r>
-          </w:p>
-        </w:tc>
-        <w:tc>
-          <w:tcPr>
-            <w:tcW w:type="dxa" w:w="6900"/>
-            <w:tcMar>
-              <w:top w:type="dxa" w:w="90"/>
-              <w:left w:type="dxa" w:w="140"/>
-              <w:bottom w:type="dxa" w:w="90"/>
-              <w:right w:type="dxa" w:w="140"/>
+                <w:sz w:val="20"/>
+                <w:szCs w:val="20"/>
+              </w:rPr>
+              <w:t>OS guesses</w:t>
+            </w:r>
+          </w:p>
+        </w:tc>
+        <w:tc>
+          <w:tcPr>
+            <w:tcW w:w="6900" w:type="dxa"/>
+            <w:tcMar>
+              <w:top w:w="90" w:type="dxa"/>
+              <w:left w:w="140" w:type="dxa"/>
+              <w:bottom w:w="90" w:type="dxa"/>
+              <w:right w:w="140" w:type="dxa"/>
             </w:tcMar>
             <w:vAlign w:val="center"/>
           </w:tcPr>
           <w:p>
             <w:r>
               <w:rPr>
-                <w:color w:val="1A1A1A"/>
-                <w:sz w:val="20"/>
-                <w:szCs w:val="20"/>
-              </w:rPr>
-              <w:t xml:space="preserve">Device type: switch|phone — “JUST GUESSING”: Cisco embedded (87%), Nokia Symbian OS (86%); aggressive guesses named a Cisco Catalyst 1900 switch and a Nokia 3600i mobile phone</w:t>
+                <w:sz w:val="20"/>
+                <w:szCs w:val="20"/>
+              </w:rPr>
+              <w:t xml:space="preserve">Device type: </w:t>
+            </w:r>
+            <w:proofErr w:type="spellStart"/>
+            <w:r>
+              <w:rPr>
+                <w:sz w:val="20"/>
+                <w:szCs w:val="20"/>
+              </w:rPr>
+              <w:t>switch|phone</w:t>
+            </w:r>
+            <w:proofErr w:type="spellEnd"/>
+            <w:r>
+              <w:rPr>
+                <w:sz w:val="20"/>
+                <w:szCs w:val="20"/>
+              </w:rPr>
+              <w:t xml:space="preserve"> — “JUST GUESSING”: Cisco embedded (87%), Nokia Symbian OS (86%); aggressive guesses named a Cisco Catalyst 1900 switch and a Nokia 3600i mobile phone</w:t>
             </w:r>
           </w:p>
         </w:tc>
       </w:tr>
       <w:tr>
+        <w:tblPrEx>
+          <w:tblCellMar>
+            <w:top w:w="0" w:type="dxa"/>
+            <w:bottom w:w="0" w:type="dxa"/>
+          </w:tblCellMar>
+        </w:tblPrEx>
         <w:trPr>
           <w:cantSplit/>
         </w:trPr>
         <w:tc>
           <w:tcPr>
-            <w:tcW w:type="dxa" w:w="2200"/>
-            <w:shd w:fill="EAF2F2" w:val="clear"/>
-            <w:tcMar>
-              <w:top w:type="dxa" w:w="90"/>
-              <w:left w:type="dxa" w:w="140"/>
-              <w:bottom w:type="dxa" w:w="90"/>
-              <w:right w:type="dxa" w:w="140"/>
+            <w:tcW w:w="2200" w:type="dxa"/>
+            <w:shd w:val="clear" w:color="auto" w:fill="EAF2F2"/>
+            <w:tcMar>
+              <w:top w:w="90" w:type="dxa"/>
+              <w:left w:w="140" w:type="dxa"/>
+              <w:bottom w:w="90" w:type="dxa"/>
+              <w:right w:w="140" w:type="dxa"/>
             </w:tcMar>
             <w:vAlign w:val="center"/>
           </w:tcPr>
           <w:p>
             <w:r>
               <w:rPr>
-                <w:color w:val="1A1A1A"/>
-                <w:sz w:val="20"/>
-                <w:szCs w:val="20"/>
-              </w:rPr>
-              <w:t xml:space="preserve">Scan time</w:t>
-            </w:r>
-          </w:p>
-        </w:tc>
-        <w:tc>
-          <w:tcPr>
-            <w:tcW w:type="dxa" w:w="6900"/>
-            <w:shd w:fill="EAF2F2" w:val="clear"/>
-            <w:tcMar>
-              <w:top w:type="dxa" w:w="90"/>
-              <w:left w:type="dxa" w:w="140"/>
-              <w:bottom w:type="dxa" w:w="90"/>
-              <w:right w:type="dxa" w:w="140"/>
+                <w:sz w:val="20"/>
+                <w:szCs w:val="20"/>
+              </w:rPr>
+              <w:t>Scan time</w:t>
+            </w:r>
+          </w:p>
+        </w:tc>
+        <w:tc>
+          <w:tcPr>
+            <w:tcW w:w="6900" w:type="dxa"/>
+            <w:shd w:val="clear" w:color="auto" w:fill="EAF2F2"/>
+            <w:tcMar>
+              <w:top w:w="90" w:type="dxa"/>
+              <w:left w:w="140" w:type="dxa"/>
+              <w:bottom w:w="90" w:type="dxa"/>
+              <w:right w:w="140" w:type="dxa"/>
             </w:tcMar>
             <w:vAlign w:val="center"/>
           </w:tcPr>
           <w:p>
             <w:r>
               <w:rPr>
-                <w:color w:val="1A1A1A"/>
-                <w:sz w:val="20"/>
-                <w:szCs w:val="20"/>
-              </w:rPr>
-              <w:t xml:space="preserve">118.94 seconds — faster than the Zenmap run, but at a real accuracy cost</w:t>
+                <w:sz w:val="20"/>
+                <w:szCs w:val="20"/>
+              </w:rPr>
+              <w:t xml:space="preserve">118.94 seconds — faster than the </w:t>
+            </w:r>
+            <w:proofErr w:type="spellStart"/>
+            <w:r>
+              <w:rPr>
+                <w:sz w:val="20"/>
+                <w:szCs w:val="20"/>
+              </w:rPr>
+              <w:t>Zenmap</w:t>
+            </w:r>
+            <w:proofErr w:type="spellEnd"/>
+            <w:r>
+              <w:rPr>
+                <w:sz w:val="20"/>
+                <w:szCs w:val="20"/>
+              </w:rPr>
+              <w:t xml:space="preserve"> run, but at a real accuracy cost</w:t>
             </w:r>
           </w:p>
         </w:tc>
@@ -2221,36 +2879,48 @@
     </w:tbl>
     <w:p>
       <w:pPr>
-        <w:spacing w:after="0" w:before="200"/>
+        <w:spacing w:before="200"/>
       </w:pPr>
     </w:p>
     <w:tbl>
       <w:tblPr>
-        <w:tblW w:type="pct" w:w="100%"/>
+        <w:tblW w:w="5000" w:type="pct"/>
         <w:tblBorders>
-          <w:top w:val="single" w:color="D8DEE4" w:sz="2"/>
-          <w:left w:val="single" w:color="C97A2C" w:sz="36"/>
-          <w:bottom w:val="single" w:color="D8DEE4" w:sz="2"/>
-          <w:right w:val="single" w:color="D8DEE4" w:sz="2"/>
-          <w:insideH w:val="none" w:color="FFFFFF" w:sz="0"/>
-          <w:insideV w:val="none" w:color="FFFFFF" w:sz="0"/>
+          <w:top w:val="single" w:sz="2" w:space="0" w:color="D8DEE4"/>
+          <w:left w:val="single" w:sz="36" w:space="0" w:color="C97A2C"/>
+          <w:bottom w:val="single" w:sz="2" w:space="0" w:color="D8DEE4"/>
+          <w:right w:val="single" w:sz="2" w:space="0" w:color="D8DEE4"/>
+          <w:insideH w:val="none" w:sz="0" w:space="0" w:color="FFFFFF"/>
+          <w:insideV w:val="none" w:sz="0" w:space="0" w:color="FFFFFF"/>
         </w:tblBorders>
+        <w:tblCellMar>
+          <w:left w:w="10" w:type="dxa"/>
+          <w:right w:w="10" w:type="dxa"/>
+        </w:tblCellMar>
+        <w:tblLook w:val="04A0" w:firstRow="1" w:lastRow="0" w:firstColumn="1" w:lastColumn="0" w:noHBand="0" w:noVBand="1"/>
       </w:tblPr>
       <w:tblGrid>
-        <w:gridCol w:w="100"/>
+        <w:gridCol w:w="9892"/>
       </w:tblGrid>
       <w:tr>
+        <w:tblPrEx>
+          <w:tblCellMar>
+            <w:top w:w="0" w:type="dxa"/>
+            <w:bottom w:w="0" w:type="dxa"/>
+          </w:tblCellMar>
+        </w:tblPrEx>
         <w:trPr>
           <w:cantSplit/>
         </w:trPr>
         <w:tc>
           <w:tcPr>
-            <w:shd w:fill="F5F8F8" w:val="clear"/>
-            <w:tcMar>
-              <w:top w:type="dxa" w:w="160"/>
-              <w:left w:type="dxa" w:w="220"/>
-              <w:bottom w:type="dxa" w:w="160"/>
-              <w:right w:type="dxa" w:w="220"/>
+            <w:tcW w:w="0" w:type="auto"/>
+            <w:shd w:val="clear" w:color="auto" w:fill="F5F8F8"/>
+            <w:tcMar>
+              <w:top w:w="160" w:type="dxa"/>
+              <w:left w:w="220" w:type="dxa"/>
+              <w:bottom w:w="160" w:type="dxa"/>
+              <w:right w:w="220" w:type="dxa"/>
             </w:tcMar>
           </w:tcPr>
           <w:p>
@@ -2265,20 +2935,16 @@
                 <w:sz w:val="21"/>
                 <w:szCs w:val="21"/>
               </w:rPr>
-              <w:t xml:space="preserve">Speed bought nothing here — and cost accuracy</w:t>
-            </w:r>
-          </w:p>
-          <w:p>
-            <w:pPr>
-              <w:spacing w:after="0"/>
-            </w:pPr>
-            <w:r>
-              <w:rPr>
-                <w:color w:val="1A1A1A"/>
+              <w:t>Speed bought nothing here — and cost accuracy</w:t>
+            </w:r>
+          </w:p>
+          <w:p>
+            <w:r>
+              <w:rPr>
                 <w:sz w:val="21"/>
                 <w:szCs w:val="21"/>
               </w:rPr>
-              <w:t xml:space="preserve">173.230.138.70 is a Linux server running nginx and OpenSSH, confirmed in Section 2. -T5's guesses — a Cisco switch, a Nokia phone — aren't just wrong, they're a completely different device class, and Nmap itself flagged the result as unreliable rather than presenting it as fact. This is the clearest illustration in the module of the timing/accuracy trade-off: OS fingerprinting depends on precisely-timed responses, and -T5's aggressive pacing didn't leave room to collect them cleanly.</w:t>
+              <w:t>173.230.138.70 is a Linux server running nginx and OpenSSH, confirmed in Section 2. -T5's guesses — a Cisco switch, a Nokia phone — aren't just wrong, they're a completely different device class, and Nmap itself flagged the result as unreliable rather than presenting it as fact. This is the clearest illustration in the module of the timing/accuracy trade-off: OS fingerprinting depends on precisely-timed responses, and -T5's aggressive pacing didn't leave room to collect them cleanly.</w:t>
             </w:r>
           </w:p>
         </w:tc>
@@ -2288,10 +2954,11 @@
       <w:pPr>
         <w:pStyle w:val="Heading1"/>
         <w:pBdr>
-          <w:bottom w:val="single" w:color="0E7C86" w:sz="8" w:space="6"/>
+          <w:bottom w:val="single" w:sz="8" w:space="6" w:color="0E7C86"/>
         </w:pBdr>
-        <w:spacing w:after="200" w:before="480"/>
-      </w:pPr>
+        <w:spacing w:before="480" w:after="200"/>
+      </w:pPr>
+      <w:proofErr w:type="gramStart"/>
       <w:r>
         <w:rPr>
           <w:b/>
@@ -2310,7 +2977,18 @@
           <w:sz w:val="30"/>
           <w:szCs w:val="30"/>
         </w:rPr>
-        <w:t xml:space="preserve">Key Takeaways</w:t>
+        <w:t>Key</w:t>
+      </w:r>
+      <w:proofErr w:type="gramEnd"/>
+      <w:r>
+        <w:rPr>
+          <w:b/>
+          <w:bCs/>
+          <w:color w:val="0B1F3A"/>
+          <w:sz w:val="30"/>
+          <w:szCs w:val="30"/>
+        </w:rPr>
+        <w:t xml:space="preserve"> Takeaways</w:t>
       </w:r>
     </w:p>
     <w:p>
@@ -2320,15 +2998,10 @@
           <w:ilvl w:val="0"/>
           <w:numId w:val="2"/>
         </w:numPr>
-        <w:spacing w:after="100" w:line="280"/>
-      </w:pPr>
-      <w:r>
-        <w:rPr>
-          <w:color w:val="1A1A1A"/>
-          <w:sz w:val="22"/>
-          <w:szCs w:val="22"/>
-        </w:rPr>
-        <w:t xml:space="preserve">--min-rate forces a floor on packet-send speed, letting you trade some of Nmap's built-in congestion caution for a faster scan when you trust the network.</w:t>
+        <w:spacing w:after="100" w:line="280" w:lineRule="auto"/>
+      </w:pPr>
+      <w:r>
+        <w:t>--min-rate forces a floor on packet-send speed, letting you trade some of Nmap's built-in congestion caution for a faster scan when you trust the network.</w:t>
       </w:r>
     </w:p>
     <w:p>
@@ -2338,15 +3011,15 @@
           <w:ilvl w:val="0"/>
           <w:numId w:val="2"/>
         </w:numPr>
-        <w:spacing w:after="100" w:line="280"/>
-      </w:pPr>
-      <w:r>
-        <w:rPr>
-          <w:color w:val="1A1A1A"/>
-          <w:sz w:val="22"/>
-          <w:szCs w:val="22"/>
-        </w:rPr>
-        <w:t xml:space="preserve">Zenmap is the same Nmap engine behind a GUI — useful for building and re-running commands visually, not a different scanner.</w:t>
+        <w:spacing w:after="100" w:line="280" w:lineRule="auto"/>
+      </w:pPr>
+      <w:proofErr w:type="spellStart"/>
+      <w:r>
+        <w:t>Zenmap</w:t>
+      </w:r>
+      <w:proofErr w:type="spellEnd"/>
+      <w:r>
+        <w:t xml:space="preserve"> is the same Nmap engine behind a GUI — useful for building and re-running commands visually, not a different scanner.</w:t>
       </w:r>
     </w:p>
     <w:p>
@@ -2356,15 +3029,15 @@
           <w:ilvl w:val="0"/>
           <w:numId w:val="2"/>
         </w:numPr>
-        <w:spacing w:after="100" w:line="280"/>
-      </w:pPr>
-      <w:r>
-        <w:rPr>
-          <w:color w:val="1A1A1A"/>
-          <w:sz w:val="22"/>
-          <w:szCs w:val="22"/>
-        </w:rPr>
-        <w:t xml:space="preserve">tcpwrapped is not a fixed verdict for a host — the same port that stonewalled one scan configuration handed over a full version banner (OpenSSH, nginx) under a different one.</w:t>
+        <w:spacing w:after="100" w:line="280" w:lineRule="auto"/>
+      </w:pPr>
+      <w:proofErr w:type="spellStart"/>
+      <w:r>
+        <w:t>tcpwrapped</w:t>
+      </w:r>
+      <w:proofErr w:type="spellEnd"/>
+      <w:r>
+        <w:t xml:space="preserve"> is not a fixed verdict for a host — the same port that stonewalled one scan configuration handed over a full version banner (OpenSSH, nginx) under a different one.</w:t>
       </w:r>
     </w:p>
     <w:p>
@@ -2374,15 +3047,10 @@
           <w:ilvl w:val="0"/>
           <w:numId w:val="2"/>
         </w:numPr>
-        <w:spacing w:after="100" w:line="280"/>
-      </w:pPr>
-      <w:r>
-        <w:rPr>
-          <w:color w:val="1A1A1A"/>
-          <w:sz w:val="22"/>
-          <w:szCs w:val="22"/>
-        </w:rPr>
-        <w:t xml:space="preserve">Timing templates run from -T0 (paranoid) to -T5 (insane) — higher isn't strictly better, since faster pacing can starve accuracy-dependent features like OS fingerprinting.</w:t>
+        <w:spacing w:after="100" w:line="280" w:lineRule="auto"/>
+      </w:pPr>
+      <w:r>
+        <w:t>Timing templates run from -T0 (paranoid) to -T5 (insane) — higher isn't strictly better, since faster pacing can starve accuracy-dependent features like OS fingerprinting.</w:t>
       </w:r>
     </w:p>
     <w:p>
@@ -2392,46 +3060,28 @@
           <w:ilvl w:val="0"/>
           <w:numId w:val="2"/>
         </w:numPr>
-        <w:spacing w:after="100" w:line="280"/>
-      </w:pPr>
-      <w:r>
-        <w:rPr>
-          <w:color w:val="1A1A1A"/>
-          <w:sz w:val="22"/>
-          <w:szCs w:val="22"/>
-        </w:rPr>
-        <w:t xml:space="preserve">When Nmap flags its own OS guess as unreliable, trust that warning over the guess itself — wildly wrong device-class guesses (a Linux web server misread as a Cisco switch) are the direct result of too-aggressive timing, not a genuinely ambiguous host.</w:t>
+        <w:spacing w:after="100" w:line="280" w:lineRule="auto"/>
+      </w:pPr>
+      <w:r>
+        <w:t>When Nmap flags its own OS guess as unreliable, trust that warning over the guess itself — wildly wrong device-class guesses (a Linux web server misread as a Cisco switch) are the direct result of too-aggressive timing, not a genuinely ambiguous host.</w:t>
       </w:r>
     </w:p>
     <w:sectPr>
-      <w:headerReference w:type="default" r:id="rId7"/>
-      <w:footerReference w:type="default" r:id="rId8"/>
-      <w:pgSz w:w="12240" w:h="15840" w:orient="portrait"/>
+      <w:headerReference w:type="default" r:id="rId10"/>
+      <w:footerReference w:type="default" r:id="rId11"/>
+      <w:pgSz w:w="12240" w:h="15840"/>
       <w:pgMar w:top="1350" w:right="1150" w:bottom="1250" w:left="1150" w:header="708" w:footer="708" w:gutter="0"/>
-      <w:pgNumType/>
+      <w:cols w:space="720"/>
       <w:docGrid w:linePitch="360"/>
     </w:sectPr>
   </w:body>
 </w:document>
 </file>
 
-<file path=word/comments.xml><?xml version="1.0" encoding="utf-8"?>
-<w:comments xmlns:cx="http://schemas.microsoft.com/office/drawing/2014/chartex" xmlns:cx1="http://schemas.microsoft.com/office/drawing/2015/9/8/chartex" xmlns:cx2="http://schemas.microsoft.com/office/drawing/2015/10/21/chartex" xmlns:cx3="http://schemas.microsoft.com/office/drawing/2016/5/9/chartex" xmlns:cx4="http://schemas.microsoft.com/office/drawing/2016/5/10/chartex" xmlns:cx5="http://schemas.microsoft.com/office/drawing/2016/5/11/chartex" xmlns:cx6="http://schemas.microsoft.com/office/drawing/2016/5/12/chartex" xmlns:cx7="http://schemas.microsoft.com/office/drawing/2016/5/13/chartex" xmlns:cx8="http://schemas.microsoft.com/office/drawing/2016/5/14/chartex" xmlns:mc="http://schemas.openxmlformats.org/markup-compatibility/2006" xmlns:aink="http://schemas.microsoft.com/office/drawing/2016/ink" xmlns:am3d="http://schemas.microsoft.com/office/drawing/2017/model3d" xmlns:o="urn:schemas-microsoft-com:office:office" xmlns:r="http://schemas.openxmlformats.org/officeDocument/2006/relationships" xmlns:m="http://schemas.openxmlformats.org/officeDocument/2006/math" xmlns:v="urn:schemas-microsoft-com:vml" xmlns:wp14="http://schemas.microsoft.com/office/word/2010/wordprocessingDrawing" xmlns:wp="http://schemas.openxmlformats.org/drawingml/2006/wordprocessingDrawing" xmlns:w10="urn:schemas-microsoft-com:office:word" xmlns:w="http://schemas.openxmlformats.org/wordprocessingml/2006/main" xmlns:w14="http://schemas.microsoft.com/office/word/2010/wordml" xmlns:w15="http://schemas.microsoft.com/office/word/2012/wordml" xmlns:w16cex="http://schemas.microsoft.com/office/word/2018/wordml/cex" xmlns:w16cid="http://schemas.microsoft.com/office/word/2016/wordml/cid" xmlns:w16="http://schemas.microsoft.com/office/word/2018/wordml" xmlns:w16sdtdh="http://schemas.microsoft.com/office/word/2020/wordml/sdtdatahash" xmlns:w16se="http://schemas.microsoft.com/office/word/2015/wordml/symex" xmlns:wpg="http://schemas.microsoft.com/office/word/2010/wordprocessingGroup" xmlns:wpi="http://schemas.microsoft.com/office/word/2010/wordprocessingInk" xmlns:wne="http://schemas.microsoft.com/office/word/2006/wordml" xmlns:wps="http://schemas.microsoft.com/office/word/2010/wordprocessingShape"/>
-</file>
-
 <file path=word/endnotes.xml><?xml version="1.0" encoding="utf-8"?>
-<w:endnotes xmlns:wpc="http://schemas.microsoft.com/office/word/2010/wordprocessingCanvas" xmlns:mc="http://schemas.openxmlformats.org/markup-compatibility/2006" xmlns:o="urn:schemas-microsoft-com:office:office" xmlns:r="http://schemas.openxmlformats.org/officeDocument/2006/relationships" xmlns:m="http://schemas.openxmlformats.org/officeDocument/2006/math" xmlns:v="urn:schemas-microsoft-com:vml" xmlns:wp14="http://schemas.microsoft.com/office/word/2010/wordprocessingDrawing" xmlns:wp="http://schemas.openxmlformats.org/drawingml/2006/wordprocessingDrawing" xmlns:w10="urn:schemas-microsoft-com:office:word" xmlns:w="http://schemas.openxmlformats.org/wordprocessingml/2006/main" xmlns:w14="http://schemas.microsoft.com/office/word/2010/wordml" xmlns:w15="http://schemas.microsoft.com/office/word/2012/wordml" xmlns:wpg="http://schemas.microsoft.com/office/word/2010/wordprocessingGroup" xmlns:wpi="http://schemas.microsoft.com/office/word/2010/wordprocessingInk" xmlns:wne="http://schemas.microsoft.com/office/word/2006/wordml" xmlns:wps="http://schemas.microsoft.com/office/word/2010/wordprocessingShape" mc:Ignorable="w14 w15 wp14">
+<w:endnotes xmlns:wpc="http://schemas.microsoft.com/office/word/2010/wordprocessingCanvas" xmlns:cx="http://schemas.microsoft.com/office/drawing/2014/chartex" xmlns:cx1="http://schemas.microsoft.com/office/drawing/2015/9/8/chartex" xmlns:cx2="http://schemas.microsoft.com/office/drawing/2015/10/21/chartex" xmlns:cx3="http://schemas.microsoft.com/office/drawing/2016/5/9/chartex" xmlns:cx4="http://schemas.microsoft.com/office/drawing/2016/5/10/chartex" xmlns:cx5="http://schemas.microsoft.com/office/drawing/2016/5/11/chartex" xmlns:cx6="http://schemas.microsoft.com/office/drawing/2016/5/12/chartex" xmlns:cx7="http://schemas.microsoft.com/office/drawing/2016/5/13/chartex" xmlns:cx8="http://schemas.microsoft.com/office/drawing/2016/5/14/chartex" xmlns:mc="http://schemas.openxmlformats.org/markup-compatibility/2006" xmlns:aink="http://schemas.microsoft.com/office/drawing/2016/ink" xmlns:am3d="http://schemas.microsoft.com/office/drawing/2017/model3d" xmlns:o="urn:schemas-microsoft-com:office:office" xmlns:oel="http://schemas.microsoft.com/office/2019/extlst" xmlns:r="http://schemas.openxmlformats.org/officeDocument/2006/relationships" xmlns:m="http://schemas.openxmlformats.org/officeDocument/2006/math" xmlns:v="urn:schemas-microsoft-com:vml" xmlns:wp14="http://schemas.microsoft.com/office/word/2010/wordprocessingDrawing" xmlns:wp="http://schemas.openxmlformats.org/drawingml/2006/wordprocessingDrawing" xmlns:w10="urn:schemas-microsoft-com:office:word" xmlns:w="http://schemas.openxmlformats.org/wordprocessingml/2006/main" xmlns:w14="http://schemas.microsoft.com/office/word/2010/wordml" xmlns:w15="http://schemas.microsoft.com/office/word/2012/wordml" xmlns:w16cex="http://schemas.microsoft.com/office/word/2018/wordml/cex" xmlns:w16cid="http://schemas.microsoft.com/office/word/2016/wordml/cid" xmlns:w16="http://schemas.microsoft.com/office/word/2018/wordml" xmlns:w16du="http://schemas.microsoft.com/office/word/2023/wordml/word16du" xmlns:w16sdtdh="http://schemas.microsoft.com/office/word/2020/wordml/sdtdatahash" xmlns:w16sdtfl="http://schemas.microsoft.com/office/word/2024/wordml/sdtformatlock" xmlns:w16se="http://schemas.microsoft.com/office/word/2015/wordml/symex" xmlns:wpg="http://schemas.microsoft.com/office/word/2010/wordprocessingGroup" xmlns:wpi="http://schemas.microsoft.com/office/word/2010/wordprocessingInk" xmlns:wne="http://schemas.microsoft.com/office/word/2006/wordml" xmlns:wps="http://schemas.microsoft.com/office/word/2010/wordprocessingShape" mc:Ignorable="w14 w15 w16se w16cid w16 w16cex w16sdtdh w16sdtfl w16du wp14">
   <w:endnote w:type="separator" w:id="-1">
     <w:p>
-      <w:pPr>
-        <w:spacing w:after="0" w:line="240" w:lineRule="auto"/>
-      </w:pPr>
-      <w:r>
-        <w:rPr>
-          <w:rStyle w:val="EndnoteReference"/>
-        </w:rPr>
-        <w:endnoteRef/>
-      </w:r>
       <w:r>
         <w:separator/>
       </w:r>
@@ -2439,15 +3089,6 @@
   </w:endnote>
   <w:endnote w:type="continuationSeparator" w:id="0">
     <w:p>
-      <w:pPr>
-        <w:spacing w:after="0" w:line="240" w:lineRule="auto"/>
-      </w:pPr>
-      <w:r>
-        <w:rPr>
-          <w:rStyle w:val="EndnoteReference"/>
-        </w:rPr>
-        <w:endnoteRef/>
-      </w:r>
       <w:r>
         <w:continuationSeparator/>
       </w:r>
@@ -2457,11 +3098,11 @@
 </file>
 
 <file path=word/footer1.xml><?xml version="1.0" encoding="utf-8"?>
-<w:ftr xmlns:wpc="http://schemas.microsoft.com/office/word/2010/wordprocessingCanvas" xmlns:mc="http://schemas.openxmlformats.org/markup-compatibility/2006" xmlns:o="urn:schemas-microsoft-com:office:office" xmlns:r="http://schemas.openxmlformats.org/officeDocument/2006/relationships" xmlns:m="http://schemas.openxmlformats.org/officeDocument/2006/math" xmlns:v="urn:schemas-microsoft-com:vml" xmlns:wp14="http://schemas.microsoft.com/office/word/2010/wordprocessingDrawing" xmlns:wp="http://schemas.openxmlformats.org/drawingml/2006/wordprocessingDrawing" xmlns:w10="urn:schemas-microsoft-com:office:word" xmlns:w="http://schemas.openxmlformats.org/wordprocessingml/2006/main" xmlns:w14="http://schemas.microsoft.com/office/word/2010/wordml" xmlns:w15="http://schemas.microsoft.com/office/word/2012/wordml" xmlns:wpg="http://schemas.microsoft.com/office/word/2010/wordprocessingGroup" xmlns:wpi="http://schemas.microsoft.com/office/word/2010/wordprocessingInk" xmlns:wne="http://schemas.microsoft.com/office/word/2006/wordml" xmlns:wps="http://schemas.microsoft.com/office/word/2010/wordprocessingShape">
+<w:ftr xmlns:wpc="http://schemas.microsoft.com/office/word/2010/wordprocessingCanvas" xmlns:cx="http://schemas.microsoft.com/office/drawing/2014/chartex" xmlns:cx1="http://schemas.microsoft.com/office/drawing/2015/9/8/chartex" xmlns:cx2="http://schemas.microsoft.com/office/drawing/2015/10/21/chartex" xmlns:cx3="http://schemas.microsoft.com/office/drawing/2016/5/9/chartex" xmlns:cx4="http://schemas.microsoft.com/office/drawing/2016/5/10/chartex" xmlns:cx5="http://schemas.microsoft.com/office/drawing/2016/5/11/chartex" xmlns:cx6="http://schemas.microsoft.com/office/drawing/2016/5/12/chartex" xmlns:cx7="http://schemas.microsoft.com/office/drawing/2016/5/13/chartex" xmlns:cx8="http://schemas.microsoft.com/office/drawing/2016/5/14/chartex" xmlns:mc="http://schemas.openxmlformats.org/markup-compatibility/2006" xmlns:aink="http://schemas.microsoft.com/office/drawing/2016/ink" xmlns:am3d="http://schemas.microsoft.com/office/drawing/2017/model3d" xmlns:o="urn:schemas-microsoft-com:office:office" xmlns:oel="http://schemas.microsoft.com/office/2019/extlst" xmlns:r="http://schemas.openxmlformats.org/officeDocument/2006/relationships" xmlns:m="http://schemas.openxmlformats.org/officeDocument/2006/math" xmlns:v="urn:schemas-microsoft-com:vml" xmlns:wp14="http://schemas.microsoft.com/office/word/2010/wordprocessingDrawing" xmlns:wp="http://schemas.openxmlformats.org/drawingml/2006/wordprocessingDrawing" xmlns:w10="urn:schemas-microsoft-com:office:word" xmlns:w="http://schemas.openxmlformats.org/wordprocessingml/2006/main" xmlns:w14="http://schemas.microsoft.com/office/word/2010/wordml" xmlns:w15="http://schemas.microsoft.com/office/word/2012/wordml" xmlns:w16cex="http://schemas.microsoft.com/office/word/2018/wordml/cex" xmlns:w16cid="http://schemas.microsoft.com/office/word/2016/wordml/cid" xmlns:w16="http://schemas.microsoft.com/office/word/2018/wordml" xmlns:w16du="http://schemas.microsoft.com/office/word/2023/wordml/word16du" xmlns:w16sdtdh="http://schemas.microsoft.com/office/word/2020/wordml/sdtdatahash" xmlns:w16sdtfl="http://schemas.microsoft.com/office/word/2024/wordml/sdtformatlock" xmlns:w16se="http://schemas.microsoft.com/office/word/2015/wordml/symex" xmlns:wpg="http://schemas.microsoft.com/office/word/2010/wordprocessingGroup" xmlns:wpi="http://schemas.microsoft.com/office/word/2010/wordprocessingInk" xmlns:wne="http://schemas.microsoft.com/office/word/2006/wordml" xmlns:wps="http://schemas.microsoft.com/office/word/2010/wordprocessingShape" mc:Ignorable="w14 w15 w16se w16cid w16 w16cex w16sdtdh w16sdtfl w16du wp14">
   <w:p>
     <w:pPr>
       <w:pBdr>
-        <w:top w:val="single" w:color="D8DEE4" w:sz="4" w:space="4"/>
+        <w:top w:val="single" w:sz="4" w:space="4" w:color="D8DEE4"/>
       </w:pBdr>
       <w:jc w:val="center"/>
     </w:pPr>
@@ -2480,8 +3121,38 @@
         <w:szCs w:val="16"/>
       </w:rPr>
       <w:fldChar w:fldCharType="begin"/>
-      <w:instrText xml:space="preserve">PAGE</w:instrText>
+    </w:r>
+    <w:r>
+      <w:rPr>
+        <w:color w:val="5B6472"/>
+        <w:sz w:val="16"/>
+        <w:szCs w:val="16"/>
+      </w:rPr>
+      <w:instrText>PAGE</w:instrText>
+    </w:r>
+    <w:r>
+      <w:rPr>
+        <w:color w:val="5B6472"/>
+        <w:sz w:val="16"/>
+        <w:szCs w:val="16"/>
+      </w:rPr>
       <w:fldChar w:fldCharType="separate"/>
+    </w:r>
+    <w:r>
+      <w:rPr>
+        <w:noProof/>
+        <w:color w:val="5B6472"/>
+        <w:sz w:val="16"/>
+        <w:szCs w:val="16"/>
+      </w:rPr>
+      <w:t>3</w:t>
+    </w:r>
+    <w:r>
+      <w:rPr>
+        <w:color w:val="5B6472"/>
+        <w:sz w:val="16"/>
+        <w:szCs w:val="16"/>
+      </w:rPr>
       <w:fldChar w:fldCharType="end"/>
     </w:r>
     <w:r>
@@ -2499,8 +3170,38 @@
         <w:szCs w:val="16"/>
       </w:rPr>
       <w:fldChar w:fldCharType="begin"/>
-      <w:instrText xml:space="preserve">NUMPAGES</w:instrText>
+    </w:r>
+    <w:r>
+      <w:rPr>
+        <w:color w:val="5B6472"/>
+        <w:sz w:val="16"/>
+        <w:szCs w:val="16"/>
+      </w:rPr>
+      <w:instrText>NUMPAGES</w:instrText>
+    </w:r>
+    <w:r>
+      <w:rPr>
+        <w:color w:val="5B6472"/>
+        <w:sz w:val="16"/>
+        <w:szCs w:val="16"/>
+      </w:rPr>
       <w:fldChar w:fldCharType="separate"/>
+    </w:r>
+    <w:r>
+      <w:rPr>
+        <w:noProof/>
+        <w:color w:val="5B6472"/>
+        <w:sz w:val="16"/>
+        <w:szCs w:val="16"/>
+      </w:rPr>
+      <w:t>4</w:t>
+    </w:r>
+    <w:r>
+      <w:rPr>
+        <w:color w:val="5B6472"/>
+        <w:sz w:val="16"/>
+        <w:szCs w:val="16"/>
+      </w:rPr>
       <w:fldChar w:fldCharType="end"/>
     </w:r>
   </w:p>
@@ -2508,18 +3209,9 @@
 </file>
 
 <file path=word/footnotes.xml><?xml version="1.0" encoding="utf-8"?>
-<w:footnotes xmlns:wpc="http://schemas.microsoft.com/office/word/2010/wordprocessingCanvas" xmlns:mc="http://schemas.openxmlformats.org/markup-compatibility/2006" xmlns:o="urn:schemas-microsoft-com:office:office" xmlns:r="http://schemas.openxmlformats.org/officeDocument/2006/relationships" xmlns:m="http://schemas.openxmlformats.org/officeDocument/2006/math" xmlns:v="urn:schemas-microsoft-com:vml" xmlns:wp14="http://schemas.microsoft.com/office/word/2010/wordprocessingDrawing" xmlns:wp="http://schemas.openxmlformats.org/drawingml/2006/wordprocessingDrawing" xmlns:w10="urn:schemas-microsoft-com:office:word" xmlns:w="http://schemas.openxmlformats.org/wordprocessingml/2006/main" xmlns:w14="http://schemas.microsoft.com/office/word/2010/wordml" xmlns:w15="http://schemas.microsoft.com/office/word/2012/wordml" xmlns:wpg="http://schemas.microsoft.com/office/word/2010/wordprocessingGroup" xmlns:wpi="http://schemas.microsoft.com/office/word/2010/wordprocessingInk" xmlns:wne="http://schemas.microsoft.com/office/word/2006/wordml" xmlns:wps="http://schemas.microsoft.com/office/word/2010/wordprocessingShape" mc:Ignorable="w14 w15 wp14">
+<w:footnotes xmlns:wpc="http://schemas.microsoft.com/office/word/2010/wordprocessingCanvas" xmlns:cx="http://schemas.microsoft.com/office/drawing/2014/chartex" xmlns:cx1="http://schemas.microsoft.com/office/drawing/2015/9/8/chartex" xmlns:cx2="http://schemas.microsoft.com/office/drawing/2015/10/21/chartex" xmlns:cx3="http://schemas.microsoft.com/office/drawing/2016/5/9/chartex" xmlns:cx4="http://schemas.microsoft.com/office/drawing/2016/5/10/chartex" xmlns:cx5="http://schemas.microsoft.com/office/drawing/2016/5/11/chartex" xmlns:cx6="http://schemas.microsoft.com/office/drawing/2016/5/12/chartex" xmlns:cx7="http://schemas.microsoft.com/office/drawing/2016/5/13/chartex" xmlns:cx8="http://schemas.microsoft.com/office/drawing/2016/5/14/chartex" xmlns:mc="http://schemas.openxmlformats.org/markup-compatibility/2006" xmlns:aink="http://schemas.microsoft.com/office/drawing/2016/ink" xmlns:am3d="http://schemas.microsoft.com/office/drawing/2017/model3d" xmlns:o="urn:schemas-microsoft-com:office:office" xmlns:oel="http://schemas.microsoft.com/office/2019/extlst" xmlns:r="http://schemas.openxmlformats.org/officeDocument/2006/relationships" xmlns:m="http://schemas.openxmlformats.org/officeDocument/2006/math" xmlns:v="urn:schemas-microsoft-com:vml" xmlns:wp14="http://schemas.microsoft.com/office/word/2010/wordprocessingDrawing" xmlns:wp="http://schemas.openxmlformats.org/drawingml/2006/wordprocessingDrawing" xmlns:w10="urn:schemas-microsoft-com:office:word" xmlns:w="http://schemas.openxmlformats.org/wordprocessingml/2006/main" xmlns:w14="http://schemas.microsoft.com/office/word/2010/wordml" xmlns:w15="http://schemas.microsoft.com/office/word/2012/wordml" xmlns:w16cex="http://schemas.microsoft.com/office/word/2018/wordml/cex" xmlns:w16cid="http://schemas.microsoft.com/office/word/2016/wordml/cid" xmlns:w16="http://schemas.microsoft.com/office/word/2018/wordml" xmlns:w16du="http://schemas.microsoft.com/office/word/2023/wordml/word16du" xmlns:w16sdtdh="http://schemas.microsoft.com/office/word/2020/wordml/sdtdatahash" xmlns:w16sdtfl="http://schemas.microsoft.com/office/word/2024/wordml/sdtformatlock" xmlns:w16se="http://schemas.microsoft.com/office/word/2015/wordml/symex" xmlns:wpg="http://schemas.microsoft.com/office/word/2010/wordprocessingGroup" xmlns:wpi="http://schemas.microsoft.com/office/word/2010/wordprocessingInk" xmlns:wne="http://schemas.microsoft.com/office/word/2006/wordml" xmlns:wps="http://schemas.microsoft.com/office/word/2010/wordprocessingShape" mc:Ignorable="w14 w15 w16se w16cid w16 w16cex w16sdtdh w16sdtfl w16du wp14">
   <w:footnote w:type="separator" w:id="-1">
     <w:p>
-      <w:pPr>
-        <w:spacing w:after="0" w:line="240" w:lineRule="auto"/>
-      </w:pPr>
-      <w:r>
-        <w:rPr>
-          <w:rStyle w:val="FootnoteReference"/>
-        </w:rPr>
-        <w:footnoteRef/>
-      </w:r>
       <w:r>
         <w:separator/>
       </w:r>
@@ -2527,15 +3219,6 @@
   </w:footnote>
   <w:footnote w:type="continuationSeparator" w:id="0">
     <w:p>
-      <w:pPr>
-        <w:spacing w:after="0" w:line="240" w:lineRule="auto"/>
-      </w:pPr>
-      <w:r>
-        <w:rPr>
-          <w:rStyle w:val="FootnoteReference"/>
-        </w:rPr>
-        <w:footnoteRef/>
-      </w:r>
       <w:r>
         <w:continuationSeparator/>
       </w:r>
@@ -2545,11 +3228,11 @@
 </file>
 
 <file path=word/header1.xml><?xml version="1.0" encoding="utf-8"?>
-<w:hdr xmlns:wpc="http://schemas.microsoft.com/office/word/2010/wordprocessingCanvas" xmlns:mc="http://schemas.openxmlformats.org/markup-compatibility/2006" xmlns:o="urn:schemas-microsoft-com:office:office" xmlns:r="http://schemas.openxmlformats.org/officeDocument/2006/relationships" xmlns:m="http://schemas.openxmlformats.org/officeDocument/2006/math" xmlns:v="urn:schemas-microsoft-com:vml" xmlns:wp14="http://schemas.microsoft.com/office/word/2010/wordprocessingDrawing" xmlns:wp="http://schemas.openxmlformats.org/drawingml/2006/wordprocessingDrawing" xmlns:w10="urn:schemas-microsoft-com:office:word" xmlns:w="http://schemas.openxmlformats.org/wordprocessingml/2006/main" xmlns:w14="http://schemas.microsoft.com/office/word/2010/wordml" xmlns:w15="http://schemas.microsoft.com/office/word/2012/wordml" xmlns:wpg="http://schemas.microsoft.com/office/word/2010/wordprocessingGroup" xmlns:wpi="http://schemas.microsoft.com/office/word/2010/wordprocessingInk" xmlns:wne="http://schemas.microsoft.com/office/word/2006/wordml" xmlns:wps="http://schemas.microsoft.com/office/word/2010/wordprocessingShape" xmlns:cx="http://schemas.microsoft.com/office/drawing/2014/chartex" xmlns:cx1="http://schemas.microsoft.com/office/drawing/2015/9/8/chartex" xmlns:cx2="http://schemas.microsoft.com/office/drawing/2015/10/21/chartex" xmlns:cx3="http://schemas.microsoft.com/office/drawing/2016/5/9/chartex" xmlns:cx4="http://schemas.microsoft.com/office/drawing/2016/5/10/chartex" xmlns:cx5="http://schemas.microsoft.com/office/drawing/2016/5/11/chartex" xmlns:cx6="http://schemas.microsoft.com/office/drawing/2016/5/12/chartex" xmlns:cx7="http://schemas.microsoft.com/office/drawing/2016/5/13/chartex" xmlns:cx8="http://schemas.microsoft.com/office/drawing/2016/5/14/chartex" xmlns:w16cid="http://schemas.microsoft.com/office/word/2016/wordml/cid" xmlns:w16se="http://schemas.microsoft.com/office/word/2015/wordml/symex">
+<w:hdr xmlns:wpc="http://schemas.microsoft.com/office/word/2010/wordprocessingCanvas" xmlns:cx="http://schemas.microsoft.com/office/drawing/2014/chartex" xmlns:cx1="http://schemas.microsoft.com/office/drawing/2015/9/8/chartex" xmlns:cx2="http://schemas.microsoft.com/office/drawing/2015/10/21/chartex" xmlns:cx3="http://schemas.microsoft.com/office/drawing/2016/5/9/chartex" xmlns:cx4="http://schemas.microsoft.com/office/drawing/2016/5/10/chartex" xmlns:cx5="http://schemas.microsoft.com/office/drawing/2016/5/11/chartex" xmlns:cx6="http://schemas.microsoft.com/office/drawing/2016/5/12/chartex" xmlns:cx7="http://schemas.microsoft.com/office/drawing/2016/5/13/chartex" xmlns:cx8="http://schemas.microsoft.com/office/drawing/2016/5/14/chartex" xmlns:mc="http://schemas.openxmlformats.org/markup-compatibility/2006" xmlns:aink="http://schemas.microsoft.com/office/drawing/2016/ink" xmlns:am3d="http://schemas.microsoft.com/office/drawing/2017/model3d" xmlns:o="urn:schemas-microsoft-com:office:office" xmlns:oel="http://schemas.microsoft.com/office/2019/extlst" xmlns:r="http://schemas.openxmlformats.org/officeDocument/2006/relationships" xmlns:m="http://schemas.openxmlformats.org/officeDocument/2006/math" xmlns:v="urn:schemas-microsoft-com:vml" xmlns:wp14="http://schemas.microsoft.com/office/word/2010/wordprocessingDrawing" xmlns:wp="http://schemas.openxmlformats.org/drawingml/2006/wordprocessingDrawing" xmlns:w10="urn:schemas-microsoft-com:office:word" xmlns:w="http://schemas.openxmlformats.org/wordprocessingml/2006/main" xmlns:w14="http://schemas.microsoft.com/office/word/2010/wordml" xmlns:w15="http://schemas.microsoft.com/office/word/2012/wordml" xmlns:w16cex="http://schemas.microsoft.com/office/word/2018/wordml/cex" xmlns:w16cid="http://schemas.microsoft.com/office/word/2016/wordml/cid" xmlns:w16="http://schemas.microsoft.com/office/word/2018/wordml" xmlns:w16du="http://schemas.microsoft.com/office/word/2023/wordml/word16du" xmlns:w16sdtdh="http://schemas.microsoft.com/office/word/2020/wordml/sdtdatahash" xmlns:w16sdtfl="http://schemas.microsoft.com/office/word/2024/wordml/sdtformatlock" xmlns:w16se="http://schemas.microsoft.com/office/word/2015/wordml/symex" xmlns:wpg="http://schemas.microsoft.com/office/word/2010/wordprocessingGroup" xmlns:wpi="http://schemas.microsoft.com/office/word/2010/wordprocessingInk" xmlns:wne="http://schemas.microsoft.com/office/word/2006/wordml" xmlns:wps="http://schemas.microsoft.com/office/word/2010/wordprocessingShape" mc:Ignorable="w14 w15 w16se w16cid w16 w16cex w16sdtdh w16sdtfl w16du wp14">
   <w:p>
     <w:pPr>
       <w:pBdr>
-        <w:bottom w:val="single" w:color="D8DEE4" w:sz="4" w:space="4"/>
+        <w:bottom w:val="single" w:sz="4" w:space="4" w:color="D8DEE4"/>
       </w:pBdr>
       <w:tabs>
         <w:tab w:val="right" w:pos="9026"/>
@@ -2561,7 +3244,7 @@
         <w:sz w:val="16"/>
         <w:szCs w:val="16"/>
       </w:rPr>
-      <w:t xml:space="preserve">Nmap Reference Documentation</w:t>
+      <w:t>Nmap Reference Documentation</w:t>
     </w:r>
     <w:r>
       <w:rPr>
@@ -2569,17 +3252,20 @@
         <w:sz w:val="16"/>
         <w:szCs w:val="16"/>
       </w:rPr>
-      <w:t xml:space="preserve">	Module 6 — Timing &amp; Performance</w:t>
+      <w:tab/>
+      <w:t>Module 6 — Timing &amp; Performance</w:t>
     </w:r>
   </w:p>
 </w:hdr>
 </file>
 
 <file path=word/numbering.xml><?xml version="1.0" encoding="utf-8"?>
-<w:numbering xmlns:wpc="http://schemas.microsoft.com/office/word/2010/wordprocessingCanvas" xmlns:mc="http://schemas.openxmlformats.org/markup-compatibility/2006" xmlns:o="urn:schemas-microsoft-com:office:office" xmlns:r="http://schemas.openxmlformats.org/officeDocument/2006/relationships" xmlns:m="http://schemas.openxmlformats.org/officeDocument/2006/math" xmlns:v="urn:schemas-microsoft-com:vml" xmlns:wp14="http://schemas.microsoft.com/office/word/2010/wordprocessingDrawing" xmlns:wp="http://schemas.openxmlformats.org/drawingml/2006/wordprocessingDrawing" xmlns:w10="urn:schemas-microsoft-com:office:word" xmlns:w="http://schemas.openxmlformats.org/wordprocessingml/2006/main" xmlns:w14="http://schemas.microsoft.com/office/word/2010/wordml" xmlns:w15="http://schemas.microsoft.com/office/word/2012/wordml" xmlns:wpg="http://schemas.microsoft.com/office/word/2010/wordprocessingGroup" xmlns:wpi="http://schemas.microsoft.com/office/word/2010/wordprocessingInk" xmlns:wne="http://schemas.microsoft.com/office/word/2006/wordml" xmlns:wps="http://schemas.microsoft.com/office/word/2010/wordprocessingShape" mc:Ignorable="w14 w15 wp14">
-  <w:abstractNum w:abstractNumId="1" w15:restartNumberingAfterBreak="0">
+<w:numbering xmlns:wpc="http://schemas.microsoft.com/office/word/2010/wordprocessingCanvas" xmlns:cx="http://schemas.microsoft.com/office/drawing/2014/chartex" xmlns:cx1="http://schemas.microsoft.com/office/drawing/2015/9/8/chartex" xmlns:cx2="http://schemas.microsoft.com/office/drawing/2015/10/21/chartex" xmlns:cx3="http://schemas.microsoft.com/office/drawing/2016/5/9/chartex" xmlns:cx4="http://schemas.microsoft.com/office/drawing/2016/5/10/chartex" xmlns:cx5="http://schemas.microsoft.com/office/drawing/2016/5/11/chartex" xmlns:cx6="http://schemas.microsoft.com/office/drawing/2016/5/12/chartex" xmlns:cx7="http://schemas.microsoft.com/office/drawing/2016/5/13/chartex" xmlns:cx8="http://schemas.microsoft.com/office/drawing/2016/5/14/chartex" xmlns:mc="http://schemas.openxmlformats.org/markup-compatibility/2006" xmlns:aink="http://schemas.microsoft.com/office/drawing/2016/ink" xmlns:am3d="http://schemas.microsoft.com/office/drawing/2017/model3d" xmlns:o="urn:schemas-microsoft-com:office:office" xmlns:oel="http://schemas.microsoft.com/office/2019/extlst" xmlns:r="http://schemas.openxmlformats.org/officeDocument/2006/relationships" xmlns:m="http://schemas.openxmlformats.org/officeDocument/2006/math" xmlns:v="urn:schemas-microsoft-com:vml" xmlns:wp14="http://schemas.microsoft.com/office/word/2010/wordprocessingDrawing" xmlns:wp="http://schemas.openxmlformats.org/drawingml/2006/wordprocessingDrawing" xmlns:w10="urn:schemas-microsoft-com:office:word" xmlns:w="http://schemas.openxmlformats.org/wordprocessingml/2006/main" xmlns:w14="http://schemas.microsoft.com/office/word/2010/wordml" xmlns:w15="http://schemas.microsoft.com/office/word/2012/wordml" xmlns:w16cex="http://schemas.microsoft.com/office/word/2018/wordml/cex" xmlns:w16cid="http://schemas.microsoft.com/office/word/2016/wordml/cid" xmlns:w16="http://schemas.microsoft.com/office/word/2018/wordml" xmlns:w16du="http://schemas.microsoft.com/office/word/2023/wordml/word16du" xmlns:w16sdtdh="http://schemas.microsoft.com/office/word/2020/wordml/sdtdatahash" xmlns:w16sdtfl="http://schemas.microsoft.com/office/word/2024/wordml/sdtformatlock" xmlns:w16se="http://schemas.microsoft.com/office/word/2015/wordml/symex" xmlns:wpg="http://schemas.microsoft.com/office/word/2010/wordprocessingGroup" xmlns:wpi="http://schemas.microsoft.com/office/word/2010/wordprocessingInk" xmlns:wne="http://schemas.microsoft.com/office/word/2006/wordml" xmlns:wps="http://schemas.microsoft.com/office/word/2010/wordprocessingShape" mc:Ignorable="w14 w15 w16se w16cid w16 w16cex w16sdtdh w16sdtfl w16du wp14">
+  <w:abstractNum w:abstractNumId="0" w15:restartNumberingAfterBreak="0">
+    <w:nsid w:val="1A4E5E32"/>
     <w:multiLevelType w:val="hybridMultilevel"/>
-    <w:lvl w:ilvl="0" w15:tentative="1">
+    <w:tmpl w:val="4A260F78"/>
+    <w:lvl w:ilvl="0" w:tplc="EAF45086">
       <w:start w:val="1"/>
       <w:numFmt w:val="bullet"/>
       <w:lvlText w:val="●"/>
@@ -2588,7 +3274,7 @@
         <w:ind w:left="720" w:hanging="360"/>
       </w:pPr>
     </w:lvl>
-    <w:lvl w:ilvl="1" w15:tentative="1">
+    <w:lvl w:ilvl="1" w:tplc="BF14FCBA">
       <w:start w:val="1"/>
       <w:numFmt w:val="bullet"/>
       <w:lvlText w:val="○"/>
@@ -2597,7 +3283,7 @@
         <w:ind w:left="1440" w:hanging="360"/>
       </w:pPr>
     </w:lvl>
-    <w:lvl w:ilvl="2" w15:tentative="1">
+    <w:lvl w:ilvl="2" w:tplc="03AAD22E">
       <w:start w:val="1"/>
       <w:numFmt w:val="bullet"/>
       <w:lvlText w:val="■"/>
@@ -2606,7 +3292,7 @@
         <w:ind w:left="2160" w:hanging="360"/>
       </w:pPr>
     </w:lvl>
-    <w:lvl w:ilvl="3" w15:tentative="1">
+    <w:lvl w:ilvl="3" w:tplc="C0CE2780">
       <w:start w:val="1"/>
       <w:numFmt w:val="bullet"/>
       <w:lvlText w:val="●"/>
@@ -2615,7 +3301,7 @@
         <w:ind w:left="2880" w:hanging="360"/>
       </w:pPr>
     </w:lvl>
-    <w:lvl w:ilvl="4" w15:tentative="1">
+    <w:lvl w:ilvl="4" w:tplc="AC68BC96">
       <w:start w:val="1"/>
       <w:numFmt w:val="bullet"/>
       <w:lvlText w:val="○"/>
@@ -2624,7 +3310,7 @@
         <w:ind w:left="3600" w:hanging="360"/>
       </w:pPr>
     </w:lvl>
-    <w:lvl w:ilvl="5" w15:tentative="1">
+    <w:lvl w:ilvl="5" w:tplc="5BEE49B6">
       <w:start w:val="1"/>
       <w:numFmt w:val="bullet"/>
       <w:lvlText w:val="■"/>
@@ -2633,7 +3319,7 @@
         <w:ind w:left="4320" w:hanging="360"/>
       </w:pPr>
     </w:lvl>
-    <w:lvl w:ilvl="6" w15:tentative="1">
+    <w:lvl w:ilvl="6" w:tplc="4F0280DA">
       <w:start w:val="1"/>
       <w:numFmt w:val="bullet"/>
       <w:lvlText w:val="●"/>
@@ -2642,7 +3328,7 @@
         <w:ind w:left="5040" w:hanging="360"/>
       </w:pPr>
     </w:lvl>
-    <w:lvl w:ilvl="7" w15:tentative="1">
+    <w:lvl w:ilvl="7" w:tplc="96360A34">
       <w:start w:val="1"/>
       <w:numFmt w:val="bullet"/>
       <w:lvlText w:val="●"/>
@@ -2651,7 +3337,7 @@
         <w:ind w:left="5760" w:hanging="360"/>
       </w:pPr>
     </w:lvl>
-    <w:lvl w:ilvl="8" w15:tentative="1">
+    <w:lvl w:ilvl="8" w:tplc="B94E8C9E">
       <w:start w:val="1"/>
       <w:numFmt w:val="bullet"/>
       <w:lvlText w:val="●"/>
@@ -2661,9 +3347,11 @@
       </w:pPr>
     </w:lvl>
   </w:abstractNum>
-  <w:abstractNum w:abstractNumId="2" w15:restartNumberingAfterBreak="0">
+  <w:abstractNum w:abstractNumId="1" w15:restartNumberingAfterBreak="0">
+    <w:nsid w:val="69F2372D"/>
     <w:multiLevelType w:val="hybridMultilevel"/>
-    <w:lvl w:ilvl="0" w15:tentative="1">
+    <w:tmpl w:val="E0084194"/>
+    <w:lvl w:ilvl="0" w:tplc="39888A16">
       <w:start w:val="1"/>
       <w:numFmt w:val="bullet"/>
       <w:lvlText w:val="•"/>
@@ -2677,15 +3365,55 @@
         <w:color w:val="0E7C86"/>
       </w:rPr>
     </w:lvl>
+    <w:lvl w:ilvl="1" w:tplc="E408C398">
+      <w:numFmt w:val="decimal"/>
+      <w:lvlText w:val=""/>
+      <w:lvlJc w:val="left"/>
+    </w:lvl>
+    <w:lvl w:ilvl="2" w:tplc="2412341C">
+      <w:numFmt w:val="decimal"/>
+      <w:lvlText w:val=""/>
+      <w:lvlJc w:val="left"/>
+    </w:lvl>
+    <w:lvl w:ilvl="3" w:tplc="91B071CC">
+      <w:numFmt w:val="decimal"/>
+      <w:lvlText w:val=""/>
+      <w:lvlJc w:val="left"/>
+    </w:lvl>
+    <w:lvl w:ilvl="4" w:tplc="3C342088">
+      <w:numFmt w:val="decimal"/>
+      <w:lvlText w:val=""/>
+      <w:lvlJc w:val="left"/>
+    </w:lvl>
+    <w:lvl w:ilvl="5" w:tplc="7F6A65FA">
+      <w:numFmt w:val="decimal"/>
+      <w:lvlText w:val=""/>
+      <w:lvlJc w:val="left"/>
+    </w:lvl>
+    <w:lvl w:ilvl="6" w:tplc="C5643D3A">
+      <w:numFmt w:val="decimal"/>
+      <w:lvlText w:val=""/>
+      <w:lvlJc w:val="left"/>
+    </w:lvl>
+    <w:lvl w:ilvl="7" w:tplc="267E3030">
+      <w:numFmt w:val="decimal"/>
+      <w:lvlText w:val=""/>
+      <w:lvlJc w:val="left"/>
+    </w:lvl>
+    <w:lvl w:ilvl="8" w:tplc="25FA6EEC">
+      <w:numFmt w:val="decimal"/>
+      <w:lvlText w:val=""/>
+      <w:lvlJc w:val="left"/>
+    </w:lvl>
   </w:abstractNum>
-  <w:num w:numId="1">
-    <w:abstractNumId w:val="1"/>
+  <w:num w:numId="1" w16cid:durableId="258678563">
+    <w:abstractNumId w:val="0"/>
     <w:lvlOverride w:ilvl="0">
       <w:startOverride w:val="1"/>
     </w:lvlOverride>
   </w:num>
-  <w:num w:numId="2">
-    <w:abstractNumId w:val="2"/>
+  <w:num w:numId="2" w16cid:durableId="599797274">
+    <w:abstractNumId w:val="1"/>
     <w:lvlOverride w:ilvl="0">
       <w:startOverride w:val="1"/>
     </w:lvlOverride>
@@ -2694,33 +3422,408 @@
 </file>
 
 <file path=word/styles.xml><?xml version="1.0" encoding="utf-8"?>
-<w:styles xmlns:mc="http://schemas.openxmlformats.org/markup-compatibility/2006" xmlns:r="http://schemas.openxmlformats.org/officeDocument/2006/relationships" xmlns:w="http://schemas.openxmlformats.org/wordprocessingml/2006/main" xmlns:w14="http://schemas.microsoft.com/office/word/2010/wordml" xmlns:w15="http://schemas.microsoft.com/office/word/2012/wordml" mc:Ignorable="w14 w15">
+<w:styles xmlns:mc="http://schemas.openxmlformats.org/markup-compatibility/2006" xmlns:r="http://schemas.openxmlformats.org/officeDocument/2006/relationships" xmlns:w="http://schemas.openxmlformats.org/wordprocessingml/2006/main" xmlns:w14="http://schemas.microsoft.com/office/word/2010/wordml" xmlns:w15="http://schemas.microsoft.com/office/word/2012/wordml" xmlns:w16cex="http://schemas.microsoft.com/office/word/2018/wordml/cex" xmlns:w16cid="http://schemas.microsoft.com/office/word/2016/wordml/cid" xmlns:w16="http://schemas.microsoft.com/office/word/2018/wordml" xmlns:w16du="http://schemas.microsoft.com/office/word/2023/wordml/word16du" xmlns:w16sdtdh="http://schemas.microsoft.com/office/word/2020/wordml/sdtdatahash" xmlns:w16sdtfl="http://schemas.microsoft.com/office/word/2024/wordml/sdtformatlock" xmlns:w16se="http://schemas.microsoft.com/office/word/2015/wordml/symex" mc:Ignorable="w14 w15 w16se w16cid w16 w16cex w16sdtdh w16sdtfl w16du">
   <w:docDefaults>
     <w:rPrDefault>
       <w:rPr>
-        <w:rFonts w:ascii="Calibri" w:cs="Calibri" w:eastAsia="Calibri" w:hAnsi="Calibri"/>
+        <w:rFonts w:ascii="Calibri" w:eastAsia="Calibri" w:hAnsi="Calibri" w:cs="Calibri"/>
         <w:color w:val="1A1A1A"/>
         <w:sz w:val="22"/>
         <w:szCs w:val="22"/>
+        <w:lang w:val="en-US" w:eastAsia="en-US" w:bidi="ar-SA"/>
       </w:rPr>
     </w:rPrDefault>
     <w:pPrDefault/>
   </w:docDefaults>
-  <w:style w:type="paragraph" w:styleId="Title">
-    <w:name w:val="Title"/>
-    <w:basedOn w:val="Normal"/>
-    <w:next w:val="Normal"/>
+  <w:latentStyles w:defLockedState="0" w:defUIPriority="99" w:defSemiHidden="0" w:defUnhideWhenUsed="0" w:defQFormat="0" w:count="376">
+    <w:lsdException w:name="Normal" w:uiPriority="0" w:qFormat="1"/>
+    <w:lsdException w:name="heading 1" w:uiPriority="9" w:qFormat="1"/>
+    <w:lsdException w:name="heading 2" w:semiHidden="1" w:uiPriority="9" w:unhideWhenUsed="1" w:qFormat="1"/>
+    <w:lsdException w:name="heading 3" w:semiHidden="1" w:uiPriority="9" w:unhideWhenUsed="1" w:qFormat="1"/>
+    <w:lsdException w:name="heading 4" w:semiHidden="1" w:uiPriority="9" w:unhideWhenUsed="1" w:qFormat="1"/>
+    <w:lsdException w:name="heading 5" w:semiHidden="1" w:uiPriority="9" w:unhideWhenUsed="1" w:qFormat="1"/>
+    <w:lsdException w:name="heading 6" w:semiHidden="1" w:uiPriority="9" w:unhideWhenUsed="1" w:qFormat="1"/>
+    <w:lsdException w:name="heading 7" w:semiHidden="1" w:uiPriority="9" w:unhideWhenUsed="1" w:qFormat="1"/>
+    <w:lsdException w:name="heading 8" w:semiHidden="1" w:uiPriority="9" w:unhideWhenUsed="1" w:qFormat="1"/>
+    <w:lsdException w:name="heading 9" w:semiHidden="1" w:uiPriority="9" w:unhideWhenUsed="1" w:qFormat="1"/>
+    <w:lsdException w:name="index 1" w:semiHidden="1" w:unhideWhenUsed="1"/>
+    <w:lsdException w:name="index 2" w:semiHidden="1" w:unhideWhenUsed="1"/>
+    <w:lsdException w:name="index 3" w:semiHidden="1" w:unhideWhenUsed="1"/>
+    <w:lsdException w:name="index 4" w:semiHidden="1" w:unhideWhenUsed="1"/>
+    <w:lsdException w:name="index 5" w:semiHidden="1" w:unhideWhenUsed="1"/>
+    <w:lsdException w:name="index 6" w:semiHidden="1" w:unhideWhenUsed="1"/>
+    <w:lsdException w:name="index 7" w:semiHidden="1" w:unhideWhenUsed="1"/>
+    <w:lsdException w:name="index 8" w:semiHidden="1" w:unhideWhenUsed="1"/>
+    <w:lsdException w:name="index 9" w:semiHidden="1" w:unhideWhenUsed="1"/>
+    <w:lsdException w:name="toc 1" w:semiHidden="1" w:uiPriority="39" w:unhideWhenUsed="1"/>
+    <w:lsdException w:name="toc 2" w:semiHidden="1" w:uiPriority="39" w:unhideWhenUsed="1"/>
+    <w:lsdException w:name="toc 3" w:semiHidden="1" w:uiPriority="39" w:unhideWhenUsed="1"/>
+    <w:lsdException w:name="toc 4" w:semiHidden="1" w:uiPriority="39" w:unhideWhenUsed="1"/>
+    <w:lsdException w:name="toc 5" w:semiHidden="1" w:uiPriority="39" w:unhideWhenUsed="1"/>
+    <w:lsdException w:name="toc 6" w:semiHidden="1" w:uiPriority="39" w:unhideWhenUsed="1"/>
+    <w:lsdException w:name="toc 7" w:semiHidden="1" w:uiPriority="39" w:unhideWhenUsed="1"/>
+    <w:lsdException w:name="toc 8" w:semiHidden="1" w:uiPriority="39" w:unhideWhenUsed="1"/>
+    <w:lsdException w:name="toc 9" w:semiHidden="1" w:uiPriority="39" w:unhideWhenUsed="1"/>
+    <w:lsdException w:name="Normal Indent" w:semiHidden="1" w:unhideWhenUsed="1"/>
+    <w:lsdException w:name="footnote text" w:semiHidden="1" w:unhideWhenUsed="1"/>
+    <w:lsdException w:name="annotation text" w:semiHidden="1" w:unhideWhenUsed="1"/>
+    <w:lsdException w:name="header" w:semiHidden="1" w:unhideWhenUsed="1"/>
+    <w:lsdException w:name="footer" w:semiHidden="1" w:unhideWhenUsed="1"/>
+    <w:lsdException w:name="index heading" w:semiHidden="1" w:unhideWhenUsed="1"/>
+    <w:lsdException w:name="caption" w:semiHidden="1" w:uiPriority="35" w:unhideWhenUsed="1" w:qFormat="1"/>
+    <w:lsdException w:name="table of figures" w:semiHidden="1" w:unhideWhenUsed="1"/>
+    <w:lsdException w:name="envelope address" w:semiHidden="1" w:unhideWhenUsed="1"/>
+    <w:lsdException w:name="envelope return" w:semiHidden="1" w:unhideWhenUsed="1"/>
+    <w:lsdException w:name="footnote reference" w:semiHidden="1" w:unhideWhenUsed="1"/>
+    <w:lsdException w:name="annotation reference" w:semiHidden="1" w:unhideWhenUsed="1"/>
+    <w:lsdException w:name="line number" w:semiHidden="1" w:unhideWhenUsed="1"/>
+    <w:lsdException w:name="page number" w:semiHidden="1" w:unhideWhenUsed="1"/>
+    <w:lsdException w:name="endnote reference" w:semiHidden="1" w:unhideWhenUsed="1"/>
+    <w:lsdException w:name="endnote text" w:semiHidden="1" w:unhideWhenUsed="1"/>
+    <w:lsdException w:name="table of authorities" w:semiHidden="1" w:unhideWhenUsed="1"/>
+    <w:lsdException w:name="macro" w:semiHidden="1" w:unhideWhenUsed="1"/>
+    <w:lsdException w:name="toa heading" w:semiHidden="1" w:unhideWhenUsed="1"/>
+    <w:lsdException w:name="List" w:semiHidden="1" w:unhideWhenUsed="1"/>
+    <w:lsdException w:name="List Bullet" w:semiHidden="1" w:unhideWhenUsed="1"/>
+    <w:lsdException w:name="List Number" w:semiHidden="1" w:unhideWhenUsed="1"/>
+    <w:lsdException w:name="List 2" w:semiHidden="1" w:unhideWhenUsed="1"/>
+    <w:lsdException w:name="List 3" w:semiHidden="1" w:unhideWhenUsed="1"/>
+    <w:lsdException w:name="List 4" w:semiHidden="1" w:unhideWhenUsed="1"/>
+    <w:lsdException w:name="List 5" w:semiHidden="1" w:unhideWhenUsed="1"/>
+    <w:lsdException w:name="List Bullet 2" w:semiHidden="1" w:unhideWhenUsed="1"/>
+    <w:lsdException w:name="List Bullet 3" w:semiHidden="1" w:unhideWhenUsed="1"/>
+    <w:lsdException w:name="List Bullet 4" w:semiHidden="1" w:unhideWhenUsed="1"/>
+    <w:lsdException w:name="List Bullet 5" w:semiHidden="1" w:unhideWhenUsed="1"/>
+    <w:lsdException w:name="List Number 2" w:semiHidden="1" w:unhideWhenUsed="1"/>
+    <w:lsdException w:name="List Number 3" w:semiHidden="1" w:unhideWhenUsed="1"/>
+    <w:lsdException w:name="List Number 4" w:semiHidden="1" w:unhideWhenUsed="1"/>
+    <w:lsdException w:name="List Number 5" w:semiHidden="1" w:unhideWhenUsed="1"/>
+    <w:lsdException w:name="Title" w:uiPriority="10" w:qFormat="1"/>
+    <w:lsdException w:name="Closing" w:semiHidden="1" w:unhideWhenUsed="1"/>
+    <w:lsdException w:name="Signature" w:semiHidden="1" w:unhideWhenUsed="1"/>
+    <w:lsdException w:name="Default Paragraph Font" w:semiHidden="1" w:uiPriority="1" w:unhideWhenUsed="1"/>
+    <w:lsdException w:name="Body Text" w:semiHidden="1" w:unhideWhenUsed="1"/>
+    <w:lsdException w:name="Body Text Indent" w:semiHidden="1" w:unhideWhenUsed="1"/>
+    <w:lsdException w:name="List Continue" w:semiHidden="1" w:unhideWhenUsed="1"/>
+    <w:lsdException w:name="List Continue 2" w:semiHidden="1" w:unhideWhenUsed="1"/>
+    <w:lsdException w:name="List Continue 3" w:semiHidden="1" w:unhideWhenUsed="1"/>
+    <w:lsdException w:name="List Continue 4" w:semiHidden="1" w:unhideWhenUsed="1"/>
+    <w:lsdException w:name="List Continue 5" w:semiHidden="1" w:unhideWhenUsed="1"/>
+    <w:lsdException w:name="Message Header" w:semiHidden="1" w:unhideWhenUsed="1"/>
+    <w:lsdException w:name="Subtitle" w:uiPriority="11" w:qFormat="1"/>
+    <w:lsdException w:name="Salutation" w:semiHidden="1" w:unhideWhenUsed="1"/>
+    <w:lsdException w:name="Date" w:semiHidden="1" w:unhideWhenUsed="1"/>
+    <w:lsdException w:name="Body Text First Indent" w:semiHidden="1" w:unhideWhenUsed="1"/>
+    <w:lsdException w:name="Body Text First Indent 2" w:semiHidden="1" w:unhideWhenUsed="1"/>
+    <w:lsdException w:name="Note Heading" w:semiHidden="1" w:unhideWhenUsed="1"/>
+    <w:lsdException w:name="Body Text 2" w:semiHidden="1" w:unhideWhenUsed="1"/>
+    <w:lsdException w:name="Body Text 3" w:semiHidden="1" w:unhideWhenUsed="1"/>
+    <w:lsdException w:name="Body Text Indent 2" w:semiHidden="1" w:unhideWhenUsed="1"/>
+    <w:lsdException w:name="Body Text Indent 3" w:semiHidden="1" w:unhideWhenUsed="1"/>
+    <w:lsdException w:name="Block Text" w:semiHidden="1" w:unhideWhenUsed="1"/>
+    <w:lsdException w:name="Hyperlink" w:semiHidden="1" w:unhideWhenUsed="1"/>
+    <w:lsdException w:name="FollowedHyperlink" w:semiHidden="1" w:unhideWhenUsed="1"/>
+    <w:lsdException w:name="Strong" w:uiPriority="22" w:qFormat="1"/>
+    <w:lsdException w:name="Emphasis" w:uiPriority="20" w:qFormat="1"/>
+    <w:lsdException w:name="Document Map" w:semiHidden="1" w:unhideWhenUsed="1"/>
+    <w:lsdException w:name="Plain Text" w:semiHidden="1" w:unhideWhenUsed="1"/>
+    <w:lsdException w:name="E-mail Signature" w:semiHidden="1" w:unhideWhenUsed="1"/>
+    <w:lsdException w:name="HTML Top of Form" w:semiHidden="1" w:unhideWhenUsed="1"/>
+    <w:lsdException w:name="HTML Bottom of Form" w:semiHidden="1" w:unhideWhenUsed="1"/>
+    <w:lsdException w:name="Normal (Web)" w:semiHidden="1" w:unhideWhenUsed="1"/>
+    <w:lsdException w:name="HTML Acronym" w:semiHidden="1" w:unhideWhenUsed="1"/>
+    <w:lsdException w:name="HTML Address" w:semiHidden="1" w:unhideWhenUsed="1"/>
+    <w:lsdException w:name="HTML Cite" w:semiHidden="1" w:unhideWhenUsed="1"/>
+    <w:lsdException w:name="HTML Code" w:semiHidden="1" w:unhideWhenUsed="1"/>
+    <w:lsdException w:name="HTML Definition" w:semiHidden="1" w:unhideWhenUsed="1"/>
+    <w:lsdException w:name="HTML Keyboard" w:semiHidden="1" w:unhideWhenUsed="1"/>
+    <w:lsdException w:name="HTML Preformatted" w:semiHidden="1" w:unhideWhenUsed="1"/>
+    <w:lsdException w:name="HTML Sample" w:semiHidden="1" w:unhideWhenUsed="1"/>
+    <w:lsdException w:name="HTML Typewriter" w:semiHidden="1" w:unhideWhenUsed="1"/>
+    <w:lsdException w:name="HTML Variable" w:semiHidden="1" w:unhideWhenUsed="1"/>
+    <w:lsdException w:name="Normal Table" w:semiHidden="1" w:unhideWhenUsed="1"/>
+    <w:lsdException w:name="annotation subject" w:semiHidden="1" w:unhideWhenUsed="1"/>
+    <w:lsdException w:name="No List" w:semiHidden="1" w:unhideWhenUsed="1"/>
+    <w:lsdException w:name="Outline List 1" w:semiHidden="1" w:unhideWhenUsed="1"/>
+    <w:lsdException w:name="Outline List 2" w:semiHidden="1" w:unhideWhenUsed="1"/>
+    <w:lsdException w:name="Outline List 3" w:semiHidden="1" w:unhideWhenUsed="1"/>
+    <w:lsdException w:name="Table Simple 1" w:semiHidden="1" w:unhideWhenUsed="1"/>
+    <w:lsdException w:name="Table Simple 2" w:semiHidden="1" w:unhideWhenUsed="1"/>
+    <w:lsdException w:name="Table Simple 3" w:semiHidden="1" w:unhideWhenUsed="1"/>
+    <w:lsdException w:name="Table Classic 1" w:semiHidden="1" w:unhideWhenUsed="1"/>
+    <w:lsdException w:name="Table Classic 2" w:semiHidden="1" w:unhideWhenUsed="1"/>
+    <w:lsdException w:name="Table Classic 3" w:semiHidden="1" w:unhideWhenUsed="1"/>
+    <w:lsdException w:name="Table Classic 4" w:semiHidden="1" w:unhideWhenUsed="1"/>
+    <w:lsdException w:name="Table Colorful 1" w:semiHidden="1" w:unhideWhenUsed="1"/>
+    <w:lsdException w:name="Table Colorful 2" w:semiHidden="1" w:unhideWhenUsed="1"/>
+    <w:lsdException w:name="Table Colorful 3" w:semiHidden="1" w:unhideWhenUsed="1"/>
+    <w:lsdException w:name="Table Columns 1" w:semiHidden="1" w:unhideWhenUsed="1"/>
+    <w:lsdException w:name="Table Columns 2" w:semiHidden="1" w:unhideWhenUsed="1"/>
+    <w:lsdException w:name="Table Columns 3" w:semiHidden="1" w:unhideWhenUsed="1"/>
+    <w:lsdException w:name="Table Columns 4" w:semiHidden="1" w:unhideWhenUsed="1"/>
+    <w:lsdException w:name="Table Columns 5" w:semiHidden="1" w:unhideWhenUsed="1"/>
+    <w:lsdException w:name="Table Grid 1" w:semiHidden="1" w:unhideWhenUsed="1"/>
+    <w:lsdException w:name="Table Grid 2" w:semiHidden="1" w:unhideWhenUsed="1"/>
+    <w:lsdException w:name="Table Grid 3" w:semiHidden="1" w:unhideWhenUsed="1"/>
+    <w:lsdException w:name="Table Grid 4" w:semiHidden="1" w:unhideWhenUsed="1"/>
+    <w:lsdException w:name="Table Grid 5" w:semiHidden="1" w:unhideWhenUsed="1"/>
+    <w:lsdException w:name="Table Grid 6" w:semiHidden="1" w:unhideWhenUsed="1"/>
+    <w:lsdException w:name="Table Grid 7" w:semiHidden="1" w:unhideWhenUsed="1"/>
+    <w:lsdException w:name="Table Grid 8" w:semiHidden="1" w:unhideWhenUsed="1"/>
+    <w:lsdException w:name="Table List 1" w:semiHidden="1" w:unhideWhenUsed="1"/>
+    <w:lsdException w:name="Table List 2" w:semiHidden="1" w:unhideWhenUsed="1"/>
+    <w:lsdException w:name="Table List 3" w:semiHidden="1" w:unhideWhenUsed="1"/>
+    <w:lsdException w:name="Table List 4" w:semiHidden="1" w:unhideWhenUsed="1"/>
+    <w:lsdException w:name="Table List 5" w:semiHidden="1" w:unhideWhenUsed="1"/>
+    <w:lsdException w:name="Table List 6" w:semiHidden="1" w:unhideWhenUsed="1"/>
+    <w:lsdException w:name="Table List 7" w:semiHidden="1" w:unhideWhenUsed="1"/>
+    <w:lsdException w:name="Table List 8" w:semiHidden="1" w:unhideWhenUsed="1"/>
+    <w:lsdException w:name="Table 3D effects 1" w:semiHidden="1" w:unhideWhenUsed="1"/>
+    <w:lsdException w:name="Table 3D effects 2" w:semiHidden="1" w:unhideWhenUsed="1"/>
+    <w:lsdException w:name="Table 3D effects 3" w:semiHidden="1" w:unhideWhenUsed="1"/>
+    <w:lsdException w:name="Table Contemporary" w:semiHidden="1" w:unhideWhenUsed="1"/>
+    <w:lsdException w:name="Table Elegant" w:semiHidden="1" w:unhideWhenUsed="1"/>
+    <w:lsdException w:name="Table Professional" w:semiHidden="1" w:unhideWhenUsed="1"/>
+    <w:lsdException w:name="Table Subtle 1" w:semiHidden="1" w:unhideWhenUsed="1"/>
+    <w:lsdException w:name="Table Subtle 2" w:semiHidden="1" w:unhideWhenUsed="1"/>
+    <w:lsdException w:name="Table Web 1" w:semiHidden="1" w:unhideWhenUsed="1"/>
+    <w:lsdException w:name="Table Web 2" w:semiHidden="1" w:unhideWhenUsed="1"/>
+    <w:lsdException w:name="Table Web 3" w:semiHidden="1" w:unhideWhenUsed="1"/>
+    <w:lsdException w:name="Balloon Text" w:semiHidden="1" w:unhideWhenUsed="1"/>
+    <w:lsdException w:name="Table Grid" w:uiPriority="39"/>
+    <w:lsdException w:name="Table Theme" w:semiHidden="1" w:unhideWhenUsed="1"/>
+    <w:lsdException w:name="Placeholder Text" w:semiHidden="1"/>
+    <w:lsdException w:name="No Spacing" w:uiPriority="1" w:qFormat="1"/>
+    <w:lsdException w:name="Light Shading" w:uiPriority="60"/>
+    <w:lsdException w:name="Light List" w:uiPriority="61"/>
+    <w:lsdException w:name="Light Grid" w:uiPriority="62"/>
+    <w:lsdException w:name="Medium Shading 1" w:uiPriority="63"/>
+    <w:lsdException w:name="Medium Shading 2" w:uiPriority="64"/>
+    <w:lsdException w:name="Medium List 1" w:uiPriority="65"/>
+    <w:lsdException w:name="Medium List 2" w:uiPriority="66"/>
+    <w:lsdException w:name="Medium Grid 1" w:uiPriority="67"/>
+    <w:lsdException w:name="Medium Grid 2" w:uiPriority="68"/>
+    <w:lsdException w:name="Medium Grid 3" w:uiPriority="69"/>
+    <w:lsdException w:name="Dark List" w:uiPriority="70"/>
+    <w:lsdException w:name="Colorful Shading" w:uiPriority="71"/>
+    <w:lsdException w:name="Colorful List" w:uiPriority="72"/>
+    <w:lsdException w:name="Colorful Grid" w:uiPriority="73"/>
+    <w:lsdException w:name="Light Shading Accent 1" w:uiPriority="60"/>
+    <w:lsdException w:name="Light List Accent 1" w:uiPriority="61"/>
+    <w:lsdException w:name="Light Grid Accent 1" w:uiPriority="62"/>
+    <w:lsdException w:name="Medium Shading 1 Accent 1" w:uiPriority="63"/>
+    <w:lsdException w:name="Medium Shading 2 Accent 1" w:uiPriority="64"/>
+    <w:lsdException w:name="Medium List 1 Accent 1" w:uiPriority="65"/>
+    <w:lsdException w:name="Revision" w:semiHidden="1"/>
+    <w:lsdException w:name="List Paragraph" w:uiPriority="34" w:qFormat="1"/>
+    <w:lsdException w:name="Quote" w:uiPriority="29" w:qFormat="1"/>
+    <w:lsdException w:name="Intense Quote" w:uiPriority="30" w:qFormat="1"/>
+    <w:lsdException w:name="Medium List 2 Accent 1" w:uiPriority="66"/>
+    <w:lsdException w:name="Medium Grid 1 Accent 1" w:uiPriority="67"/>
+    <w:lsdException w:name="Medium Grid 2 Accent 1" w:uiPriority="68"/>
+    <w:lsdException w:name="Medium Grid 3 Accent 1" w:uiPriority="69"/>
+    <w:lsdException w:name="Dark List Accent 1" w:uiPriority="70"/>
+    <w:lsdException w:name="Colorful Shading Accent 1" w:uiPriority="71"/>
+    <w:lsdException w:name="Colorful List Accent 1" w:uiPriority="72"/>
+    <w:lsdException w:name="Colorful Grid Accent 1" w:uiPriority="73"/>
+    <w:lsdException w:name="Light Shading Accent 2" w:uiPriority="60"/>
+    <w:lsdException w:name="Light List Accent 2" w:uiPriority="61"/>
+    <w:lsdException w:name="Light Grid Accent 2" w:uiPriority="62"/>
+    <w:lsdException w:name="Medium Shading 1 Accent 2" w:uiPriority="63"/>
+    <w:lsdException w:name="Medium Shading 2 Accent 2" w:uiPriority="64"/>
+    <w:lsdException w:name="Medium List 1 Accent 2" w:uiPriority="65"/>
+    <w:lsdException w:name="Medium List 2 Accent 2" w:uiPriority="66"/>
+    <w:lsdException w:name="Medium Grid 1 Accent 2" w:uiPriority="67"/>
+    <w:lsdException w:name="Medium Grid 2 Accent 2" w:uiPriority="68"/>
+    <w:lsdException w:name="Medium Grid 3 Accent 2" w:uiPriority="69"/>
+    <w:lsdException w:name="Dark List Accent 2" w:uiPriority="70"/>
+    <w:lsdException w:name="Colorful Shading Accent 2" w:uiPriority="71"/>
+    <w:lsdException w:name="Colorful List Accent 2" w:uiPriority="72"/>
+    <w:lsdException w:name="Colorful Grid Accent 2" w:uiPriority="73"/>
+    <w:lsdException w:name="Light Shading Accent 3" w:uiPriority="60"/>
+    <w:lsdException w:name="Light List Accent 3" w:uiPriority="61"/>
+    <w:lsdException w:name="Light Grid Accent 3" w:uiPriority="62"/>
+    <w:lsdException w:name="Medium Shading 1 Accent 3" w:uiPriority="63"/>
+    <w:lsdException w:name="Medium Shading 2 Accent 3" w:uiPriority="64"/>
+    <w:lsdException w:name="Medium List 1 Accent 3" w:uiPriority="65"/>
+    <w:lsdException w:name="Medium List 2 Accent 3" w:uiPriority="66"/>
+    <w:lsdException w:name="Medium Grid 1 Accent 3" w:uiPriority="67"/>
+    <w:lsdException w:name="Medium Grid 2 Accent 3" w:uiPriority="68"/>
+    <w:lsdException w:name="Medium Grid 3 Accent 3" w:uiPriority="69"/>
+    <w:lsdException w:name="Dark List Accent 3" w:uiPriority="70"/>
+    <w:lsdException w:name="Colorful Shading Accent 3" w:uiPriority="71"/>
+    <w:lsdException w:name="Colorful List Accent 3" w:uiPriority="72"/>
+    <w:lsdException w:name="Colorful Grid Accent 3" w:uiPriority="73"/>
+    <w:lsdException w:name="Light Shading Accent 4" w:uiPriority="60"/>
+    <w:lsdException w:name="Light List Accent 4" w:uiPriority="61"/>
+    <w:lsdException w:name="Light Grid Accent 4" w:uiPriority="62"/>
+    <w:lsdException w:name="Medium Shading 1 Accent 4" w:uiPriority="63"/>
+    <w:lsdException w:name="Medium Shading 2 Accent 4" w:uiPriority="64"/>
+    <w:lsdException w:name="Medium List 1 Accent 4" w:uiPriority="65"/>
+    <w:lsdException w:name="Medium List 2 Accent 4" w:uiPriority="66"/>
+    <w:lsdException w:name="Medium Grid 1 Accent 4" w:uiPriority="67"/>
+    <w:lsdException w:name="Medium Grid 2 Accent 4" w:uiPriority="68"/>
+    <w:lsdException w:name="Medium Grid 3 Accent 4" w:uiPriority="69"/>
+    <w:lsdException w:name="Dark List Accent 4" w:uiPriority="70"/>
+    <w:lsdException w:name="Colorful Shading Accent 4" w:uiPriority="71"/>
+    <w:lsdException w:name="Colorful List Accent 4" w:uiPriority="72"/>
+    <w:lsdException w:name="Colorful Grid Accent 4" w:uiPriority="73"/>
+    <w:lsdException w:name="Light Shading Accent 5" w:uiPriority="60"/>
+    <w:lsdException w:name="Light List Accent 5" w:uiPriority="61"/>
+    <w:lsdException w:name="Light Grid Accent 5" w:uiPriority="62"/>
+    <w:lsdException w:name="Medium Shading 1 Accent 5" w:uiPriority="63"/>
+    <w:lsdException w:name="Medium Shading 2 Accent 5" w:uiPriority="64"/>
+    <w:lsdException w:name="Medium List 1 Accent 5" w:uiPriority="65"/>
+    <w:lsdException w:name="Medium List 2 Accent 5" w:uiPriority="66"/>
+    <w:lsdException w:name="Medium Grid 1 Accent 5" w:uiPriority="67"/>
+    <w:lsdException w:name="Medium Grid 2 Accent 5" w:uiPriority="68"/>
+    <w:lsdException w:name="Medium Grid 3 Accent 5" w:uiPriority="69"/>
+    <w:lsdException w:name="Dark List Accent 5" w:uiPriority="70"/>
+    <w:lsdException w:name="Colorful Shading Accent 5" w:uiPriority="71"/>
+    <w:lsdException w:name="Colorful List Accent 5" w:uiPriority="72"/>
+    <w:lsdException w:name="Colorful Grid Accent 5" w:uiPriority="73"/>
+    <w:lsdException w:name="Light Shading Accent 6" w:uiPriority="60"/>
+    <w:lsdException w:name="Light List Accent 6" w:uiPriority="61"/>
+    <w:lsdException w:name="Light Grid Accent 6" w:uiPriority="62"/>
+    <w:lsdException w:name="Medium Shading 1 Accent 6" w:uiPriority="63"/>
+    <w:lsdException w:name="Medium Shading 2 Accent 6" w:uiPriority="64"/>
+    <w:lsdException w:name="Medium List 1 Accent 6" w:uiPriority="65"/>
+    <w:lsdException w:name="Medium List 2 Accent 6" w:uiPriority="66"/>
+    <w:lsdException w:name="Medium Grid 1 Accent 6" w:uiPriority="67"/>
+    <w:lsdException w:name="Medium Grid 2 Accent 6" w:uiPriority="68"/>
+    <w:lsdException w:name="Medium Grid 3 Accent 6" w:uiPriority="69"/>
+    <w:lsdException w:name="Dark List Accent 6" w:uiPriority="70"/>
+    <w:lsdException w:name="Colorful Shading Accent 6" w:uiPriority="71"/>
+    <w:lsdException w:name="Colorful List Accent 6" w:uiPriority="72"/>
+    <w:lsdException w:name="Colorful Grid Accent 6" w:uiPriority="73"/>
+    <w:lsdException w:name="Subtle Emphasis" w:uiPriority="19" w:qFormat="1"/>
+    <w:lsdException w:name="Intense Emphasis" w:uiPriority="21" w:qFormat="1"/>
+    <w:lsdException w:name="Subtle Reference" w:uiPriority="31" w:qFormat="1"/>
+    <w:lsdException w:name="Intense Reference" w:uiPriority="32" w:qFormat="1"/>
+    <w:lsdException w:name="Book Title" w:uiPriority="33" w:qFormat="1"/>
+    <w:lsdException w:name="Bibliography" w:semiHidden="1" w:uiPriority="37" w:unhideWhenUsed="1"/>
+    <w:lsdException w:name="TOC Heading" w:semiHidden="1" w:uiPriority="39" w:unhideWhenUsed="1" w:qFormat="1"/>
+    <w:lsdException w:name="Plain Table 1" w:uiPriority="41"/>
+    <w:lsdException w:name="Plain Table 2" w:uiPriority="42"/>
+    <w:lsdException w:name="Plain Table 3" w:uiPriority="43"/>
+    <w:lsdException w:name="Plain Table 4" w:uiPriority="44"/>
+    <w:lsdException w:name="Plain Table 5" w:uiPriority="45"/>
+    <w:lsdException w:name="Grid Table Light" w:uiPriority="40"/>
+    <w:lsdException w:name="Grid Table 1 Light" w:uiPriority="46"/>
+    <w:lsdException w:name="Grid Table 2" w:uiPriority="47"/>
+    <w:lsdException w:name="Grid Table 3" w:uiPriority="48"/>
+    <w:lsdException w:name="Grid Table 4" w:uiPriority="49"/>
+    <w:lsdException w:name="Grid Table 5 Dark" w:uiPriority="50"/>
+    <w:lsdException w:name="Grid Table 6 Colorful" w:uiPriority="51"/>
+    <w:lsdException w:name="Grid Table 7 Colorful" w:uiPriority="52"/>
+    <w:lsdException w:name="Grid Table 1 Light Accent 1" w:uiPriority="46"/>
+    <w:lsdException w:name="Grid Table 2 Accent 1" w:uiPriority="47"/>
+    <w:lsdException w:name="Grid Table 3 Accent 1" w:uiPriority="48"/>
+    <w:lsdException w:name="Grid Table 4 Accent 1" w:uiPriority="49"/>
+    <w:lsdException w:name="Grid Table 5 Dark Accent 1" w:uiPriority="50"/>
+    <w:lsdException w:name="Grid Table 6 Colorful Accent 1" w:uiPriority="51"/>
+    <w:lsdException w:name="Grid Table 7 Colorful Accent 1" w:uiPriority="52"/>
+    <w:lsdException w:name="Grid Table 1 Light Accent 2" w:uiPriority="46"/>
+    <w:lsdException w:name="Grid Table 2 Accent 2" w:uiPriority="47"/>
+    <w:lsdException w:name="Grid Table 3 Accent 2" w:uiPriority="48"/>
+    <w:lsdException w:name="Grid Table 4 Accent 2" w:uiPriority="49"/>
+    <w:lsdException w:name="Grid Table 5 Dark Accent 2" w:uiPriority="50"/>
+    <w:lsdException w:name="Grid Table 6 Colorful Accent 2" w:uiPriority="51"/>
+    <w:lsdException w:name="Grid Table 7 Colorful Accent 2" w:uiPriority="52"/>
+    <w:lsdException w:name="Grid Table 1 Light Accent 3" w:uiPriority="46"/>
+    <w:lsdException w:name="Grid Table 2 Accent 3" w:uiPriority="47"/>
+    <w:lsdException w:name="Grid Table 3 Accent 3" w:uiPriority="48"/>
+    <w:lsdException w:name="Grid Table 4 Accent 3" w:uiPriority="49"/>
+    <w:lsdException w:name="Grid Table 5 Dark Accent 3" w:uiPriority="50"/>
+    <w:lsdException w:name="Grid Table 6 Colorful Accent 3" w:uiPriority="51"/>
+    <w:lsdException w:name="Grid Table 7 Colorful Accent 3" w:uiPriority="52"/>
+    <w:lsdException w:name="Grid Table 1 Light Accent 4" w:uiPriority="46"/>
+    <w:lsdException w:name="Grid Table 2 Accent 4" w:uiPriority="47"/>
+    <w:lsdException w:name="Grid Table 3 Accent 4" w:uiPriority="48"/>
+    <w:lsdException w:name="Grid Table 4 Accent 4" w:uiPriority="49"/>
+    <w:lsdException w:name="Grid Table 5 Dark Accent 4" w:uiPriority="50"/>
+    <w:lsdException w:name="Grid Table 6 Colorful Accent 4" w:uiPriority="51"/>
+    <w:lsdException w:name="Grid Table 7 Colorful Accent 4" w:uiPriority="52"/>
+    <w:lsdException w:name="Grid Table 1 Light Accent 5" w:uiPriority="46"/>
+    <w:lsdException w:name="Grid Table 2 Accent 5" w:uiPriority="47"/>
+    <w:lsdException w:name="Grid Table 3 Accent 5" w:uiPriority="48"/>
+    <w:lsdException w:name="Grid Table 4 Accent 5" w:uiPriority="49"/>
+    <w:lsdException w:name="Grid Table 5 Dark Accent 5" w:uiPriority="50"/>
+    <w:lsdException w:name="Grid Table 6 Colorful Accent 5" w:uiPriority="51"/>
+    <w:lsdException w:name="Grid Table 7 Colorful Accent 5" w:uiPriority="52"/>
+    <w:lsdException w:name="Grid Table 1 Light Accent 6" w:uiPriority="46"/>
+    <w:lsdException w:name="Grid Table 2 Accent 6" w:uiPriority="47"/>
+    <w:lsdException w:name="Grid Table 3 Accent 6" w:uiPriority="48"/>
+    <w:lsdException w:name="Grid Table 4 Accent 6" w:uiPriority="49"/>
+    <w:lsdException w:name="Grid Table 5 Dark Accent 6" w:uiPriority="50"/>
+    <w:lsdException w:name="Grid Table 6 Colorful Accent 6" w:uiPriority="51"/>
+    <w:lsdException w:name="Grid Table 7 Colorful Accent 6" w:uiPriority="52"/>
+    <w:lsdException w:name="List Table 1 Light" w:uiPriority="46"/>
+    <w:lsdException w:name="List Table 2" w:uiPriority="47"/>
+    <w:lsdException w:name="List Table 3" w:uiPriority="48"/>
+    <w:lsdException w:name="List Table 4" w:uiPriority="49"/>
+    <w:lsdException w:name="List Table 5 Dark" w:uiPriority="50"/>
+    <w:lsdException w:name="List Table 6 Colorful" w:uiPriority="51"/>
+    <w:lsdException w:name="List Table 7 Colorful" w:uiPriority="52"/>
+    <w:lsdException w:name="List Table 1 Light Accent 1" w:uiPriority="46"/>
+    <w:lsdException w:name="List Table 2 Accent 1" w:uiPriority="47"/>
+    <w:lsdException w:name="List Table 3 Accent 1" w:uiPriority="48"/>
+    <w:lsdException w:name="List Table 4 Accent 1" w:uiPriority="49"/>
+    <w:lsdException w:name="List Table 5 Dark Accent 1" w:uiPriority="50"/>
+    <w:lsdException w:name="List Table 6 Colorful Accent 1" w:uiPriority="51"/>
+    <w:lsdException w:name="List Table 7 Colorful Accent 1" w:uiPriority="52"/>
+    <w:lsdException w:name="List Table 1 Light Accent 2" w:uiPriority="46"/>
+    <w:lsdException w:name="List Table 2 Accent 2" w:uiPriority="47"/>
+    <w:lsdException w:name="List Table 3 Accent 2" w:uiPriority="48"/>
+    <w:lsdException w:name="List Table 4 Accent 2" w:uiPriority="49"/>
+    <w:lsdException w:name="List Table 5 Dark Accent 2" w:uiPriority="50"/>
+    <w:lsdException w:name="List Table 6 Colorful Accent 2" w:uiPriority="51"/>
+    <w:lsdException w:name="List Table 7 Colorful Accent 2" w:uiPriority="52"/>
+    <w:lsdException w:name="List Table 1 Light Accent 3" w:uiPriority="46"/>
+    <w:lsdException w:name="List Table 2 Accent 3" w:uiPriority="47"/>
+    <w:lsdException w:name="List Table 3 Accent 3" w:uiPriority="48"/>
+    <w:lsdException w:name="List Table 4 Accent 3" w:uiPriority="49"/>
+    <w:lsdException w:name="List Table 5 Dark Accent 3" w:uiPriority="50"/>
+    <w:lsdException w:name="List Table 6 Colorful Accent 3" w:uiPriority="51"/>
+    <w:lsdException w:name="List Table 7 Colorful Accent 3" w:uiPriority="52"/>
+    <w:lsdException w:name="List Table 1 Light Accent 4" w:uiPriority="46"/>
+    <w:lsdException w:name="List Table 2 Accent 4" w:uiPriority="47"/>
+    <w:lsdException w:name="List Table 3 Accent 4" w:uiPriority="48"/>
+    <w:lsdException w:name="List Table 4 Accent 4" w:uiPriority="49"/>
+    <w:lsdException w:name="List Table 5 Dark Accent 4" w:uiPriority="50"/>
+    <w:lsdException w:name="List Table 6 Colorful Accent 4" w:uiPriority="51"/>
+    <w:lsdException w:name="List Table 7 Colorful Accent 4" w:uiPriority="52"/>
+    <w:lsdException w:name="List Table 1 Light Accent 5" w:uiPriority="46"/>
+    <w:lsdException w:name="List Table 2 Accent 5" w:uiPriority="47"/>
+    <w:lsdException w:name="List Table 3 Accent 5" w:uiPriority="48"/>
+    <w:lsdException w:name="List Table 4 Accent 5" w:uiPriority="49"/>
+    <w:lsdException w:name="List Table 5 Dark Accent 5" w:uiPriority="50"/>
+    <w:lsdException w:name="List Table 6 Colorful Accent 5" w:uiPriority="51"/>
+    <w:lsdException w:name="List Table 7 Colorful Accent 5" w:uiPriority="52"/>
+    <w:lsdException w:name="List Table 1 Light Accent 6" w:uiPriority="46"/>
+    <w:lsdException w:name="List Table 2 Accent 6" w:uiPriority="47"/>
+    <w:lsdException w:name="List Table 3 Accent 6" w:uiPriority="48"/>
+    <w:lsdException w:name="List Table 4 Accent 6" w:uiPriority="49"/>
+    <w:lsdException w:name="List Table 5 Dark Accent 6" w:uiPriority="50"/>
+    <w:lsdException w:name="List Table 6 Colorful Accent 6" w:uiPriority="51"/>
+    <w:lsdException w:name="List Table 7 Colorful Accent 6" w:uiPriority="52"/>
+    <w:lsdException w:name="Mention" w:semiHidden="1" w:unhideWhenUsed="1"/>
+    <w:lsdException w:name="Smart Hyperlink" w:semiHidden="1" w:unhideWhenUsed="1"/>
+    <w:lsdException w:name="Hashtag" w:semiHidden="1" w:unhideWhenUsed="1"/>
+    <w:lsdException w:name="Unresolved Mention" w:semiHidden="1" w:unhideWhenUsed="1"/>
+    <w:lsdException w:name="Smart Link" w:semiHidden="1" w:unhideWhenUsed="1"/>
+  </w:latentStyles>
+  <w:style w:type="paragraph" w:default="1" w:styleId="Normal">
+    <w:name w:val="Normal"/>
     <w:qFormat/>
-    <w:rPr>
-      <w:sz w:val="56"/>
-      <w:szCs w:val="56"/>
-    </w:rPr>
   </w:style>
   <w:style w:type="paragraph" w:styleId="Heading1">
-    <w:name w:val="Heading 1"/>
-    <w:basedOn w:val="Normal"/>
-    <w:next w:val="Normal"/>
+    <w:name w:val="heading 1"/>
+    <w:uiPriority w:val="9"/>
     <w:qFormat/>
+    <w:pPr>
+      <w:outlineLvl w:val="0"/>
+    </w:pPr>
     <w:rPr>
       <w:color w:val="2E74B5"/>
       <w:sz w:val="32"/>
@@ -2728,10 +3831,14 @@
     </w:rPr>
   </w:style>
   <w:style w:type="paragraph" w:styleId="Heading2">
-    <w:name w:val="Heading 2"/>
-    <w:basedOn w:val="Normal"/>
-    <w:next w:val="Normal"/>
+    <w:name w:val="heading 2"/>
+    <w:uiPriority w:val="9"/>
+    <w:semiHidden/>
+    <w:unhideWhenUsed/>
     <w:qFormat/>
+    <w:pPr>
+      <w:outlineLvl w:val="1"/>
+    </w:pPr>
     <w:rPr>
       <w:color w:val="2E74B5"/>
       <w:sz w:val="26"/>
@@ -2739,10 +3846,14 @@
     </w:rPr>
   </w:style>
   <w:style w:type="paragraph" w:styleId="Heading3">
-    <w:name w:val="Heading 3"/>
-    <w:basedOn w:val="Normal"/>
-    <w:next w:val="Normal"/>
+    <w:name w:val="heading 3"/>
+    <w:uiPriority w:val="9"/>
+    <w:semiHidden/>
+    <w:unhideWhenUsed/>
     <w:qFormat/>
+    <w:pPr>
+      <w:outlineLvl w:val="2"/>
+    </w:pPr>
     <w:rPr>
       <w:color w:val="1F4D78"/>
       <w:sz w:val="24"/>
@@ -2750,10 +3861,14 @@
     </w:rPr>
   </w:style>
   <w:style w:type="paragraph" w:styleId="Heading4">
-    <w:name w:val="Heading 4"/>
-    <w:basedOn w:val="Normal"/>
-    <w:next w:val="Normal"/>
+    <w:name w:val="heading 4"/>
+    <w:uiPriority w:val="9"/>
+    <w:semiHidden/>
+    <w:unhideWhenUsed/>
     <w:qFormat/>
+    <w:pPr>
+      <w:outlineLvl w:val="3"/>
+    </w:pPr>
     <w:rPr>
       <w:i/>
       <w:iCs/>
@@ -2761,27 +3876,69 @@
     </w:rPr>
   </w:style>
   <w:style w:type="paragraph" w:styleId="Heading5">
-    <w:name w:val="Heading 5"/>
-    <w:basedOn w:val="Normal"/>
-    <w:next w:val="Normal"/>
+    <w:name w:val="heading 5"/>
+    <w:uiPriority w:val="9"/>
+    <w:semiHidden/>
+    <w:unhideWhenUsed/>
     <w:qFormat/>
+    <w:pPr>
+      <w:outlineLvl w:val="4"/>
+    </w:pPr>
     <w:rPr>
       <w:color w:val="2E74B5"/>
     </w:rPr>
   </w:style>
   <w:style w:type="paragraph" w:styleId="Heading6">
-    <w:name w:val="Heading 6"/>
-    <w:basedOn w:val="Normal"/>
-    <w:next w:val="Normal"/>
+    <w:name w:val="heading 6"/>
+    <w:uiPriority w:val="9"/>
+    <w:semiHidden/>
+    <w:unhideWhenUsed/>
     <w:qFormat/>
+    <w:pPr>
+      <w:outlineLvl w:val="5"/>
+    </w:pPr>
     <w:rPr>
       <w:color w:val="1F4D78"/>
     </w:rPr>
   </w:style>
-  <w:style w:type="paragraph" w:styleId="Strong">
-    <w:name w:val="Strong"/>
-    <w:basedOn w:val="Normal"/>
-    <w:next w:val="Normal"/>
+  <w:style w:type="character" w:default="1" w:styleId="DefaultParagraphFont">
+    <w:name w:val="Default Paragraph Font"/>
+    <w:uiPriority w:val="1"/>
+    <w:semiHidden/>
+    <w:unhideWhenUsed/>
+  </w:style>
+  <w:style w:type="table" w:default="1" w:styleId="TableNormal">
+    <w:name w:val="Normal Table"/>
+    <w:uiPriority w:val="99"/>
+    <w:semiHidden/>
+    <w:unhideWhenUsed/>
+    <w:tblPr>
+      <w:tblInd w:w="0" w:type="dxa"/>
+      <w:tblCellMar>
+        <w:top w:w="0" w:type="dxa"/>
+        <w:left w:w="108" w:type="dxa"/>
+        <w:bottom w:w="0" w:type="dxa"/>
+        <w:right w:w="108" w:type="dxa"/>
+      </w:tblCellMar>
+    </w:tblPr>
+  </w:style>
+  <w:style w:type="numbering" w:default="1" w:styleId="NoList">
+    <w:name w:val="No List"/>
+    <w:uiPriority w:val="99"/>
+    <w:semiHidden/>
+    <w:unhideWhenUsed/>
+  </w:style>
+  <w:style w:type="paragraph" w:styleId="Title">
+    <w:name w:val="Title"/>
+    <w:uiPriority w:val="10"/>
+    <w:qFormat/>
+    <w:rPr>
+      <w:sz w:val="56"/>
+      <w:szCs w:val="56"/>
+    </w:rPr>
+  </w:style>
+  <w:style w:type="paragraph" w:customStyle="1" w:styleId="Strong1">
+    <w:name w:val="Strong1"/>
     <w:qFormat/>
     <w:rPr>
       <w:b/>
@@ -2790,12 +3947,10 @@
   </w:style>
   <w:style w:type="paragraph" w:styleId="ListParagraph">
     <w:name w:val="List Paragraph"/>
-    <w:basedOn w:val="Normal"/>
     <w:qFormat/>
   </w:style>
   <w:style w:type="character" w:styleId="Hyperlink">
     <w:name w:val="Hyperlink"/>
-    <w:basedOn w:val="DefaultParagraphFont"/>
     <w:uiPriority w:val="99"/>
     <w:unhideWhenUsed/>
     <w:rPr>
@@ -2805,7 +3960,6 @@
   </w:style>
   <w:style w:type="character" w:styleId="FootnoteReference">
     <w:name w:val="footnote reference"/>
-    <w:basedOn w:val="DefaultParagraphFont"/>
     <w:uiPriority w:val="99"/>
     <w:semiHidden/>
     <w:unhideWhenUsed/>
@@ -2815,22 +3969,17 @@
   </w:style>
   <w:style w:type="paragraph" w:styleId="FootnoteText">
     <w:name w:val="footnote text"/>
-    <w:basedOn w:val="Normal"/>
     <w:link w:val="FootnoteTextChar"/>
     <w:uiPriority w:val="99"/>
     <w:semiHidden/>
     <w:unhideWhenUsed/>
-    <w:pPr>
-      <w:spacing w:after="0" w:line="240" w:lineRule="auto"/>
-    </w:pPr>
     <w:rPr>
       <w:sz w:val="20"/>
       <w:szCs w:val="20"/>
     </w:rPr>
   </w:style>
-  <w:style w:type="character" w:styleId="FootnoteTextChar">
+  <w:style w:type="character" w:customStyle="1" w:styleId="FootnoteTextChar">
     <w:name w:val="Footnote Text Char"/>
-    <w:basedOn w:val="DefaultParagraphFont"/>
     <w:link w:val="FootnoteText"/>
     <w:uiPriority w:val="99"/>
     <w:semiHidden/>
@@ -2842,7 +3991,6 @@
   </w:style>
   <w:style w:type="character" w:styleId="EndnoteReference">
     <w:name w:val="endnote reference"/>
-    <w:basedOn w:val="DefaultParagraphFont"/>
     <w:uiPriority w:val="99"/>
     <w:semiHidden/>
     <w:unhideWhenUsed/>
@@ -2852,22 +4000,17 @@
   </w:style>
   <w:style w:type="paragraph" w:styleId="EndnoteText">
     <w:name w:val="endnote text"/>
-    <w:basedOn w:val="Normal"/>
     <w:link w:val="EndnoteTextChar"/>
     <w:uiPriority w:val="99"/>
     <w:semiHidden/>
     <w:unhideWhenUsed/>
-    <w:pPr>
-      <w:spacing w:after="0" w:line="240" w:lineRule="auto"/>
-    </w:pPr>
     <w:rPr>
       <w:sz w:val="20"/>
       <w:szCs w:val="20"/>
     </w:rPr>
   </w:style>
-  <w:style w:type="character" w:styleId="EndnoteTextChar">
+  <w:style w:type="character" w:customStyle="1" w:styleId="EndnoteTextChar">
     <w:name w:val="Endnote Text Char"/>
-    <w:basedOn w:val="DefaultParagraphFont"/>
     <w:link w:val="EndnoteText"/>
     <w:uiPriority w:val="99"/>
     <w:semiHidden/>
@@ -2878,4 +4021,299 @@
     </w:rPr>
   </w:style>
 </w:styles>
+</file>
+
+<file path=word/theme/theme1.xml><?xml version="1.0" encoding="utf-8"?>
+<a:theme xmlns:a="http://schemas.openxmlformats.org/drawingml/2006/main" name="Office Theme">
+  <a:themeElements>
+    <a:clrScheme name="Office">
+      <a:dk1>
+        <a:sysClr val="windowText" lastClr="000000"/>
+      </a:dk1>
+      <a:lt1>
+        <a:sysClr val="window" lastClr="FFFFFF"/>
+      </a:lt1>
+      <a:dk2>
+        <a:srgbClr val="44546A"/>
+      </a:dk2>
+      <a:lt2>
+        <a:srgbClr val="E7E6E6"/>
+      </a:lt2>
+      <a:accent1>
+        <a:srgbClr val="4472C4"/>
+      </a:accent1>
+      <a:accent2>
+        <a:srgbClr val="ED7D31"/>
+      </a:accent2>
+      <a:accent3>
+        <a:srgbClr val="A5A5A5"/>
+      </a:accent3>
+      <a:accent4>
+        <a:srgbClr val="FFC000"/>
+      </a:accent4>
+      <a:accent5>
+        <a:srgbClr val="5B9BD5"/>
+      </a:accent5>
+      <a:accent6>
+        <a:srgbClr val="70AD47"/>
+      </a:accent6>
+      <a:hlink>
+        <a:srgbClr val="0563C1"/>
+      </a:hlink>
+      <a:folHlink>
+        <a:srgbClr val="954F72"/>
+      </a:folHlink>
+    </a:clrScheme>
+    <a:fontScheme name="Office">
+      <a:majorFont>
+        <a:latin typeface="Calibri Light" panose="020F0302020204030204"/>
+        <a:ea typeface=""/>
+        <a:cs typeface=""/>
+        <a:font script="Jpan" typeface="游ゴシック Light"/>
+        <a:font script="Hang" typeface="맑은 고딕"/>
+        <a:font script="Hans" typeface="等线 Light"/>
+        <a:font script="Hant" typeface="新細明體"/>
+        <a:font script="Arab" typeface="Times New Roman"/>
+        <a:font script="Hebr" typeface="Times New Roman"/>
+        <a:font script="Thai" typeface="Angsana New"/>
+        <a:font script="Ethi" typeface="Nyala"/>
+        <a:font script="Beng" typeface="Vrinda"/>
+        <a:font script="Gujr" typeface="Shruti"/>
+        <a:font script="Khmr" typeface="MoolBoran"/>
+        <a:font script="Knda" typeface="Tunga"/>
+        <a:font script="Guru" typeface="Raavi"/>
+        <a:font script="Cans" typeface="Euphemia"/>
+        <a:font script="Cher" typeface="Plantagenet Cherokee"/>
+        <a:font script="Yiii" typeface="Microsoft Yi Baiti"/>
+        <a:font script="Tibt" typeface="Microsoft Himalaya"/>
+        <a:font script="Thaa" typeface="MV Boli"/>
+        <a:font script="Deva" typeface="Mangal"/>
+        <a:font script="Telu" typeface="Gautami"/>
+        <a:font script="Taml" typeface="Latha"/>
+        <a:font script="Syrc" typeface="Estrangelo Edessa"/>
+        <a:font script="Orya" typeface="Kalinga"/>
+        <a:font script="Mlym" typeface="Kartika"/>
+        <a:font script="Laoo" typeface="DokChampa"/>
+        <a:font script="Sinh" typeface="Iskoola Pota"/>
+        <a:font script="Mong" typeface="Mongolian Baiti"/>
+        <a:font script="Viet" typeface="Times New Roman"/>
+        <a:font script="Uigh" typeface="Microsoft Uighur"/>
+        <a:font script="Geor" typeface="Sylfaen"/>
+        <a:font script="Armn" typeface="Arial"/>
+        <a:font script="Bugi" typeface="Leelawadee UI"/>
+        <a:font script="Bopo" typeface="Microsoft JhengHei"/>
+        <a:font script="Java" typeface="Javanese Text"/>
+        <a:font script="Lisu" typeface="Segoe UI"/>
+        <a:font script="Mymr" typeface="Myanmar Text"/>
+        <a:font script="Nkoo" typeface="Ebrima"/>
+        <a:font script="Olck" typeface="Nirmala UI"/>
+        <a:font script="Osma" typeface="Ebrima"/>
+        <a:font script="Phag" typeface="Phagspa"/>
+        <a:font script="Syrn" typeface="Estrangelo Edessa"/>
+        <a:font script="Syrj" typeface="Estrangelo Edessa"/>
+        <a:font script="Syre" typeface="Estrangelo Edessa"/>
+        <a:font script="Sora" typeface="Nirmala UI"/>
+        <a:font script="Tale" typeface="Microsoft Tai Le"/>
+        <a:font script="Talu" typeface="Microsoft New Tai Lue"/>
+        <a:font script="Tfng" typeface="Ebrima"/>
+      </a:majorFont>
+      <a:minorFont>
+        <a:latin typeface="Calibri" panose="020F0502020204030204"/>
+        <a:ea typeface=""/>
+        <a:cs typeface=""/>
+        <a:font script="Jpan" typeface="游明朝"/>
+        <a:font script="Hang" typeface="맑은 고딕"/>
+        <a:font script="Hans" typeface="等线"/>
+        <a:font script="Hant" typeface="新細明體"/>
+        <a:font script="Arab" typeface="Arial"/>
+        <a:font script="Hebr" typeface="Arial"/>
+        <a:font script="Thai" typeface="Cordia New"/>
+        <a:font script="Ethi" typeface="Nyala"/>
+        <a:font script="Beng" typeface="Vrinda"/>
+        <a:font script="Gujr" typeface="Shruti"/>
+        <a:font script="Khmr" typeface="DaunPenh"/>
+        <a:font script="Knda" typeface="Tunga"/>
+        <a:font script="Guru" typeface="Raavi"/>
+        <a:font script="Cans" typeface="Euphemia"/>
+        <a:font script="Cher" typeface="Plantagenet Cherokee"/>
+        <a:font script="Yiii" typeface="Microsoft Yi Baiti"/>
+        <a:font script="Tibt" typeface="Microsoft Himalaya"/>
+        <a:font script="Thaa" typeface="MV Boli"/>
+        <a:font script="Deva" typeface="Mangal"/>
+        <a:font script="Telu" typeface="Gautami"/>
+        <a:font script="Taml" typeface="Latha"/>
+        <a:font script="Syrc" typeface="Estrangelo Edessa"/>
+        <a:font script="Orya" typeface="Kalinga"/>
+        <a:font script="Mlym" typeface="Kartika"/>
+        <a:font script="Laoo" typeface="DokChampa"/>
+        <a:font script="Sinh" typeface="Iskoola Pota"/>
+        <a:font script="Mong" typeface="Mongolian Baiti"/>
+        <a:font script="Viet" typeface="Arial"/>
+        <a:font script="Uigh" typeface="Microsoft Uighur"/>
+        <a:font script="Geor" typeface="Sylfaen"/>
+        <a:font script="Armn" typeface="Arial"/>
+        <a:font script="Bugi" typeface="Leelawadee UI"/>
+        <a:font script="Bopo" typeface="Microsoft JhengHei"/>
+        <a:font script="Java" typeface="Javanese Text"/>
+        <a:font script="Lisu" typeface="Segoe UI"/>
+        <a:font script="Mymr" typeface="Myanmar Text"/>
+        <a:font script="Nkoo" typeface="Ebrima"/>
+        <a:font script="Olck" typeface="Nirmala UI"/>
+        <a:font script="Osma" typeface="Ebrima"/>
+        <a:font script="Phag" typeface="Phagspa"/>
+        <a:font script="Syrn" typeface="Estrangelo Edessa"/>
+        <a:font script="Syrj" typeface="Estrangelo Edessa"/>
+        <a:font script="Syre" typeface="Estrangelo Edessa"/>
+        <a:font script="Sora" typeface="Nirmala UI"/>
+        <a:font script="Tale" typeface="Microsoft Tai Le"/>
+        <a:font script="Talu" typeface="Microsoft New Tai Lue"/>
+        <a:font script="Tfng" typeface="Ebrima"/>
+      </a:minorFont>
+    </a:fontScheme>
+    <a:fmtScheme name="Office">
+      <a:fillStyleLst>
+        <a:solidFill>
+          <a:schemeClr val="phClr"/>
+        </a:solidFill>
+        <a:gradFill rotWithShape="1">
+          <a:gsLst>
+            <a:gs pos="0">
+              <a:schemeClr val="phClr">
+                <a:lumMod val="110000"/>
+                <a:satMod val="105000"/>
+                <a:tint val="67000"/>
+              </a:schemeClr>
+            </a:gs>
+            <a:gs pos="50000">
+              <a:schemeClr val="phClr">
+                <a:lumMod val="105000"/>
+                <a:satMod val="103000"/>
+                <a:tint val="73000"/>
+              </a:schemeClr>
+            </a:gs>
+            <a:gs pos="100000">
+              <a:schemeClr val="phClr">
+                <a:lumMod val="105000"/>
+                <a:satMod val="109000"/>
+                <a:tint val="81000"/>
+              </a:schemeClr>
+            </a:gs>
+          </a:gsLst>
+          <a:lin ang="5400000" scaled="0"/>
+        </a:gradFill>
+        <a:gradFill rotWithShape="1">
+          <a:gsLst>
+            <a:gs pos="0">
+              <a:schemeClr val="phClr">
+                <a:satMod val="103000"/>
+                <a:lumMod val="102000"/>
+                <a:tint val="94000"/>
+              </a:schemeClr>
+            </a:gs>
+            <a:gs pos="50000">
+              <a:schemeClr val="phClr">
+                <a:satMod val="110000"/>
+                <a:lumMod val="100000"/>
+                <a:shade val="100000"/>
+              </a:schemeClr>
+            </a:gs>
+            <a:gs pos="100000">
+              <a:schemeClr val="phClr">
+                <a:lumMod val="99000"/>
+                <a:satMod val="120000"/>
+                <a:shade val="78000"/>
+              </a:schemeClr>
+            </a:gs>
+          </a:gsLst>
+          <a:lin ang="5400000" scaled="0"/>
+        </a:gradFill>
+      </a:fillStyleLst>
+      <a:lnStyleLst>
+        <a:ln w="6350" cap="flat" cmpd="sng" algn="ctr">
+          <a:solidFill>
+            <a:schemeClr val="phClr"/>
+          </a:solidFill>
+          <a:prstDash val="solid"/>
+          <a:miter lim="800000"/>
+        </a:ln>
+        <a:ln w="12700" cap="flat" cmpd="sng" algn="ctr">
+          <a:solidFill>
+            <a:schemeClr val="phClr"/>
+          </a:solidFill>
+          <a:prstDash val="solid"/>
+          <a:miter lim="800000"/>
+        </a:ln>
+        <a:ln w="19050" cap="flat" cmpd="sng" algn="ctr">
+          <a:solidFill>
+            <a:schemeClr val="phClr"/>
+          </a:solidFill>
+          <a:prstDash val="solid"/>
+          <a:miter lim="800000"/>
+        </a:ln>
+      </a:lnStyleLst>
+      <a:effectStyleLst>
+        <a:effectStyle>
+          <a:effectLst/>
+        </a:effectStyle>
+        <a:effectStyle>
+          <a:effectLst/>
+        </a:effectStyle>
+        <a:effectStyle>
+          <a:effectLst>
+            <a:outerShdw blurRad="57150" dist="19050" dir="5400000" algn="ctr" rotWithShape="0">
+              <a:srgbClr val="000000">
+                <a:alpha val="63000"/>
+              </a:srgbClr>
+            </a:outerShdw>
+          </a:effectLst>
+        </a:effectStyle>
+      </a:effectStyleLst>
+      <a:bgFillStyleLst>
+        <a:solidFill>
+          <a:schemeClr val="phClr"/>
+        </a:solidFill>
+        <a:solidFill>
+          <a:schemeClr val="phClr">
+            <a:tint val="95000"/>
+            <a:satMod val="170000"/>
+          </a:schemeClr>
+        </a:solidFill>
+        <a:gradFill rotWithShape="1">
+          <a:gsLst>
+            <a:gs pos="0">
+              <a:schemeClr val="phClr">
+                <a:tint val="93000"/>
+                <a:satMod val="150000"/>
+                <a:shade val="98000"/>
+                <a:lumMod val="102000"/>
+              </a:schemeClr>
+            </a:gs>
+            <a:gs pos="50000">
+              <a:schemeClr val="phClr">
+                <a:tint val="98000"/>
+                <a:satMod val="130000"/>
+                <a:shade val="90000"/>
+                <a:lumMod val="103000"/>
+              </a:schemeClr>
+            </a:gs>
+            <a:gs pos="100000">
+              <a:schemeClr val="phClr">
+                <a:shade val="63000"/>
+                <a:satMod val="120000"/>
+              </a:schemeClr>
+            </a:gs>
+          </a:gsLst>
+          <a:lin ang="5400000" scaled="0"/>
+        </a:gradFill>
+      </a:bgFillStyleLst>
+    </a:fmtScheme>
+  </a:themeElements>
+  <a:objectDefaults/>
+  <a:extraClrSchemeLst/>
+  <a:extLst>
+    <a:ext uri="{05A4C25C-085E-4340-85A3-A5531E510DB2}">
+      <thm15:themeFamily xmlns:thm15="http://schemas.microsoft.com/office/thememl/2012/main" name="Office Theme" id="{62F939B6-93AF-4DB8-9C6B-D6C7DFDC589F}" vid="{4A3C46E8-61CC-4603-A589-7422A47A8E4A}"/>
+    </a:ext>
+  </a:extLst>
+</a:theme>
 </file>